--- a/DOCS/DATA WAREHOUSE UFC.docx
+++ b/DOCS/DATA WAREHOUSE UFC.docx
@@ -1660,7 +1660,19 @@
         <w:rPr>
           <w:rFonts w:ascii="Arial" w:hAnsi="Arial" w:cs="Arial"/>
         </w:rPr>
-        <w:t xml:space="preserve">Analisar, com base em 7.337 lutas válidas do </w:t>
+        <w:t xml:space="preserve">Analisar, com base em </w:t>
+      </w:r>
+      <w:r>
+        <w:rPr>
+          <w:rFonts w:ascii="Arial" w:hAnsi="Arial" w:cs="Arial"/>
+        </w:rPr>
+        <w:t>7.482</w:t>
+      </w:r>
+      <w:r>
+        <w:rPr>
+          <w:rFonts w:ascii="Arial" w:hAnsi="Arial" w:cs="Arial"/>
+        </w:rPr>
+        <w:t xml:space="preserve"> lutas válidas do </w:t>
       </w:r>
       <w:proofErr w:type="spellStart"/>
       <w:r>
@@ -3336,15 +3348,7 @@
           <w:b/>
           <w:bCs/>
         </w:rPr>
-        <w:t xml:space="preserve">aos </w:t>
-      </w:r>
-      <w:r>
-        <w:rPr>
-          <w:rFonts w:ascii="Arial" w:hAnsi="Arial" w:cs="Arial"/>
-          <w:b/>
-          <w:bCs/>
-        </w:rPr>
-        <w:t>eventos</w:t>
+        <w:t>aos eventos</w:t>
       </w:r>
     </w:p>
     <w:tbl>
@@ -5381,24 +5385,52 @@
               <w:rPr>
                 <w:lang w:val="en-US"/>
               </w:rPr>
-              <w:t>Punches to Head On Ground</w:t>
-            </w:r>
+              <w:t xml:space="preserve">Punches to Head </w:t>
+            </w:r>
+            <w:proofErr w:type="gramStart"/>
             <w:r>
               <w:rPr>
                 <w:lang w:val="en-US"/>
               </w:rPr>
+              <w:t>On</w:t>
+            </w:r>
+            <w:proofErr w:type="gramEnd"/>
+            <w:r>
+              <w:rPr>
+                <w:lang w:val="en-US"/>
+              </w:rPr>
+              <w:t xml:space="preserve"> Ground</w:t>
+            </w:r>
+            <w:r>
+              <w:rPr>
+                <w:lang w:val="en-US"/>
+              </w:rPr>
               <w:t xml:space="preserve">, </w:t>
             </w:r>
             <w:r>
               <w:rPr>
                 <w:lang w:val="en-US"/>
               </w:rPr>
-              <w:t>Punch to Head At Distance</w:t>
-            </w:r>
+              <w:t xml:space="preserve">Punch to Head </w:t>
+            </w:r>
+            <w:proofErr w:type="gramStart"/>
             <w:r>
               <w:rPr>
                 <w:lang w:val="en-US"/>
               </w:rPr>
+              <w:t>At</w:t>
+            </w:r>
+            <w:proofErr w:type="gramEnd"/>
+            <w:r>
+              <w:rPr>
+                <w:lang w:val="en-US"/>
+              </w:rPr>
+              <w:t xml:space="preserve"> Distance</w:t>
+            </w:r>
+            <w:r>
+              <w:rPr>
+                <w:lang w:val="en-US"/>
+              </w:rPr>
               <w:t xml:space="preserve">, </w:t>
             </w:r>
             <w:r>
@@ -5417,7 +5449,35 @@
               <w:rPr>
                 <w:lang w:val="en-US"/>
               </w:rPr>
-              <w:t>Jeff Rexroad 27 - 30.Junichiro Kamijo 28 - 29.Chris Lee 28 - 29.</w:t>
+              <w:t xml:space="preserve">Jeff Rexroad 27 - </w:t>
+            </w:r>
+            <w:proofErr w:type="gramStart"/>
+            <w:r>
+              <w:rPr>
+                <w:lang w:val="en-US"/>
+              </w:rPr>
+              <w:t>30.Junichiro</w:t>
+            </w:r>
+            <w:proofErr w:type="gramEnd"/>
+            <w:r>
+              <w:rPr>
+                <w:lang w:val="en-US"/>
+              </w:rPr>
+              <w:t xml:space="preserve"> Kamijo 28 - </w:t>
+            </w:r>
+            <w:proofErr w:type="gramStart"/>
+            <w:r>
+              <w:rPr>
+                <w:lang w:val="en-US"/>
+              </w:rPr>
+              <w:t>29.Chris</w:t>
+            </w:r>
+            <w:proofErr w:type="gramEnd"/>
+            <w:r>
+              <w:rPr>
+                <w:lang w:val="en-US"/>
+              </w:rPr>
+              <w:t xml:space="preserve"> Lee 28 - 29.</w:t>
             </w:r>
           </w:p>
         </w:tc>
@@ -7772,15 +7832,7 @@
                 <w:szCs w:val="24"/>
                 <w:lang w:val="en-US"/>
               </w:rPr>
-              <w:t>UFC 326: Holloway vs. Oliveira 2</w:t>
-            </w:r>
-            <w:r>
-              <w:rPr>
-                <w:rFonts w:cs="Calibri"/>
-                <w:szCs w:val="24"/>
-                <w:lang w:val="en-US"/>
-              </w:rPr>
-              <w:t>,</w:t>
+              <w:t>UFC 326: Holloway vs. Oliveira 2,</w:t>
             </w:r>
           </w:p>
           <w:p>
@@ -7910,14 +7962,7 @@
                 <w:rFonts w:cs="Calibri"/>
                 <w:szCs w:val="24"/>
               </w:rPr>
-              <w:t xml:space="preserve"> 07, 2026</w:t>
-            </w:r>
-            <w:r>
-              <w:rPr>
-                <w:rFonts w:cs="Calibri"/>
-                <w:szCs w:val="24"/>
-              </w:rPr>
-              <w:t>;</w:t>
+              <w:t xml:space="preserve"> 07, 2026;</w:t>
             </w:r>
           </w:p>
           <w:p>
@@ -7941,14 +7986,7 @@
                 <w:rFonts w:cs="Calibri"/>
                 <w:szCs w:val="24"/>
               </w:rPr>
-              <w:t xml:space="preserve"> 28, 2026</w:t>
-            </w:r>
-            <w:r>
-              <w:rPr>
-                <w:rFonts w:cs="Calibri"/>
-                <w:szCs w:val="24"/>
-              </w:rPr>
-              <w:t>;</w:t>
+              <w:t xml:space="preserve"> 28, 2026;</w:t>
             </w:r>
           </w:p>
           <w:p>
@@ -8096,36 +8134,22 @@
                 <w:rFonts w:cs="Calibri"/>
                 <w:szCs w:val="24"/>
               </w:rPr>
-              <w:t xml:space="preserve"> Vegas, Nevada, USA</w:t>
-            </w:r>
-            <w:r>
-              <w:rPr>
-                <w:rFonts w:cs="Calibri"/>
-                <w:szCs w:val="24"/>
-              </w:rPr>
-              <w:t>;</w:t>
-            </w:r>
-          </w:p>
-          <w:p>
-            <w:pPr>
-              <w:rPr>
-                <w:rFonts w:cs="Calibri"/>
-                <w:szCs w:val="24"/>
-              </w:rPr>
-            </w:pPr>
-            <w:r>
-              <w:rPr>
-                <w:rFonts w:cs="Calibri"/>
-                <w:szCs w:val="24"/>
-              </w:rPr>
-              <w:t>Mexico City, Distrito Federal, Mexico</w:t>
-            </w:r>
-            <w:r>
-              <w:rPr>
-                <w:rFonts w:cs="Calibri"/>
-                <w:szCs w:val="24"/>
-              </w:rPr>
-              <w:t>;</w:t>
+              <w:t xml:space="preserve"> Vegas, Nevada, USA;</w:t>
+            </w:r>
+          </w:p>
+          <w:p>
+            <w:pPr>
+              <w:rPr>
+                <w:rFonts w:cs="Calibri"/>
+                <w:szCs w:val="24"/>
+              </w:rPr>
+            </w:pPr>
+            <w:r>
+              <w:rPr>
+                <w:rFonts w:cs="Calibri"/>
+                <w:szCs w:val="24"/>
+              </w:rPr>
+              <w:t>Mexico City, Distrito Federal, Mexico;</w:t>
             </w:r>
           </w:p>
           <w:p>
@@ -9539,19 +9563,19 @@
         <w:tblLook w:val="04A0" w:firstRow="1" w:lastRow="0" w:firstColumn="1" w:lastColumn="0" w:noHBand="0" w:noVBand="1"/>
       </w:tblPr>
       <w:tblGrid>
-        <w:gridCol w:w="1170"/>
-        <w:gridCol w:w="1271"/>
-        <w:gridCol w:w="934"/>
-        <w:gridCol w:w="934"/>
-        <w:gridCol w:w="938"/>
-        <w:gridCol w:w="938"/>
+        <w:gridCol w:w="1247"/>
+        <w:gridCol w:w="1269"/>
+        <w:gridCol w:w="797"/>
+        <w:gridCol w:w="940"/>
+        <w:gridCol w:w="1062"/>
+        <w:gridCol w:w="870"/>
         <w:gridCol w:w="1092"/>
         <w:gridCol w:w="1217"/>
       </w:tblGrid>
       <w:tr>
         <w:tc>
           <w:tcPr>
-            <w:tcW w:w="689" w:type="pct"/>
+            <w:tcW w:w="734" w:type="pct"/>
           </w:tcPr>
           <w:p>
             <w:pPr>
@@ -9571,7 +9595,7 @@
         </w:tc>
         <w:tc>
           <w:tcPr>
-            <w:tcW w:w="748" w:type="pct"/>
+            <w:tcW w:w="747" w:type="pct"/>
           </w:tcPr>
           <w:p>
             <w:pPr>
@@ -9591,7 +9615,7 @@
         </w:tc>
         <w:tc>
           <w:tcPr>
-            <w:tcW w:w="550" w:type="pct"/>
+            <w:tcW w:w="470" w:type="pct"/>
           </w:tcPr>
           <w:p>
             <w:pPr>
@@ -9611,7 +9635,7 @@
         </w:tc>
         <w:tc>
           <w:tcPr>
-            <w:tcW w:w="550" w:type="pct"/>
+            <w:tcW w:w="553" w:type="pct"/>
           </w:tcPr>
           <w:p>
             <w:pPr>
@@ -9631,7 +9655,7 @@
         </w:tc>
         <w:tc>
           <w:tcPr>
-            <w:tcW w:w="552" w:type="pct"/>
+            <w:tcW w:w="625" w:type="pct"/>
           </w:tcPr>
           <w:p>
             <w:pPr>
@@ -9651,7 +9675,7 @@
         </w:tc>
         <w:tc>
           <w:tcPr>
-            <w:tcW w:w="552" w:type="pct"/>
+            <w:tcW w:w="512" w:type="pct"/>
           </w:tcPr>
           <w:p>
             <w:pPr>
@@ -9713,7 +9737,7 @@
       <w:tr>
         <w:tc>
           <w:tcPr>
-            <w:tcW w:w="689" w:type="pct"/>
+            <w:tcW w:w="734" w:type="pct"/>
             <w:vAlign w:val="bottom"/>
           </w:tcPr>
           <w:p>
@@ -9736,7 +9760,7 @@
         </w:tc>
         <w:tc>
           <w:tcPr>
-            <w:tcW w:w="748" w:type="pct"/>
+            <w:tcW w:w="747" w:type="pct"/>
           </w:tcPr>
           <w:p>
             <w:pPr>
@@ -9773,7 +9797,7 @@
         </w:tc>
         <w:tc>
           <w:tcPr>
-            <w:tcW w:w="550" w:type="pct"/>
+            <w:tcW w:w="470" w:type="pct"/>
           </w:tcPr>
           <w:p>
             <w:pPr>
@@ -9794,7 +9818,7 @@
         </w:tc>
         <w:tc>
           <w:tcPr>
-            <w:tcW w:w="550" w:type="pct"/>
+            <w:tcW w:w="553" w:type="pct"/>
           </w:tcPr>
           <w:p>
             <w:pPr>
@@ -9815,7 +9839,7 @@
         </w:tc>
         <w:tc>
           <w:tcPr>
-            <w:tcW w:w="552" w:type="pct"/>
+            <w:tcW w:w="625" w:type="pct"/>
           </w:tcPr>
           <w:p>
             <w:pPr>
@@ -9836,7 +9860,7 @@
         </w:tc>
         <w:tc>
           <w:tcPr>
-            <w:tcW w:w="552" w:type="pct"/>
+            <w:tcW w:w="512" w:type="pct"/>
           </w:tcPr>
           <w:p>
             <w:pPr>
@@ -9911,7 +9935,7 @@
       <w:tr>
         <w:tc>
           <w:tcPr>
-            <w:tcW w:w="689" w:type="pct"/>
+            <w:tcW w:w="734" w:type="pct"/>
             <w:vAlign w:val="bottom"/>
           </w:tcPr>
           <w:p>
@@ -9934,7 +9958,7 @@
         </w:tc>
         <w:tc>
           <w:tcPr>
-            <w:tcW w:w="748" w:type="pct"/>
+            <w:tcW w:w="747" w:type="pct"/>
           </w:tcPr>
           <w:p>
             <w:pPr>
@@ -9964,7 +9988,7 @@
         </w:tc>
         <w:tc>
           <w:tcPr>
-            <w:tcW w:w="550" w:type="pct"/>
+            <w:tcW w:w="470" w:type="pct"/>
           </w:tcPr>
           <w:p>
             <w:pPr>
@@ -9985,7 +10009,7 @@
         </w:tc>
         <w:tc>
           <w:tcPr>
-            <w:tcW w:w="550" w:type="pct"/>
+            <w:tcW w:w="553" w:type="pct"/>
           </w:tcPr>
           <w:p>
             <w:pPr>
@@ -10006,7 +10030,7 @@
         </w:tc>
         <w:tc>
           <w:tcPr>
-            <w:tcW w:w="552" w:type="pct"/>
+            <w:tcW w:w="625" w:type="pct"/>
           </w:tcPr>
           <w:p>
             <w:pPr>
@@ -10027,7 +10051,7 @@
         </w:tc>
         <w:tc>
           <w:tcPr>
-            <w:tcW w:w="552" w:type="pct"/>
+            <w:tcW w:w="512" w:type="pct"/>
           </w:tcPr>
           <w:p>
             <w:pPr>
@@ -10102,7 +10126,7 @@
       <w:tr>
         <w:tc>
           <w:tcPr>
-            <w:tcW w:w="689" w:type="pct"/>
+            <w:tcW w:w="734" w:type="pct"/>
             <w:vAlign w:val="bottom"/>
           </w:tcPr>
           <w:p>
@@ -10125,7 +10149,7 @@
         </w:tc>
         <w:tc>
           <w:tcPr>
-            <w:tcW w:w="748" w:type="pct"/>
+            <w:tcW w:w="747" w:type="pct"/>
           </w:tcPr>
           <w:p>
             <w:pPr>
@@ -10146,7 +10170,7 @@
         </w:tc>
         <w:tc>
           <w:tcPr>
-            <w:tcW w:w="550" w:type="pct"/>
+            <w:tcW w:w="470" w:type="pct"/>
           </w:tcPr>
           <w:p>
             <w:pPr>
@@ -10167,7 +10191,7 @@
         </w:tc>
         <w:tc>
           <w:tcPr>
-            <w:tcW w:w="550" w:type="pct"/>
+            <w:tcW w:w="553" w:type="pct"/>
           </w:tcPr>
           <w:p>
             <w:pPr>
@@ -10188,7 +10212,7 @@
         </w:tc>
         <w:tc>
           <w:tcPr>
-            <w:tcW w:w="552" w:type="pct"/>
+            <w:tcW w:w="625" w:type="pct"/>
           </w:tcPr>
           <w:p>
             <w:pPr>
@@ -10209,7 +10233,7 @@
         </w:tc>
         <w:tc>
           <w:tcPr>
-            <w:tcW w:w="552" w:type="pct"/>
+            <w:tcW w:w="512" w:type="pct"/>
           </w:tcPr>
           <w:p>
             <w:pPr>
@@ -10284,7 +10308,7 @@
       <w:tr>
         <w:tc>
           <w:tcPr>
-            <w:tcW w:w="689" w:type="pct"/>
+            <w:tcW w:w="734" w:type="pct"/>
             <w:vAlign w:val="bottom"/>
           </w:tcPr>
           <w:p>
@@ -10307,7 +10331,7 @@
         </w:tc>
         <w:tc>
           <w:tcPr>
-            <w:tcW w:w="748" w:type="pct"/>
+            <w:tcW w:w="747" w:type="pct"/>
           </w:tcPr>
           <w:p>
             <w:pPr>
@@ -10328,7 +10352,7 @@
         </w:tc>
         <w:tc>
           <w:tcPr>
-            <w:tcW w:w="550" w:type="pct"/>
+            <w:tcW w:w="470" w:type="pct"/>
           </w:tcPr>
           <w:p>
             <w:pPr>
@@ -10349,7 +10373,7 @@
         </w:tc>
         <w:tc>
           <w:tcPr>
-            <w:tcW w:w="550" w:type="pct"/>
+            <w:tcW w:w="553" w:type="pct"/>
           </w:tcPr>
           <w:p>
             <w:pPr>
@@ -10370,7 +10394,7 @@
         </w:tc>
         <w:tc>
           <w:tcPr>
-            <w:tcW w:w="552" w:type="pct"/>
+            <w:tcW w:w="625" w:type="pct"/>
           </w:tcPr>
           <w:p>
             <w:pPr>
@@ -10391,7 +10415,7 @@
         </w:tc>
         <w:tc>
           <w:tcPr>
-            <w:tcW w:w="552" w:type="pct"/>
+            <w:tcW w:w="512" w:type="pct"/>
           </w:tcPr>
           <w:p>
             <w:pPr>
@@ -10466,7 +10490,7 @@
       <w:tr>
         <w:tc>
           <w:tcPr>
-            <w:tcW w:w="689" w:type="pct"/>
+            <w:tcW w:w="734" w:type="pct"/>
             <w:vAlign w:val="bottom"/>
           </w:tcPr>
           <w:p>
@@ -10479,164 +10503,137 @@
             </w:pPr>
             <w:r>
               <w:rPr>
-                <w:rFonts w:cs="Calibri"/>
-                <w:color w:val="000000"/>
-                <w:szCs w:val="22"/>
-              </w:rPr>
-              <w:t>SIG.STR.</w:t>
-            </w:r>
-          </w:p>
-        </w:tc>
-        <w:tc>
-          <w:tcPr>
-            <w:tcW w:w="748" w:type="pct"/>
-          </w:tcPr>
-          <w:p>
-            <w:pPr>
-              <w:jc w:val="center"/>
-              <w:rPr>
-                <w:b/>
-                <w:bCs w:val="0"/>
-              </w:rPr>
-            </w:pPr>
-            <w:r>
-              <w:rPr>
-                <w:b/>
-                <w:bCs w:val="0"/>
-              </w:rPr>
-              <w:t xml:space="preserve">0 </w:t>
-            </w:r>
-            <w:proofErr w:type="spellStart"/>
-            <w:r>
-              <w:rPr>
-                <w:b/>
-                <w:bCs w:val="0"/>
-              </w:rPr>
-              <w:t>of</w:t>
-            </w:r>
-            <w:proofErr w:type="spellEnd"/>
-            <w:r>
-              <w:rPr>
-                <w:b/>
-                <w:bCs w:val="0"/>
-              </w:rPr>
-              <w:t xml:space="preserve"> 1</w:t>
-            </w:r>
-          </w:p>
-        </w:tc>
-        <w:tc>
-          <w:tcPr>
-            <w:tcW w:w="550" w:type="pct"/>
-          </w:tcPr>
-          <w:p>
-            <w:pPr>
-              <w:jc w:val="center"/>
-              <w:rPr>
-                <w:b/>
-                <w:bCs w:val="0"/>
-              </w:rPr>
-            </w:pPr>
-            <w:r>
-              <w:rPr>
-                <w:b/>
-                <w:bCs w:val="0"/>
-              </w:rPr>
-              <w:t>-</w:t>
-            </w:r>
-          </w:p>
-        </w:tc>
-        <w:tc>
-          <w:tcPr>
-            <w:tcW w:w="550" w:type="pct"/>
-          </w:tcPr>
-          <w:p>
-            <w:pPr>
-              <w:jc w:val="center"/>
-              <w:rPr>
-                <w:b/>
-                <w:bCs w:val="0"/>
-              </w:rPr>
-            </w:pPr>
-            <w:r>
-              <w:rPr>
-                <w:b/>
-                <w:bCs w:val="0"/>
-              </w:rPr>
-              <w:t>-</w:t>
-            </w:r>
-          </w:p>
-        </w:tc>
-        <w:tc>
-          <w:tcPr>
-            <w:tcW w:w="552" w:type="pct"/>
-          </w:tcPr>
-          <w:p>
-            <w:pPr>
-              <w:jc w:val="center"/>
-              <w:rPr>
-                <w:b/>
-                <w:bCs w:val="0"/>
-              </w:rPr>
-            </w:pPr>
-            <w:r>
-              <w:rPr>
-                <w:b/>
-                <w:bCs w:val="0"/>
-              </w:rPr>
-              <w:t>-</w:t>
-            </w:r>
-          </w:p>
-        </w:tc>
-        <w:tc>
-          <w:tcPr>
-            <w:tcW w:w="552" w:type="pct"/>
-          </w:tcPr>
-          <w:p>
-            <w:pPr>
-              <w:jc w:val="center"/>
-              <w:rPr>
-                <w:b/>
-                <w:bCs w:val="0"/>
-              </w:rPr>
-            </w:pPr>
-            <w:r>
-              <w:rPr>
-                <w:b/>
-                <w:bCs w:val="0"/>
-              </w:rPr>
-              <w:t>0 (0%)</w:t>
-            </w:r>
-          </w:p>
-        </w:tc>
-        <w:tc>
-          <w:tcPr>
-            <w:tcW w:w="643" w:type="pct"/>
-            <w:vAlign w:val="bottom"/>
-          </w:tcPr>
-          <w:p>
-            <w:pPr>
-              <w:jc w:val="center"/>
-              <w:rPr>
-                <w:b/>
-                <w:bCs w:val="0"/>
-              </w:rPr>
-            </w:pPr>
-            <w:r>
-              <w:rPr>
                 <w:rFonts w:ascii="Aptos Narrow" w:hAnsi="Aptos Narrow"/>
-                <w:b/>
-                <w:bCs w:val="0"/>
                 <w:color w:val="000000"/>
                 <w:sz w:val="22"/>
                 <w:szCs w:val="22"/>
               </w:rPr>
-              <w:t>3418</w:t>
-            </w:r>
-          </w:p>
-        </w:tc>
-        <w:tc>
-          <w:tcPr>
-            <w:tcW w:w="716" w:type="pct"/>
+              <w:t>SIG.STR. LANDED</w:t>
+            </w:r>
+          </w:p>
+        </w:tc>
+        <w:tc>
+          <w:tcPr>
+            <w:tcW w:w="747" w:type="pct"/>
+          </w:tcPr>
+          <w:p>
+            <w:pPr>
+              <w:jc w:val="center"/>
+              <w:rPr>
+                <w:b/>
+                <w:bCs w:val="0"/>
+              </w:rPr>
+            </w:pPr>
+            <w:r>
+              <w:rPr>
+                <w:b/>
+                <w:bCs w:val="0"/>
+              </w:rPr>
+              <w:t>10</w:t>
+            </w:r>
+          </w:p>
+        </w:tc>
+        <w:tc>
+          <w:tcPr>
+            <w:tcW w:w="470" w:type="pct"/>
+          </w:tcPr>
+          <w:p>
+            <w:pPr>
+              <w:jc w:val="center"/>
+              <w:rPr>
+                <w:b/>
+                <w:bCs w:val="0"/>
+              </w:rPr>
+            </w:pPr>
+            <w:r>
+              <w:rPr>
+                <w:b/>
+                <w:bCs w:val="0"/>
+              </w:rPr>
+              <w:t>0</w:t>
+            </w:r>
+          </w:p>
+        </w:tc>
+        <w:tc>
+          <w:tcPr>
+            <w:tcW w:w="553" w:type="pct"/>
+          </w:tcPr>
+          <w:p>
+            <w:pPr>
+              <w:jc w:val="center"/>
+              <w:rPr>
+                <w:b/>
+                <w:bCs w:val="0"/>
+              </w:rPr>
+            </w:pPr>
+            <w:r>
+              <w:rPr>
+                <w:b/>
+                <w:bCs w:val="0"/>
+              </w:rPr>
+              <w:t>141</w:t>
+            </w:r>
+          </w:p>
+        </w:tc>
+        <w:tc>
+          <w:tcPr>
+            <w:tcW w:w="625" w:type="pct"/>
+          </w:tcPr>
+          <w:p>
+            <w:pPr>
+              <w:jc w:val="center"/>
+              <w:rPr>
+                <w:b/>
+                <w:bCs w:val="0"/>
+              </w:rPr>
+            </w:pPr>
+            <w:r>
+              <w:rPr>
+                <w:b/>
+                <w:bCs w:val="0"/>
+              </w:rPr>
+              <w:t>16</w:t>
+            </w:r>
+            <w:r>
+              <w:rPr>
+                <w:b/>
+                <w:bCs w:val="0"/>
+              </w:rPr>
+              <w:t>,</w:t>
+            </w:r>
+            <w:r>
+              <w:rPr>
+                <w:b/>
+                <w:bCs w:val="0"/>
+              </w:rPr>
+              <w:t>19</w:t>
+            </w:r>
+          </w:p>
+        </w:tc>
+        <w:tc>
+          <w:tcPr>
+            <w:tcW w:w="512" w:type="pct"/>
+          </w:tcPr>
+          <w:p>
+            <w:pPr>
+              <w:jc w:val="center"/>
+              <w:rPr>
+                <w:b/>
+                <w:bCs w:val="0"/>
+              </w:rPr>
+            </w:pPr>
+            <w:r>
+              <w:rPr>
+                <w:b/>
+                <w:bCs w:val="0"/>
+              </w:rPr>
+              <w:t>0 (0%)</w:t>
+            </w:r>
+          </w:p>
+        </w:tc>
+        <w:tc>
+          <w:tcPr>
+            <w:tcW w:w="643" w:type="pct"/>
             <w:vAlign w:val="bottom"/>
           </w:tcPr>
           <w:p>
@@ -10656,143 +10653,13 @@
                 <w:sz w:val="22"/>
                 <w:szCs w:val="22"/>
               </w:rPr>
-              <w:t>1068</w:t>
-            </w:r>
-          </w:p>
-        </w:tc>
-      </w:tr>
-      <w:tr>
-        <w:tc>
-          <w:tcPr>
-            <w:tcW w:w="689" w:type="pct"/>
-            <w:vAlign w:val="bottom"/>
-          </w:tcPr>
-          <w:p>
-            <w:pPr>
-              <w:jc w:val="both"/>
-              <w:rPr>
-                <w:b/>
-                <w:bCs w:val="0"/>
-              </w:rPr>
-            </w:pPr>
-            <w:r>
-              <w:rPr>
-                <w:rFonts w:cs="Calibri"/>
-                <w:color w:val="000000"/>
-                <w:szCs w:val="22"/>
-              </w:rPr>
-              <w:t>SIG.STR. %</w:t>
-            </w:r>
-          </w:p>
-        </w:tc>
-        <w:tc>
-          <w:tcPr>
-            <w:tcW w:w="748" w:type="pct"/>
-          </w:tcPr>
-          <w:p>
-            <w:pPr>
-              <w:jc w:val="center"/>
-              <w:rPr>
-                <w:b/>
-                <w:bCs w:val="0"/>
-              </w:rPr>
-            </w:pPr>
-            <w:r>
-              <w:rPr>
-                <w:b/>
-                <w:bCs w:val="0"/>
-              </w:rPr>
-              <w:t>50%</w:t>
-            </w:r>
-          </w:p>
-        </w:tc>
-        <w:tc>
-          <w:tcPr>
-            <w:tcW w:w="550" w:type="pct"/>
-          </w:tcPr>
-          <w:p>
-            <w:pPr>
-              <w:jc w:val="center"/>
-              <w:rPr>
-                <w:b/>
-                <w:bCs w:val="0"/>
-              </w:rPr>
-            </w:pPr>
-            <w:r>
-              <w:rPr>
-                <w:b/>
-                <w:bCs w:val="0"/>
-              </w:rPr>
-              <w:t>-</w:t>
-            </w:r>
-          </w:p>
-        </w:tc>
-        <w:tc>
-          <w:tcPr>
-            <w:tcW w:w="550" w:type="pct"/>
-          </w:tcPr>
-          <w:p>
-            <w:pPr>
-              <w:jc w:val="center"/>
-              <w:rPr>
-                <w:b/>
-                <w:bCs w:val="0"/>
-              </w:rPr>
-            </w:pPr>
-            <w:r>
-              <w:rPr>
-                <w:b/>
-                <w:bCs w:val="0"/>
-              </w:rPr>
-              <w:t>-</w:t>
-            </w:r>
-          </w:p>
-        </w:tc>
-        <w:tc>
-          <w:tcPr>
-            <w:tcW w:w="552" w:type="pct"/>
-          </w:tcPr>
-          <w:p>
-            <w:pPr>
-              <w:jc w:val="center"/>
-              <w:rPr>
-                <w:b/>
-                <w:bCs w:val="0"/>
-              </w:rPr>
-            </w:pPr>
-            <w:r>
-              <w:rPr>
-                <w:b/>
-                <w:bCs w:val="0"/>
-              </w:rPr>
-              <w:t>-</w:t>
-            </w:r>
-          </w:p>
-        </w:tc>
-        <w:tc>
-          <w:tcPr>
-            <w:tcW w:w="552" w:type="pct"/>
-          </w:tcPr>
-          <w:p>
-            <w:pPr>
-              <w:jc w:val="center"/>
-              <w:rPr>
-                <w:b/>
-                <w:bCs w:val="0"/>
-              </w:rPr>
-            </w:pPr>
-            <w:r>
-              <w:rPr>
-                <w:b/>
-                <w:bCs w:val="0"/>
-              </w:rPr>
-              <w:t>0 (0%)</w:t>
-            </w:r>
-          </w:p>
-        </w:tc>
-        <w:tc>
-          <w:tcPr>
-            <w:tcW w:w="643" w:type="pct"/>
+              <w:t>737</w:t>
+            </w:r>
+          </w:p>
+        </w:tc>
+        <w:tc>
+          <w:tcPr>
+            <w:tcW w:w="716" w:type="pct"/>
             <w:vAlign w:val="bottom"/>
           </w:tcPr>
           <w:p>
@@ -10812,18 +10679,20 @@
                 <w:sz w:val="22"/>
                 <w:szCs w:val="22"/>
               </w:rPr>
-              <w:t>99</w:t>
-            </w:r>
-          </w:p>
-        </w:tc>
-        <w:tc>
-          <w:tcPr>
-            <w:tcW w:w="716" w:type="pct"/>
+              <w:t>0</w:t>
+            </w:r>
+          </w:p>
+        </w:tc>
+      </w:tr>
+      <w:tr>
+        <w:tc>
+          <w:tcPr>
+            <w:tcW w:w="734" w:type="pct"/>
             <w:vAlign w:val="bottom"/>
           </w:tcPr>
           <w:p>
             <w:pPr>
-              <w:jc w:val="center"/>
+              <w:jc w:val="both"/>
               <w:rPr>
                 <w:b/>
                 <w:bCs w:val="0"/>
@@ -10832,44 +10701,17 @@
             <w:r>
               <w:rPr>
                 <w:rFonts w:ascii="Aptos Narrow" w:hAnsi="Aptos Narrow"/>
-                <w:b/>
-                <w:bCs w:val="0"/>
                 <w:color w:val="000000"/>
                 <w:sz w:val="22"/>
                 <w:szCs w:val="22"/>
               </w:rPr>
-              <w:t>2</w:t>
-            </w:r>
-          </w:p>
-        </w:tc>
-      </w:tr>
-      <w:tr>
-        <w:tc>
-          <w:tcPr>
-            <w:tcW w:w="689" w:type="pct"/>
-            <w:vAlign w:val="bottom"/>
-          </w:tcPr>
-          <w:p>
-            <w:pPr>
-              <w:jc w:val="both"/>
-              <w:rPr>
-                <w:b/>
-                <w:bCs w:val="0"/>
-              </w:rPr>
-            </w:pPr>
-            <w:r>
-              <w:rPr>
-                <w:rFonts w:cs="Calibri"/>
-                <w:color w:val="000000"/>
-                <w:szCs w:val="22"/>
-              </w:rPr>
-              <w:t>TOTAL STR.</w:t>
-            </w:r>
-          </w:p>
-        </w:tc>
-        <w:tc>
-          <w:tcPr>
-            <w:tcW w:w="748" w:type="pct"/>
+              <w:t>SIG.STR. ATTEMPTED</w:t>
+            </w:r>
+          </w:p>
+        </w:tc>
+        <w:tc>
+          <w:tcPr>
+            <w:tcW w:w="747" w:type="pct"/>
           </w:tcPr>
           <w:p>
             <w:pPr>
@@ -10884,29 +10726,13 @@
                 <w:b/>
                 <w:bCs w:val="0"/>
               </w:rPr>
-              <w:t xml:space="preserve">0 </w:t>
-            </w:r>
-            <w:proofErr w:type="spellStart"/>
-            <w:r>
-              <w:rPr>
-                <w:b/>
-                <w:bCs w:val="0"/>
-              </w:rPr>
-              <w:t>of</w:t>
-            </w:r>
-            <w:proofErr w:type="spellEnd"/>
-            <w:r>
-              <w:rPr>
-                <w:b/>
-                <w:bCs w:val="0"/>
-              </w:rPr>
-              <w:t xml:space="preserve"> 1</w:t>
-            </w:r>
-          </w:p>
-        </w:tc>
-        <w:tc>
-          <w:tcPr>
-            <w:tcW w:w="550" w:type="pct"/>
+              <w:t>18</w:t>
+            </w:r>
+          </w:p>
+        </w:tc>
+        <w:tc>
+          <w:tcPr>
+            <w:tcW w:w="470" w:type="pct"/>
           </w:tcPr>
           <w:p>
             <w:pPr>
@@ -10921,13 +10747,13 @@
                 <w:b/>
                 <w:bCs w:val="0"/>
               </w:rPr>
-              <w:t>-</w:t>
-            </w:r>
-          </w:p>
-        </w:tc>
-        <w:tc>
-          <w:tcPr>
-            <w:tcW w:w="550" w:type="pct"/>
+              <w:t>0</w:t>
+            </w:r>
+          </w:p>
+        </w:tc>
+        <w:tc>
+          <w:tcPr>
+            <w:tcW w:w="553" w:type="pct"/>
           </w:tcPr>
           <w:p>
             <w:pPr>
@@ -10942,13 +10768,13 @@
                 <w:b/>
                 <w:bCs w:val="0"/>
               </w:rPr>
-              <w:t>-</w:t>
-            </w:r>
-          </w:p>
-        </w:tc>
-        <w:tc>
-          <w:tcPr>
-            <w:tcW w:w="552" w:type="pct"/>
+              <w:t>220</w:t>
+            </w:r>
+          </w:p>
+        </w:tc>
+        <w:tc>
+          <w:tcPr>
+            <w:tcW w:w="625" w:type="pct"/>
           </w:tcPr>
           <w:p>
             <w:pPr>
@@ -10963,13 +10789,27 @@
                 <w:b/>
                 <w:bCs w:val="0"/>
               </w:rPr>
-              <w:t>-</w:t>
-            </w:r>
-          </w:p>
-        </w:tc>
-        <w:tc>
-          <w:tcPr>
-            <w:tcW w:w="552" w:type="pct"/>
+              <w:t>36</w:t>
+            </w:r>
+            <w:r>
+              <w:rPr>
+                <w:b/>
+                <w:bCs w:val="0"/>
+              </w:rPr>
+              <w:t>,</w:t>
+            </w:r>
+            <w:r>
+              <w:rPr>
+                <w:b/>
+                <w:bCs w:val="0"/>
+              </w:rPr>
+              <w:t>18</w:t>
+            </w:r>
+          </w:p>
+        </w:tc>
+        <w:tc>
+          <w:tcPr>
+            <w:tcW w:w="512" w:type="pct"/>
           </w:tcPr>
           <w:p>
             <w:pPr>
@@ -11010,7 +10850,7 @@
                 <w:sz w:val="22"/>
                 <w:szCs w:val="22"/>
               </w:rPr>
-              <w:t>4454</w:t>
+              <w:t>7358</w:t>
             </w:r>
           </w:p>
         </w:tc>
@@ -11036,7 +10876,7 @@
                 <w:sz w:val="22"/>
                 <w:szCs w:val="22"/>
               </w:rPr>
-              <w:t>1405</w:t>
+              <w:t>0</w:t>
             </w:r>
           </w:p>
         </w:tc>
@@ -11044,7 +10884,7 @@
       <w:tr>
         <w:tc>
           <w:tcPr>
-            <w:tcW w:w="689" w:type="pct"/>
+            <w:tcW w:w="734" w:type="pct"/>
             <w:vAlign w:val="bottom"/>
           </w:tcPr>
           <w:p>
@@ -11057,164 +10897,193 @@
             </w:pPr>
             <w:r>
               <w:rPr>
-                <w:rFonts w:cs="Calibri"/>
-                <w:color w:val="000000"/>
-                <w:szCs w:val="22"/>
-              </w:rPr>
-              <w:t>TD</w:t>
-            </w:r>
-          </w:p>
-        </w:tc>
-        <w:tc>
-          <w:tcPr>
-            <w:tcW w:w="748" w:type="pct"/>
-          </w:tcPr>
-          <w:p>
-            <w:pPr>
-              <w:jc w:val="center"/>
-              <w:rPr>
-                <w:b/>
-                <w:bCs w:val="0"/>
-              </w:rPr>
-            </w:pPr>
-            <w:r>
-              <w:rPr>
-                <w:b/>
-                <w:bCs w:val="0"/>
-              </w:rPr>
-              <w:t xml:space="preserve">0 </w:t>
-            </w:r>
-            <w:proofErr w:type="spellStart"/>
-            <w:r>
-              <w:rPr>
-                <w:b/>
-                <w:bCs w:val="0"/>
-              </w:rPr>
-              <w:t>of</w:t>
-            </w:r>
-            <w:proofErr w:type="spellEnd"/>
-            <w:r>
-              <w:rPr>
-                <w:b/>
-                <w:bCs w:val="0"/>
-              </w:rPr>
-              <w:t xml:space="preserve"> 0</w:t>
-            </w:r>
-          </w:p>
-        </w:tc>
-        <w:tc>
-          <w:tcPr>
-            <w:tcW w:w="550" w:type="pct"/>
-          </w:tcPr>
-          <w:p>
-            <w:pPr>
-              <w:jc w:val="center"/>
-              <w:rPr>
-                <w:b/>
-                <w:bCs w:val="0"/>
-              </w:rPr>
-            </w:pPr>
-            <w:r>
-              <w:rPr>
-                <w:b/>
-                <w:bCs w:val="0"/>
-              </w:rPr>
-              <w:t>-</w:t>
-            </w:r>
-          </w:p>
-        </w:tc>
-        <w:tc>
-          <w:tcPr>
-            <w:tcW w:w="550" w:type="pct"/>
-          </w:tcPr>
-          <w:p>
-            <w:pPr>
-              <w:jc w:val="center"/>
-              <w:rPr>
-                <w:b/>
-                <w:bCs w:val="0"/>
-              </w:rPr>
-            </w:pPr>
-            <w:r>
-              <w:rPr>
-                <w:b/>
-                <w:bCs w:val="0"/>
-              </w:rPr>
-              <w:t>-</w:t>
-            </w:r>
-          </w:p>
-        </w:tc>
-        <w:tc>
-          <w:tcPr>
-            <w:tcW w:w="552" w:type="pct"/>
-          </w:tcPr>
-          <w:p>
-            <w:pPr>
-              <w:jc w:val="center"/>
-              <w:rPr>
-                <w:b/>
-                <w:bCs w:val="0"/>
-              </w:rPr>
-            </w:pPr>
-            <w:r>
-              <w:rPr>
-                <w:b/>
-                <w:bCs w:val="0"/>
-              </w:rPr>
-              <w:t>-</w:t>
-            </w:r>
-          </w:p>
-        </w:tc>
-        <w:tc>
-          <w:tcPr>
-            <w:tcW w:w="552" w:type="pct"/>
-          </w:tcPr>
-          <w:p>
-            <w:pPr>
-              <w:jc w:val="center"/>
-              <w:rPr>
-                <w:b/>
-                <w:bCs w:val="0"/>
-              </w:rPr>
-            </w:pPr>
-            <w:r>
-              <w:rPr>
-                <w:b/>
-                <w:bCs w:val="0"/>
-              </w:rPr>
-              <w:t>0 (0%)</w:t>
-            </w:r>
-          </w:p>
-        </w:tc>
-        <w:tc>
-          <w:tcPr>
-            <w:tcW w:w="643" w:type="pct"/>
-            <w:vAlign w:val="bottom"/>
-          </w:tcPr>
-          <w:p>
-            <w:pPr>
-              <w:jc w:val="center"/>
-              <w:rPr>
-                <w:b/>
-                <w:bCs w:val="0"/>
-              </w:rPr>
-            </w:pPr>
-            <w:r>
-              <w:rPr>
                 <w:rFonts w:ascii="Aptos Narrow" w:hAnsi="Aptos Narrow"/>
-                <w:b/>
-                <w:bCs w:val="0"/>
                 <w:color w:val="000000"/>
                 <w:sz w:val="22"/>
                 <w:szCs w:val="22"/>
               </w:rPr>
-              <w:t>73</w:t>
-            </w:r>
-          </w:p>
-        </w:tc>
-        <w:tc>
-          <w:tcPr>
-            <w:tcW w:w="716" w:type="pct"/>
+              <w:t>SIG.STR. %</w:t>
+            </w:r>
+          </w:p>
+        </w:tc>
+        <w:tc>
+          <w:tcPr>
+            <w:tcW w:w="747" w:type="pct"/>
+          </w:tcPr>
+          <w:p>
+            <w:pPr>
+              <w:jc w:val="center"/>
+              <w:rPr>
+                <w:b/>
+                <w:bCs w:val="0"/>
+              </w:rPr>
+            </w:pPr>
+            <w:r>
+              <w:rPr>
+                <w:b/>
+                <w:bCs w:val="0"/>
+              </w:rPr>
+              <w:t>50</w:t>
+            </w:r>
+            <w:r>
+              <w:rPr>
+                <w:b/>
+                <w:bCs w:val="0"/>
+              </w:rPr>
+              <w:t>,</w:t>
+            </w:r>
+            <w:r>
+              <w:rPr>
+                <w:b/>
+                <w:bCs w:val="0"/>
+              </w:rPr>
+              <w:t>0</w:t>
+            </w:r>
+            <w:r>
+              <w:rPr>
+                <w:b/>
+                <w:bCs w:val="0"/>
+              </w:rPr>
+              <w:t>%</w:t>
+            </w:r>
+          </w:p>
+        </w:tc>
+        <w:tc>
+          <w:tcPr>
+            <w:tcW w:w="470" w:type="pct"/>
+          </w:tcPr>
+          <w:p>
+            <w:pPr>
+              <w:jc w:val="center"/>
+              <w:rPr>
+                <w:b/>
+                <w:bCs w:val="0"/>
+              </w:rPr>
+            </w:pPr>
+            <w:r>
+              <w:rPr>
+                <w:b/>
+                <w:bCs w:val="0"/>
+              </w:rPr>
+              <w:t>0.0</w:t>
+            </w:r>
+            <w:r>
+              <w:rPr>
+                <w:b/>
+                <w:bCs w:val="0"/>
+              </w:rPr>
+              <w:t>%</w:t>
+            </w:r>
+          </w:p>
+        </w:tc>
+        <w:tc>
+          <w:tcPr>
+            <w:tcW w:w="553" w:type="pct"/>
+          </w:tcPr>
+          <w:p>
+            <w:pPr>
+              <w:jc w:val="center"/>
+              <w:rPr>
+                <w:b/>
+                <w:bCs w:val="0"/>
+              </w:rPr>
+            </w:pPr>
+            <w:r>
+              <w:rPr>
+                <w:b/>
+                <w:bCs w:val="0"/>
+              </w:rPr>
+              <w:t>100</w:t>
+            </w:r>
+            <w:r>
+              <w:rPr>
+                <w:b/>
+                <w:bCs w:val="0"/>
+              </w:rPr>
+              <w:t>,</w:t>
+            </w:r>
+            <w:r>
+              <w:rPr>
+                <w:b/>
+                <w:bCs w:val="0"/>
+              </w:rPr>
+              <w:t>0</w:t>
+            </w:r>
+            <w:r>
+              <w:rPr>
+                <w:b/>
+                <w:bCs w:val="0"/>
+              </w:rPr>
+              <w:t>%</w:t>
+            </w:r>
+          </w:p>
+        </w:tc>
+        <w:tc>
+          <w:tcPr>
+            <w:tcW w:w="625" w:type="pct"/>
+          </w:tcPr>
+          <w:p>
+            <w:pPr>
+              <w:jc w:val="center"/>
+              <w:rPr>
+                <w:b/>
+                <w:bCs w:val="0"/>
+              </w:rPr>
+            </w:pPr>
+            <w:r>
+              <w:rPr>
+                <w:b/>
+                <w:bCs w:val="0"/>
+              </w:rPr>
+              <w:t>45</w:t>
+            </w:r>
+            <w:r>
+              <w:rPr>
+                <w:b/>
+                <w:bCs w:val="0"/>
+              </w:rPr>
+              <w:t>,</w:t>
+            </w:r>
+            <w:r>
+              <w:rPr>
+                <w:b/>
+                <w:bCs w:val="0"/>
+              </w:rPr>
+              <w:t>277</w:t>
+            </w:r>
+            <w:r>
+              <w:rPr>
+                <w:b/>
+                <w:bCs w:val="0"/>
+              </w:rPr>
+              <w:t>%</w:t>
+            </w:r>
+          </w:p>
+        </w:tc>
+        <w:tc>
+          <w:tcPr>
+            <w:tcW w:w="512" w:type="pct"/>
+          </w:tcPr>
+          <w:p>
+            <w:pPr>
+              <w:jc w:val="center"/>
+              <w:rPr>
+                <w:b/>
+                <w:bCs w:val="0"/>
+              </w:rPr>
+            </w:pPr>
+            <w:r>
+              <w:rPr>
+                <w:b/>
+                <w:bCs w:val="0"/>
+              </w:rPr>
+              <w:t>125 (0%)</w:t>
+            </w:r>
+          </w:p>
+        </w:tc>
+        <w:tc>
+          <w:tcPr>
+            <w:tcW w:w="643" w:type="pct"/>
             <w:vAlign w:val="bottom"/>
           </w:tcPr>
           <w:p>
@@ -11234,143 +11103,13 @@
                 <w:sz w:val="22"/>
                 <w:szCs w:val="22"/>
               </w:rPr>
-              <w:t>11</w:t>
-            </w:r>
-          </w:p>
-        </w:tc>
-      </w:tr>
-      <w:tr>
-        <w:tc>
-          <w:tcPr>
-            <w:tcW w:w="689" w:type="pct"/>
-            <w:vAlign w:val="bottom"/>
-          </w:tcPr>
-          <w:p>
-            <w:pPr>
-              <w:jc w:val="both"/>
-              <w:rPr>
-                <w:b/>
-                <w:bCs w:val="0"/>
-              </w:rPr>
-            </w:pPr>
-            <w:r>
-              <w:rPr>
-                <w:rFonts w:cs="Calibri"/>
-                <w:color w:val="000000"/>
-                <w:szCs w:val="22"/>
-              </w:rPr>
-              <w:t>TD %</w:t>
-            </w:r>
-          </w:p>
-        </w:tc>
-        <w:tc>
-          <w:tcPr>
-            <w:tcW w:w="748" w:type="pct"/>
-          </w:tcPr>
-          <w:p>
-            <w:pPr>
-              <w:jc w:val="center"/>
-              <w:rPr>
-                <w:b/>
-                <w:bCs w:val="0"/>
-              </w:rPr>
-            </w:pPr>
-            <w:r>
-              <w:rPr>
-                <w:b/>
-                <w:bCs w:val="0"/>
-              </w:rPr>
-              <w:t>---</w:t>
-            </w:r>
-          </w:p>
-        </w:tc>
-        <w:tc>
-          <w:tcPr>
-            <w:tcW w:w="550" w:type="pct"/>
-          </w:tcPr>
-          <w:p>
-            <w:pPr>
-              <w:jc w:val="center"/>
-              <w:rPr>
-                <w:b/>
-                <w:bCs w:val="0"/>
-              </w:rPr>
-            </w:pPr>
-            <w:r>
-              <w:rPr>
-                <w:b/>
-                <w:bCs w:val="0"/>
-              </w:rPr>
-              <w:t>-</w:t>
-            </w:r>
-          </w:p>
-        </w:tc>
-        <w:tc>
-          <w:tcPr>
-            <w:tcW w:w="550" w:type="pct"/>
-          </w:tcPr>
-          <w:p>
-            <w:pPr>
-              <w:jc w:val="center"/>
-              <w:rPr>
-                <w:b/>
-                <w:bCs w:val="0"/>
-              </w:rPr>
-            </w:pPr>
-            <w:r>
-              <w:rPr>
-                <w:b/>
-                <w:bCs w:val="0"/>
-              </w:rPr>
-              <w:t>-</w:t>
-            </w:r>
-          </w:p>
-        </w:tc>
-        <w:tc>
-          <w:tcPr>
-            <w:tcW w:w="552" w:type="pct"/>
-          </w:tcPr>
-          <w:p>
-            <w:pPr>
-              <w:jc w:val="center"/>
-              <w:rPr>
-                <w:b/>
-                <w:bCs w:val="0"/>
-              </w:rPr>
-            </w:pPr>
-            <w:r>
-              <w:rPr>
-                <w:b/>
-                <w:bCs w:val="0"/>
-              </w:rPr>
-              <w:t>-</w:t>
-            </w:r>
-          </w:p>
-        </w:tc>
-        <w:tc>
-          <w:tcPr>
-            <w:tcW w:w="552" w:type="pct"/>
-          </w:tcPr>
-          <w:p>
-            <w:pPr>
-              <w:jc w:val="center"/>
-              <w:rPr>
-                <w:b/>
-                <w:bCs w:val="0"/>
-              </w:rPr>
-            </w:pPr>
-            <w:r>
-              <w:rPr>
-                <w:b/>
-                <w:bCs w:val="0"/>
-              </w:rPr>
-              <w:t>0 (0%)</w:t>
-            </w:r>
-          </w:p>
-        </w:tc>
-        <w:tc>
-          <w:tcPr>
-            <w:tcW w:w="643" w:type="pct"/>
+              <w:t>5</w:t>
+            </w:r>
+          </w:p>
+        </w:tc>
+        <w:tc>
+          <w:tcPr>
+            <w:tcW w:w="716" w:type="pct"/>
             <w:vAlign w:val="bottom"/>
           </w:tcPr>
           <w:p>
@@ -11390,18 +11129,20 @@
                 <w:sz w:val="22"/>
                 <w:szCs w:val="22"/>
               </w:rPr>
-              <w:t>41</w:t>
-            </w:r>
-          </w:p>
-        </w:tc>
-        <w:tc>
-          <w:tcPr>
-            <w:tcW w:w="716" w:type="pct"/>
+              <w:t>0</w:t>
+            </w:r>
+          </w:p>
+        </w:tc>
+      </w:tr>
+      <w:tr>
+        <w:tc>
+          <w:tcPr>
+            <w:tcW w:w="734" w:type="pct"/>
             <w:vAlign w:val="bottom"/>
           </w:tcPr>
           <w:p>
             <w:pPr>
-              <w:jc w:val="center"/>
+              <w:jc w:val="both"/>
               <w:rPr>
                 <w:b/>
                 <w:bCs w:val="0"/>
@@ -11410,13 +11151,1033 @@
             <w:r>
               <w:rPr>
                 <w:rFonts w:ascii="Aptos Narrow" w:hAnsi="Aptos Narrow"/>
-                <w:b/>
-                <w:bCs w:val="0"/>
                 <w:color w:val="000000"/>
                 <w:sz w:val="22"/>
                 <w:szCs w:val="22"/>
               </w:rPr>
-              <w:t>5</w:t>
+              <w:t>TOTAL STR. LANDED</w:t>
+            </w:r>
+          </w:p>
+        </w:tc>
+        <w:tc>
+          <w:tcPr>
+            <w:tcW w:w="747" w:type="pct"/>
+          </w:tcPr>
+          <w:p>
+            <w:pPr>
+              <w:jc w:val="center"/>
+              <w:rPr>
+                <w:b/>
+                <w:bCs w:val="0"/>
+              </w:rPr>
+            </w:pPr>
+            <w:r>
+              <w:rPr>
+                <w:b/>
+                <w:bCs w:val="0"/>
+              </w:rPr>
+              <w:t>14</w:t>
+            </w:r>
+          </w:p>
+        </w:tc>
+        <w:tc>
+          <w:tcPr>
+            <w:tcW w:w="470" w:type="pct"/>
+          </w:tcPr>
+          <w:p>
+            <w:pPr>
+              <w:jc w:val="center"/>
+              <w:rPr>
+                <w:b/>
+                <w:bCs w:val="0"/>
+              </w:rPr>
+            </w:pPr>
+            <w:r>
+              <w:rPr>
+                <w:b/>
+                <w:bCs w:val="0"/>
+              </w:rPr>
+              <w:t>0</w:t>
+            </w:r>
+          </w:p>
+        </w:tc>
+        <w:tc>
+          <w:tcPr>
+            <w:tcW w:w="553" w:type="pct"/>
+          </w:tcPr>
+          <w:p>
+            <w:pPr>
+              <w:jc w:val="center"/>
+              <w:rPr>
+                <w:b/>
+                <w:bCs w:val="0"/>
+              </w:rPr>
+            </w:pPr>
+            <w:r>
+              <w:rPr>
+                <w:b/>
+                <w:bCs w:val="0"/>
+              </w:rPr>
+              <w:t>184</w:t>
+            </w:r>
+          </w:p>
+        </w:tc>
+        <w:tc>
+          <w:tcPr>
+            <w:tcW w:w="625" w:type="pct"/>
+          </w:tcPr>
+          <w:p>
+            <w:pPr>
+              <w:jc w:val="center"/>
+              <w:rPr>
+                <w:b/>
+                <w:bCs w:val="0"/>
+              </w:rPr>
+            </w:pPr>
+            <w:r>
+              <w:rPr>
+                <w:b/>
+                <w:bCs w:val="0"/>
+              </w:rPr>
+              <w:t>23</w:t>
+            </w:r>
+            <w:r>
+              <w:rPr>
+                <w:b/>
+                <w:bCs w:val="0"/>
+              </w:rPr>
+              <w:t>,</w:t>
+            </w:r>
+            <w:r>
+              <w:rPr>
+                <w:b/>
+                <w:bCs w:val="0"/>
+              </w:rPr>
+              <w:t>56</w:t>
+            </w:r>
+          </w:p>
+        </w:tc>
+        <w:tc>
+          <w:tcPr>
+            <w:tcW w:w="512" w:type="pct"/>
+          </w:tcPr>
+          <w:p>
+            <w:pPr>
+              <w:jc w:val="center"/>
+              <w:rPr>
+                <w:b/>
+                <w:bCs w:val="0"/>
+              </w:rPr>
+            </w:pPr>
+            <w:r>
+              <w:rPr>
+                <w:b/>
+                <w:bCs w:val="0"/>
+              </w:rPr>
+              <w:t>0 (0%)</w:t>
+            </w:r>
+          </w:p>
+        </w:tc>
+        <w:tc>
+          <w:tcPr>
+            <w:tcW w:w="643" w:type="pct"/>
+            <w:vAlign w:val="bottom"/>
+          </w:tcPr>
+          <w:p>
+            <w:pPr>
+              <w:jc w:val="center"/>
+              <w:rPr>
+                <w:b/>
+                <w:bCs w:val="0"/>
+              </w:rPr>
+            </w:pPr>
+            <w:r>
+              <w:rPr>
+                <w:rFonts w:ascii="Aptos Narrow" w:hAnsi="Aptos Narrow"/>
+                <w:b/>
+                <w:bCs w:val="0"/>
+                <w:color w:val="000000"/>
+                <w:sz w:val="22"/>
+                <w:szCs w:val="22"/>
+              </w:rPr>
+              <w:t>1988</w:t>
+            </w:r>
+          </w:p>
+        </w:tc>
+        <w:tc>
+          <w:tcPr>
+            <w:tcW w:w="716" w:type="pct"/>
+            <w:vAlign w:val="bottom"/>
+          </w:tcPr>
+          <w:p>
+            <w:pPr>
+              <w:jc w:val="center"/>
+              <w:rPr>
+                <w:b/>
+                <w:bCs w:val="0"/>
+              </w:rPr>
+            </w:pPr>
+            <w:r>
+              <w:rPr>
+                <w:rFonts w:ascii="Aptos Narrow" w:hAnsi="Aptos Narrow"/>
+                <w:b/>
+                <w:bCs w:val="0"/>
+                <w:color w:val="000000"/>
+                <w:sz w:val="22"/>
+                <w:szCs w:val="22"/>
+              </w:rPr>
+              <w:t>47</w:t>
+            </w:r>
+          </w:p>
+        </w:tc>
+      </w:tr>
+      <w:tr>
+        <w:tc>
+          <w:tcPr>
+            <w:tcW w:w="734" w:type="pct"/>
+            <w:vAlign w:val="bottom"/>
+          </w:tcPr>
+          <w:p>
+            <w:pPr>
+              <w:jc w:val="both"/>
+              <w:rPr>
+                <w:b/>
+                <w:bCs w:val="0"/>
+              </w:rPr>
+            </w:pPr>
+            <w:r>
+              <w:rPr>
+                <w:rFonts w:ascii="Aptos Narrow" w:hAnsi="Aptos Narrow"/>
+                <w:color w:val="000000"/>
+                <w:sz w:val="22"/>
+                <w:szCs w:val="22"/>
+              </w:rPr>
+              <w:t>TOTAL STR. ATTEMPTED</w:t>
+            </w:r>
+          </w:p>
+        </w:tc>
+        <w:tc>
+          <w:tcPr>
+            <w:tcW w:w="747" w:type="pct"/>
+          </w:tcPr>
+          <w:p>
+            <w:pPr>
+              <w:jc w:val="center"/>
+              <w:rPr>
+                <w:b/>
+                <w:bCs w:val="0"/>
+              </w:rPr>
+            </w:pPr>
+            <w:r>
+              <w:rPr>
+                <w:b/>
+                <w:bCs w:val="0"/>
+              </w:rPr>
+              <w:t>39</w:t>
+            </w:r>
+          </w:p>
+        </w:tc>
+        <w:tc>
+          <w:tcPr>
+            <w:tcW w:w="470" w:type="pct"/>
+          </w:tcPr>
+          <w:p>
+            <w:pPr>
+              <w:jc w:val="center"/>
+              <w:rPr>
+                <w:b/>
+                <w:bCs w:val="0"/>
+              </w:rPr>
+            </w:pPr>
+            <w:r>
+              <w:rPr>
+                <w:b/>
+                <w:bCs w:val="0"/>
+              </w:rPr>
+              <w:t>0</w:t>
+            </w:r>
+          </w:p>
+        </w:tc>
+        <w:tc>
+          <w:tcPr>
+            <w:tcW w:w="553" w:type="pct"/>
+          </w:tcPr>
+          <w:p>
+            <w:pPr>
+              <w:jc w:val="center"/>
+              <w:rPr>
+                <w:b/>
+                <w:bCs w:val="0"/>
+              </w:rPr>
+            </w:pPr>
+            <w:r>
+              <w:rPr>
+                <w:b/>
+                <w:bCs w:val="0"/>
+              </w:rPr>
+              <w:t>223</w:t>
+            </w:r>
+          </w:p>
+        </w:tc>
+        <w:tc>
+          <w:tcPr>
+            <w:tcW w:w="625" w:type="pct"/>
+          </w:tcPr>
+          <w:p>
+            <w:pPr>
+              <w:jc w:val="center"/>
+              <w:rPr>
+                <w:b/>
+                <w:bCs w:val="0"/>
+              </w:rPr>
+            </w:pPr>
+            <w:r>
+              <w:rPr>
+                <w:b/>
+                <w:bCs w:val="0"/>
+              </w:rPr>
+              <w:t>44</w:t>
+            </w:r>
+            <w:r>
+              <w:rPr>
+                <w:b/>
+                <w:bCs w:val="0"/>
+              </w:rPr>
+              <w:t>,</w:t>
+            </w:r>
+            <w:r>
+              <w:rPr>
+                <w:b/>
+                <w:bCs w:val="0"/>
+              </w:rPr>
+              <w:t>68</w:t>
+            </w:r>
+          </w:p>
+        </w:tc>
+        <w:tc>
+          <w:tcPr>
+            <w:tcW w:w="512" w:type="pct"/>
+          </w:tcPr>
+          <w:p>
+            <w:pPr>
+              <w:jc w:val="center"/>
+              <w:rPr>
+                <w:b/>
+                <w:bCs w:val="0"/>
+              </w:rPr>
+            </w:pPr>
+            <w:r>
+              <w:rPr>
+                <w:b/>
+                <w:bCs w:val="0"/>
+              </w:rPr>
+              <w:t>0 (0%)</w:t>
+            </w:r>
+          </w:p>
+        </w:tc>
+        <w:tc>
+          <w:tcPr>
+            <w:tcW w:w="643" w:type="pct"/>
+            <w:vAlign w:val="bottom"/>
+          </w:tcPr>
+          <w:p>
+            <w:pPr>
+              <w:jc w:val="center"/>
+              <w:rPr>
+                <w:b/>
+                <w:bCs w:val="0"/>
+              </w:rPr>
+            </w:pPr>
+            <w:r>
+              <w:rPr>
+                <w:rFonts w:ascii="Aptos Narrow" w:hAnsi="Aptos Narrow"/>
+                <w:b/>
+                <w:bCs w:val="0"/>
+                <w:color w:val="000000"/>
+                <w:sz w:val="22"/>
+                <w:szCs w:val="22"/>
+              </w:rPr>
+              <w:t>97</w:t>
+            </w:r>
+          </w:p>
+        </w:tc>
+        <w:tc>
+          <w:tcPr>
+            <w:tcW w:w="716" w:type="pct"/>
+            <w:vAlign w:val="bottom"/>
+          </w:tcPr>
+          <w:p>
+            <w:pPr>
+              <w:jc w:val="center"/>
+              <w:rPr>
+                <w:b/>
+                <w:bCs w:val="0"/>
+              </w:rPr>
+            </w:pPr>
+            <w:r>
+              <w:rPr>
+                <w:rFonts w:ascii="Aptos Narrow" w:hAnsi="Aptos Narrow"/>
+                <w:b/>
+                <w:bCs w:val="0"/>
+                <w:color w:val="000000"/>
+                <w:sz w:val="22"/>
+                <w:szCs w:val="22"/>
+              </w:rPr>
+              <w:t>10</w:t>
+            </w:r>
+          </w:p>
+        </w:tc>
+      </w:tr>
+      <w:tr>
+        <w:tc>
+          <w:tcPr>
+            <w:tcW w:w="734" w:type="pct"/>
+            <w:vAlign w:val="bottom"/>
+          </w:tcPr>
+          <w:p>
+            <w:pPr>
+              <w:jc w:val="both"/>
+              <w:rPr>
+                <w:b/>
+                <w:bCs w:val="0"/>
+              </w:rPr>
+            </w:pPr>
+            <w:r>
+              <w:rPr>
+                <w:rFonts w:ascii="Aptos Narrow" w:hAnsi="Aptos Narrow"/>
+                <w:color w:val="000000"/>
+                <w:sz w:val="22"/>
+                <w:szCs w:val="22"/>
+              </w:rPr>
+              <w:t>TD LANDED</w:t>
+            </w:r>
+          </w:p>
+        </w:tc>
+        <w:tc>
+          <w:tcPr>
+            <w:tcW w:w="747" w:type="pct"/>
+          </w:tcPr>
+          <w:p>
+            <w:pPr>
+              <w:jc w:val="center"/>
+              <w:rPr>
+                <w:b/>
+                <w:bCs w:val="0"/>
+              </w:rPr>
+            </w:pPr>
+            <w:r>
+              <w:rPr>
+                <w:b/>
+                <w:bCs w:val="0"/>
+              </w:rPr>
+              <w:t>0</w:t>
+            </w:r>
+          </w:p>
+        </w:tc>
+        <w:tc>
+          <w:tcPr>
+            <w:tcW w:w="470" w:type="pct"/>
+          </w:tcPr>
+          <w:p>
+            <w:pPr>
+              <w:jc w:val="center"/>
+              <w:rPr>
+                <w:b/>
+                <w:bCs w:val="0"/>
+              </w:rPr>
+            </w:pPr>
+            <w:r>
+              <w:rPr>
+                <w:b/>
+                <w:bCs w:val="0"/>
+              </w:rPr>
+              <w:t>0</w:t>
+            </w:r>
+          </w:p>
+        </w:tc>
+        <w:tc>
+          <w:tcPr>
+            <w:tcW w:w="553" w:type="pct"/>
+          </w:tcPr>
+          <w:p>
+            <w:pPr>
+              <w:jc w:val="center"/>
+              <w:rPr>
+                <w:b/>
+                <w:bCs w:val="0"/>
+              </w:rPr>
+            </w:pPr>
+            <w:r>
+              <w:rPr>
+                <w:b/>
+                <w:bCs w:val="0"/>
+              </w:rPr>
+              <w:t>9</w:t>
+            </w:r>
+          </w:p>
+        </w:tc>
+        <w:tc>
+          <w:tcPr>
+            <w:tcW w:w="625" w:type="pct"/>
+          </w:tcPr>
+          <w:p>
+            <w:pPr>
+              <w:jc w:val="center"/>
+              <w:rPr>
+                <w:b/>
+                <w:bCs w:val="0"/>
+              </w:rPr>
+            </w:pPr>
+            <w:r>
+              <w:rPr>
+                <w:b/>
+                <w:bCs w:val="0"/>
+              </w:rPr>
+              <w:t>0</w:t>
+            </w:r>
+            <w:r>
+              <w:rPr>
+                <w:b/>
+                <w:bCs w:val="0"/>
+              </w:rPr>
+              <w:t>,</w:t>
+            </w:r>
+            <w:r>
+              <w:rPr>
+                <w:b/>
+                <w:bCs w:val="0"/>
+              </w:rPr>
+              <w:t>45</w:t>
+            </w:r>
+          </w:p>
+        </w:tc>
+        <w:tc>
+          <w:tcPr>
+            <w:tcW w:w="512" w:type="pct"/>
+          </w:tcPr>
+          <w:p>
+            <w:pPr>
+              <w:jc w:val="center"/>
+              <w:rPr>
+                <w:b/>
+                <w:bCs w:val="0"/>
+              </w:rPr>
+            </w:pPr>
+            <w:r>
+              <w:rPr>
+                <w:b/>
+                <w:bCs w:val="0"/>
+              </w:rPr>
+              <w:t>0 (0%)</w:t>
+            </w:r>
+          </w:p>
+        </w:tc>
+        <w:tc>
+          <w:tcPr>
+            <w:tcW w:w="643" w:type="pct"/>
+            <w:vAlign w:val="bottom"/>
+          </w:tcPr>
+          <w:p>
+            <w:pPr>
+              <w:jc w:val="center"/>
+              <w:rPr>
+                <w:b/>
+                <w:bCs w:val="0"/>
+              </w:rPr>
+            </w:pPr>
+            <w:r>
+              <w:rPr>
+                <w:rFonts w:ascii="Aptos Narrow" w:hAnsi="Aptos Narrow"/>
+                <w:b/>
+                <w:bCs w:val="0"/>
+                <w:color w:val="000000"/>
+                <w:sz w:val="22"/>
+                <w:szCs w:val="22"/>
+              </w:rPr>
+              <w:t>174</w:t>
+            </w:r>
+          </w:p>
+        </w:tc>
+        <w:tc>
+          <w:tcPr>
+            <w:tcW w:w="716" w:type="pct"/>
+            <w:vAlign w:val="bottom"/>
+          </w:tcPr>
+          <w:p>
+            <w:pPr>
+              <w:jc w:val="center"/>
+              <w:rPr>
+                <w:b/>
+                <w:bCs w:val="0"/>
+              </w:rPr>
+            </w:pPr>
+            <w:r>
+              <w:rPr>
+                <w:rFonts w:ascii="Aptos Narrow" w:hAnsi="Aptos Narrow"/>
+                <w:b/>
+                <w:bCs w:val="0"/>
+                <w:color w:val="000000"/>
+                <w:sz w:val="22"/>
+                <w:szCs w:val="22"/>
+              </w:rPr>
+              <w:t>19</w:t>
+            </w:r>
+          </w:p>
+        </w:tc>
+      </w:tr>
+      <w:tr>
+        <w:tc>
+          <w:tcPr>
+            <w:tcW w:w="734" w:type="pct"/>
+            <w:vAlign w:val="bottom"/>
+          </w:tcPr>
+          <w:p>
+            <w:pPr>
+              <w:jc w:val="both"/>
+              <w:rPr>
+                <w:b/>
+                <w:bCs w:val="0"/>
+              </w:rPr>
+            </w:pPr>
+            <w:r>
+              <w:rPr>
+                <w:rFonts w:ascii="Aptos Narrow" w:hAnsi="Aptos Narrow"/>
+                <w:color w:val="000000"/>
+                <w:sz w:val="22"/>
+                <w:szCs w:val="22"/>
+              </w:rPr>
+              <w:t>TD ATTEMPTED</w:t>
+            </w:r>
+          </w:p>
+        </w:tc>
+        <w:tc>
+          <w:tcPr>
+            <w:tcW w:w="747" w:type="pct"/>
+          </w:tcPr>
+          <w:p>
+            <w:pPr>
+              <w:jc w:val="center"/>
+              <w:rPr>
+                <w:b/>
+                <w:bCs w:val="0"/>
+              </w:rPr>
+            </w:pPr>
+            <w:r>
+              <w:rPr>
+                <w:b/>
+                <w:bCs w:val="0"/>
+              </w:rPr>
+              <w:t>0</w:t>
+            </w:r>
+          </w:p>
+        </w:tc>
+        <w:tc>
+          <w:tcPr>
+            <w:tcW w:w="470" w:type="pct"/>
+          </w:tcPr>
+          <w:p>
+            <w:pPr>
+              <w:jc w:val="center"/>
+              <w:rPr>
+                <w:b/>
+                <w:bCs w:val="0"/>
+              </w:rPr>
+            </w:pPr>
+            <w:r>
+              <w:rPr>
+                <w:b/>
+                <w:bCs w:val="0"/>
+              </w:rPr>
+              <w:t>0</w:t>
+            </w:r>
+          </w:p>
+        </w:tc>
+        <w:tc>
+          <w:tcPr>
+            <w:tcW w:w="553" w:type="pct"/>
+          </w:tcPr>
+          <w:p>
+            <w:pPr>
+              <w:jc w:val="center"/>
+              <w:rPr>
+                <w:b/>
+                <w:bCs w:val="0"/>
+              </w:rPr>
+            </w:pPr>
+            <w:r>
+              <w:rPr>
+                <w:b/>
+                <w:bCs w:val="0"/>
+              </w:rPr>
+              <w:t>14</w:t>
+            </w:r>
+          </w:p>
+        </w:tc>
+        <w:tc>
+          <w:tcPr>
+            <w:tcW w:w="625" w:type="pct"/>
+          </w:tcPr>
+          <w:p>
+            <w:pPr>
+              <w:jc w:val="center"/>
+              <w:rPr>
+                <w:b/>
+                <w:bCs w:val="0"/>
+              </w:rPr>
+            </w:pPr>
+            <w:r>
+              <w:rPr>
+                <w:b/>
+                <w:bCs w:val="0"/>
+              </w:rPr>
+              <w:t>1</w:t>
+            </w:r>
+            <w:r>
+              <w:rPr>
+                <w:b/>
+                <w:bCs w:val="0"/>
+              </w:rPr>
+              <w:t>,</w:t>
+            </w:r>
+            <w:r>
+              <w:rPr>
+                <w:b/>
+                <w:bCs w:val="0"/>
+              </w:rPr>
+              <w:t>20</w:t>
+            </w:r>
+          </w:p>
+        </w:tc>
+        <w:tc>
+          <w:tcPr>
+            <w:tcW w:w="512" w:type="pct"/>
+          </w:tcPr>
+          <w:p>
+            <w:pPr>
+              <w:jc w:val="center"/>
+              <w:rPr>
+                <w:b/>
+                <w:bCs w:val="0"/>
+              </w:rPr>
+            </w:pPr>
+            <w:r>
+              <w:rPr>
+                <w:b/>
+                <w:bCs w:val="0"/>
+              </w:rPr>
+              <w:t>0 (0%)</w:t>
+            </w:r>
+          </w:p>
+        </w:tc>
+        <w:tc>
+          <w:tcPr>
+            <w:tcW w:w="643" w:type="pct"/>
+            <w:vAlign w:val="bottom"/>
+          </w:tcPr>
+          <w:p>
+            <w:pPr>
+              <w:jc w:val="center"/>
+              <w:rPr>
+                <w:b/>
+                <w:bCs w:val="0"/>
+              </w:rPr>
+            </w:pPr>
+            <w:r>
+              <w:rPr>
+                <w:rFonts w:ascii="Aptos Narrow" w:hAnsi="Aptos Narrow"/>
+                <w:b/>
+                <w:bCs w:val="0"/>
+                <w:color w:val="000000"/>
+                <w:sz w:val="22"/>
+                <w:szCs w:val="22"/>
+              </w:rPr>
+              <w:t>99</w:t>
+            </w:r>
+          </w:p>
+        </w:tc>
+        <w:tc>
+          <w:tcPr>
+            <w:tcW w:w="716" w:type="pct"/>
+            <w:vAlign w:val="bottom"/>
+          </w:tcPr>
+          <w:p>
+            <w:pPr>
+              <w:jc w:val="center"/>
+              <w:rPr>
+                <w:b/>
+                <w:bCs w:val="0"/>
+              </w:rPr>
+            </w:pPr>
+            <w:r>
+              <w:rPr>
+                <w:rFonts w:ascii="Aptos Narrow" w:hAnsi="Aptos Narrow"/>
+                <w:b/>
+                <w:bCs w:val="0"/>
+                <w:color w:val="000000"/>
+                <w:sz w:val="22"/>
+                <w:szCs w:val="22"/>
+              </w:rPr>
+              <w:t>2</w:t>
+            </w:r>
+          </w:p>
+        </w:tc>
+      </w:tr>
+      <w:tr>
+        <w:tc>
+          <w:tcPr>
+            <w:tcW w:w="734" w:type="pct"/>
+            <w:vAlign w:val="bottom"/>
+          </w:tcPr>
+          <w:p>
+            <w:pPr>
+              <w:jc w:val="both"/>
+              <w:rPr>
+                <w:b/>
+                <w:bCs w:val="0"/>
+              </w:rPr>
+            </w:pPr>
+            <w:r>
+              <w:rPr>
+                <w:rFonts w:ascii="Aptos Narrow" w:hAnsi="Aptos Narrow"/>
+                <w:color w:val="000000"/>
+                <w:sz w:val="22"/>
+                <w:szCs w:val="22"/>
+              </w:rPr>
+              <w:t>TD %</w:t>
+            </w:r>
+          </w:p>
+        </w:tc>
+        <w:tc>
+          <w:tcPr>
+            <w:tcW w:w="747" w:type="pct"/>
+          </w:tcPr>
+          <w:p>
+            <w:pPr>
+              <w:jc w:val="center"/>
+              <w:rPr>
+                <w:b/>
+                <w:bCs w:val="0"/>
+              </w:rPr>
+            </w:pPr>
+            <w:r>
+              <w:rPr>
+                <w:b/>
+                <w:bCs w:val="0"/>
+              </w:rPr>
+              <w:t>NULO</w:t>
+            </w:r>
+          </w:p>
+        </w:tc>
+        <w:tc>
+          <w:tcPr>
+            <w:tcW w:w="470" w:type="pct"/>
+          </w:tcPr>
+          <w:p>
+            <w:pPr>
+              <w:jc w:val="center"/>
+              <w:rPr>
+                <w:b/>
+                <w:bCs w:val="0"/>
+              </w:rPr>
+            </w:pPr>
+            <w:r>
+              <w:rPr>
+                <w:b/>
+                <w:bCs w:val="0"/>
+              </w:rPr>
+              <w:t>0</w:t>
+            </w:r>
+            <w:r>
+              <w:rPr>
+                <w:b/>
+                <w:bCs w:val="0"/>
+              </w:rPr>
+              <w:t>,</w:t>
+            </w:r>
+            <w:r>
+              <w:rPr>
+                <w:b/>
+                <w:bCs w:val="0"/>
+              </w:rPr>
+              <w:t>0</w:t>
+            </w:r>
+            <w:r>
+              <w:rPr>
+                <w:b/>
+                <w:bCs w:val="0"/>
+              </w:rPr>
+              <w:t>%</w:t>
+            </w:r>
+          </w:p>
+        </w:tc>
+        <w:tc>
+          <w:tcPr>
+            <w:tcW w:w="553" w:type="pct"/>
+          </w:tcPr>
+          <w:p>
+            <w:pPr>
+              <w:jc w:val="center"/>
+              <w:rPr>
+                <w:b/>
+                <w:bCs w:val="0"/>
+              </w:rPr>
+            </w:pPr>
+            <w:r>
+              <w:rPr>
+                <w:b/>
+                <w:bCs w:val="0"/>
+              </w:rPr>
+              <w:t>100</w:t>
+            </w:r>
+            <w:r>
+              <w:rPr>
+                <w:b/>
+                <w:bCs w:val="0"/>
+              </w:rPr>
+              <w:t>,</w:t>
+            </w:r>
+            <w:r>
+              <w:rPr>
+                <w:b/>
+                <w:bCs w:val="0"/>
+              </w:rPr>
+              <w:t>0</w:t>
+            </w:r>
+            <w:r>
+              <w:rPr>
+                <w:b/>
+                <w:bCs w:val="0"/>
+              </w:rPr>
+              <w:t>%</w:t>
+            </w:r>
+          </w:p>
+        </w:tc>
+        <w:tc>
+          <w:tcPr>
+            <w:tcW w:w="625" w:type="pct"/>
+          </w:tcPr>
+          <w:p>
+            <w:pPr>
+              <w:jc w:val="center"/>
+              <w:rPr>
+                <w:b/>
+                <w:bCs w:val="0"/>
+              </w:rPr>
+            </w:pPr>
+            <w:r>
+              <w:rPr>
+                <w:b/>
+                <w:bCs w:val="0"/>
+              </w:rPr>
+              <w:t>40</w:t>
+            </w:r>
+            <w:r>
+              <w:rPr>
+                <w:b/>
+                <w:bCs w:val="0"/>
+              </w:rPr>
+              <w:t>,</w:t>
+            </w:r>
+            <w:r>
+              <w:rPr>
+                <w:b/>
+                <w:bCs w:val="0"/>
+              </w:rPr>
+              <w:t>779</w:t>
+            </w:r>
+            <w:r>
+              <w:rPr>
+                <w:b/>
+                <w:bCs w:val="0"/>
+              </w:rPr>
+              <w:t>%</w:t>
+            </w:r>
+          </w:p>
+        </w:tc>
+        <w:tc>
+          <w:tcPr>
+            <w:tcW w:w="512" w:type="pct"/>
+          </w:tcPr>
+          <w:p>
+            <w:pPr>
+              <w:jc w:val="center"/>
+              <w:rPr>
+                <w:b/>
+                <w:bCs w:val="0"/>
+              </w:rPr>
+            </w:pPr>
+            <w:r>
+              <w:rPr>
+                <w:b/>
+                <w:bCs w:val="0"/>
+              </w:rPr>
+              <w:t>16902</w:t>
+            </w:r>
+            <w:r>
+              <w:rPr>
+                <w:b/>
+                <w:bCs w:val="0"/>
+              </w:rPr>
+              <w:t xml:space="preserve"> </w:t>
+            </w:r>
+            <w:r>
+              <w:rPr>
+                <w:b/>
+                <w:bCs w:val="0"/>
+              </w:rPr>
+              <w:t>(47 %)</w:t>
+            </w:r>
+          </w:p>
+        </w:tc>
+        <w:tc>
+          <w:tcPr>
+            <w:tcW w:w="643" w:type="pct"/>
+            <w:vAlign w:val="bottom"/>
+          </w:tcPr>
+          <w:p>
+            <w:pPr>
+              <w:jc w:val="center"/>
+              <w:rPr>
+                <w:b/>
+                <w:bCs w:val="0"/>
+              </w:rPr>
+            </w:pPr>
+            <w:r>
+              <w:rPr>
+                <w:rFonts w:ascii="Aptos Narrow" w:hAnsi="Aptos Narrow"/>
+                <w:b/>
+                <w:bCs w:val="0"/>
+                <w:color w:val="000000"/>
+                <w:sz w:val="22"/>
+                <w:szCs w:val="22"/>
+              </w:rPr>
+              <w:t>136</w:t>
+            </w:r>
+          </w:p>
+        </w:tc>
+        <w:tc>
+          <w:tcPr>
+            <w:tcW w:w="716" w:type="pct"/>
+            <w:vAlign w:val="bottom"/>
+          </w:tcPr>
+          <w:p>
+            <w:pPr>
+              <w:jc w:val="center"/>
+              <w:rPr>
+                <w:b/>
+                <w:bCs w:val="0"/>
+              </w:rPr>
+            </w:pPr>
+            <w:r>
+              <w:rPr>
+                <w:rFonts w:ascii="Aptos Narrow" w:hAnsi="Aptos Narrow"/>
+                <w:b/>
+                <w:bCs w:val="0"/>
+                <w:color w:val="000000"/>
+                <w:sz w:val="22"/>
+                <w:szCs w:val="22"/>
+              </w:rPr>
+              <w:t>18</w:t>
             </w:r>
           </w:p>
         </w:tc>
@@ -12621,7 +13382,6 @@
           <w:rFonts w:ascii="Arial" w:hAnsi="Arial" w:cs="Arial"/>
           <w:b/>
           <w:bCs/>
-          <w:lang w:val="en-US"/>
         </w:rPr>
         <w:tab/>
       </w:r>
@@ -13227,6 +13987,7 @@
               <w:rPr>
                 <w:rFonts w:ascii="Arial" w:hAnsi="Arial" w:cs="Arial"/>
               </w:rPr>
+              <w:lastRenderedPageBreak/>
               <w:t>Registros</w:t>
             </w:r>
           </w:p>
@@ -13585,7 +14346,6 @@
         <w:rPr>
           <w:rFonts w:ascii="Arial" w:hAnsi="Arial" w:cs="Arial"/>
         </w:rPr>
-        <w:lastRenderedPageBreak/>
         <w:tab/>
       </w:r>
       <w:r>
@@ -13655,6 +14415,102 @@
           <w:rFonts w:ascii="Arial" w:hAnsi="Arial" w:cs="Arial"/>
         </w:rPr>
         <w:t>, volumes suficientes para garantir representatividade estatística nas análises propostas.</w:t>
+      </w:r>
+    </w:p>
+    <w:p>
+      <w:pPr>
+        <w:jc w:val="both"/>
+        <w:rPr>
+          <w:rFonts w:ascii="Arial" w:hAnsi="Arial" w:cs="Arial"/>
+        </w:rPr>
+      </w:pPr>
+      <w:r>
+        <w:rPr>
+          <w:rFonts w:ascii="Arial" w:hAnsi="Arial" w:cs="Arial"/>
+        </w:rPr>
+        <w:tab/>
+      </w:r>
+      <w:r>
+        <w:rPr>
+          <w:rFonts w:ascii="Arial" w:hAnsi="Arial" w:cs="Arial"/>
+        </w:rPr>
+        <w:t xml:space="preserve">Além da remoção de lutadores sem </w:t>
+      </w:r>
+      <w:proofErr w:type="spellStart"/>
+      <w:r>
+        <w:rPr>
+          <w:rFonts w:ascii="Arial" w:hAnsi="Arial" w:cs="Arial"/>
+        </w:rPr>
+        <w:t>reach</w:t>
+      </w:r>
+      <w:proofErr w:type="spellEnd"/>
+      <w:r>
+        <w:rPr>
+          <w:rFonts w:ascii="Arial" w:hAnsi="Arial" w:cs="Arial"/>
+        </w:rPr>
+        <w:t xml:space="preserve">, foi realizada também uma transformação estrutural na base </w:t>
+      </w:r>
+      <w:proofErr w:type="spellStart"/>
+      <w:r>
+        <w:rPr>
+          <w:rFonts w:ascii="Arial" w:hAnsi="Arial" w:cs="Arial"/>
+        </w:rPr>
+        <w:t>ufc_fight_stats</w:t>
+      </w:r>
+      <w:proofErr w:type="spellEnd"/>
+      <w:r>
+        <w:rPr>
+          <w:rFonts w:ascii="Arial" w:hAnsi="Arial" w:cs="Arial"/>
+        </w:rPr>
+        <w:t xml:space="preserve">. Os campos SIG.STR., TOTAL STR. e TD armazenam seus valores no formato textual "X </w:t>
+      </w:r>
+      <w:proofErr w:type="spellStart"/>
+      <w:r>
+        <w:rPr>
+          <w:rFonts w:ascii="Arial" w:hAnsi="Arial" w:cs="Arial"/>
+        </w:rPr>
+        <w:t>of</w:t>
+      </w:r>
+      <w:proofErr w:type="spellEnd"/>
+      <w:r>
+        <w:rPr>
+          <w:rFonts w:ascii="Arial" w:hAnsi="Arial" w:cs="Arial"/>
+        </w:rPr>
+        <w:t xml:space="preserve"> Y", onde X representa a quantidade acertada e Y a quantidade tentada. </w:t>
+      </w:r>
+    </w:p>
+    <w:p>
+      <w:pPr>
+        <w:jc w:val="both"/>
+        <w:rPr>
+          <w:rFonts w:ascii="Arial" w:hAnsi="Arial" w:cs="Arial"/>
+        </w:rPr>
+      </w:pPr>
+      <w:r>
+        <w:rPr>
+          <w:rFonts w:ascii="Arial" w:hAnsi="Arial" w:cs="Arial"/>
+        </w:rPr>
+        <w:tab/>
+      </w:r>
+      <w:r>
+        <w:rPr>
+          <w:rFonts w:ascii="Arial" w:hAnsi="Arial" w:cs="Arial"/>
+        </w:rPr>
+        <w:t xml:space="preserve">Para viabilizar a carga no Data Warehouse e permitir cálculos numéricos nas consultas analíticas, cada um desses campos foi separado em duas colunas distintas: uma para o valor acertado (LANDED) e outra para o valor tentado (ATTEMPTED). Da mesma forma, os campos percentuais SIG.STR. % e TD % foram convertidos de </w:t>
+      </w:r>
+      <w:proofErr w:type="spellStart"/>
+      <w:r>
+        <w:rPr>
+          <w:rFonts w:ascii="Arial" w:hAnsi="Arial" w:cs="Arial"/>
+        </w:rPr>
+        <w:t>string</w:t>
+      </w:r>
+      <w:proofErr w:type="spellEnd"/>
+      <w:r>
+        <w:rPr>
+          <w:rFonts w:ascii="Arial" w:hAnsi="Arial" w:cs="Arial"/>
+        </w:rPr>
+        <w:t xml:space="preserve"> para valor numérico, com os registros no formato "---" — que indicam ausência de tentativas — sendo tratados como nulos. Essa transformação foi realizada via script Python e gerou o arquivo ufc_fight_stats_transformed.csv, que substitui o arquivo original para fins de carga no Data Warehouse.</w:t>
       </w:r>
     </w:p>
     <w:p>
@@ -13684,6 +14540,7 @@
           <w:bCs/>
           <w:noProof/>
         </w:rPr>
+        <w:lastRenderedPageBreak/>
         <w:drawing>
           <wp:anchor distT="0" distB="0" distL="114300" distR="114300" simplePos="0" relativeHeight="251658240" behindDoc="0" locked="0" layoutInCell="1" allowOverlap="1" wp14:anchorId="1FAF6505" wp14:editId="1DB207D6">
             <wp:simplePos x="0" y="0"/>
@@ -13902,7 +14759,6 @@
           <w:b/>
           <w:bCs/>
         </w:rPr>
-        <w:lastRenderedPageBreak/>
         <w:t>SCH_UFC_001.DIM_LUTA:</w:t>
       </w:r>
       <w:r>
@@ -14044,6 +14900,7 @@
           <w:b/>
           <w:bCs/>
         </w:rPr>
+        <w:lastRenderedPageBreak/>
         <w:t>SCH_UFC_001.FATO_ROUND_LUTA:</w:t>
       </w:r>
       <w:r>
@@ -14091,19 +14948,7 @@
         <w:rPr>
           <w:rFonts w:ascii="Arial" w:hAnsi="Arial" w:cs="Arial"/>
         </w:rPr>
-        <w:t xml:space="preserve"> Registra o </w:t>
-      </w:r>
-      <w:r>
-        <w:rPr>
-          <w:rFonts w:ascii="Arial" w:hAnsi="Arial" w:cs="Arial"/>
-        </w:rPr>
-        <w:t>resultado</w:t>
-      </w:r>
-      <w:r>
-        <w:rPr>
-          <w:rFonts w:ascii="Arial" w:hAnsi="Arial" w:cs="Arial"/>
-        </w:rPr>
-        <w:t xml:space="preserve"> de cada luta por lutador, indicando se venceu ou perdeu e por qual método. Granularidade: um registro por lutador por luta.</w:t>
+        <w:t xml:space="preserve"> Registra o resultado de cada luta por lutador, indicando se venceu ou perdeu e por qual método. Granularidade: um registro por lutador por luta.</w:t>
       </w:r>
     </w:p>
     <w:p>
@@ -14131,7 +14976,6 @@
           <w:rFonts w:ascii="Arial" w:hAnsi="Arial" w:cs="Arial"/>
           <w:b/>
           <w:bCs/>
-          <w:lang w:val="en-US"/>
         </w:rPr>
         <w:tab/>
       </w:r>
@@ -15126,7 +15970,6 @@
                 <w:color w:val="000000"/>
                 <w:szCs w:val="24"/>
               </w:rPr>
-              <w:lastRenderedPageBreak/>
               <w:t>DIM_LUTA</w:t>
             </w:r>
           </w:p>
@@ -15915,6 +16758,7 @@
                 <w:color w:val="000000"/>
                 <w:szCs w:val="24"/>
               </w:rPr>
+              <w:lastRenderedPageBreak/>
               <w:t>DIM_LUTADOR</w:t>
             </w:r>
           </w:p>
@@ -17305,16 +18149,7 @@
                 <w:color w:val="000000"/>
                 <w:szCs w:val="24"/>
               </w:rPr>
-              <w:t>Golpes significativ</w:t>
-            </w:r>
-            <w:r>
-              <w:rPr>
-                <w:rFonts w:cs="Calibri"/>
-                <w:color w:val="000000"/>
-                <w:szCs w:val="24"/>
-              </w:rPr>
-              <w:lastRenderedPageBreak/>
-              <w:t>os acertados</w:t>
+              <w:t>Golpes significativos acertados</w:t>
             </w:r>
           </w:p>
         </w:tc>
@@ -17338,7 +18173,6 @@
                 <w:color w:val="000000"/>
                 <w:szCs w:val="24"/>
               </w:rPr>
-              <w:lastRenderedPageBreak/>
               <w:t>INTEGER</w:t>
             </w:r>
           </w:p>
@@ -17895,6 +18729,7 @@
                 <w:color w:val="000000"/>
                 <w:szCs w:val="24"/>
               </w:rPr>
+              <w:lastRenderedPageBreak/>
               <w:t>FATO_ROUND_LUTA</w:t>
             </w:r>
           </w:p>
@@ -18248,31 +19083,7 @@
         <w:rPr>
           <w:rFonts w:ascii="Arial" w:hAnsi="Arial" w:cs="Arial"/>
         </w:rPr>
-        <w:t xml:space="preserve">. Acesso em: 3 </w:t>
-      </w:r>
-      <w:r>
-        <w:rPr>
-          <w:rFonts w:ascii="Arial" w:hAnsi="Arial" w:cs="Arial"/>
-        </w:rPr>
-        <w:t xml:space="preserve">de </w:t>
-      </w:r>
-      <w:r>
-        <w:rPr>
-          <w:rFonts w:ascii="Arial" w:hAnsi="Arial" w:cs="Arial"/>
-        </w:rPr>
-        <w:t>mar</w:t>
-      </w:r>
-      <w:r>
-        <w:rPr>
-          <w:rFonts w:ascii="Arial" w:hAnsi="Arial" w:cs="Arial"/>
-        </w:rPr>
-        <w:t>ço de</w:t>
-      </w:r>
-      <w:r>
-        <w:rPr>
-          <w:rFonts w:ascii="Arial" w:hAnsi="Arial" w:cs="Arial"/>
-        </w:rPr>
-        <w:t xml:space="preserve"> 2026. </w:t>
+        <w:t xml:space="preserve">. Acesso em: 3 de março de 2026. </w:t>
       </w:r>
     </w:p>
     <w:p>
@@ -18431,43 +19242,7 @@
         <w:rPr>
           <w:rFonts w:ascii="Arial" w:hAnsi="Arial" w:cs="Arial"/>
         </w:rPr>
-        <w:t xml:space="preserve">. Acesso em: 3 </w:t>
-      </w:r>
-      <w:r>
-        <w:rPr>
-          <w:rFonts w:ascii="Arial" w:hAnsi="Arial" w:cs="Arial"/>
-        </w:rPr>
-        <w:t xml:space="preserve">de </w:t>
-      </w:r>
-      <w:r>
-        <w:rPr>
-          <w:rFonts w:ascii="Arial" w:hAnsi="Arial" w:cs="Arial"/>
-        </w:rPr>
-        <w:t>mar</w:t>
-      </w:r>
-      <w:r>
-        <w:rPr>
-          <w:rFonts w:ascii="Arial" w:hAnsi="Arial" w:cs="Arial"/>
-        </w:rPr>
-        <w:t>ço</w:t>
-      </w:r>
-      <w:r>
-        <w:rPr>
-          <w:rFonts w:ascii="Arial" w:hAnsi="Arial" w:cs="Arial"/>
-        </w:rPr>
-        <w:t xml:space="preserve"> </w:t>
-      </w:r>
-      <w:r>
-        <w:rPr>
-          <w:rFonts w:ascii="Arial" w:hAnsi="Arial" w:cs="Arial"/>
-        </w:rPr>
-        <w:t xml:space="preserve">de </w:t>
-      </w:r>
-      <w:r>
-        <w:rPr>
-          <w:rFonts w:ascii="Arial" w:hAnsi="Arial" w:cs="Arial"/>
-        </w:rPr>
-        <w:t>2026.</w:t>
+        <w:t>. Acesso em: 3 de março de 2026.</w:t>
       </w:r>
     </w:p>
     <w:p>
@@ -18727,13 +19502,23 @@
           <w:szCs w:val="20"/>
         </w:rPr>
       </w:pPr>
-      <w:r>
-        <w:rPr>
-          <w:rFonts w:ascii="Arial" w:hAnsi="Arial" w:cs="Arial"/>
-          <w:sz w:val="20"/>
-          <w:szCs w:val="20"/>
-        </w:rPr>
-        <w:t>print("=== LIMPEZA DOS DADOS UFC ===\n")</w:t>
+      <w:proofErr w:type="gramStart"/>
+      <w:r>
+        <w:rPr>
+          <w:rFonts w:ascii="Arial" w:hAnsi="Arial" w:cs="Arial"/>
+          <w:sz w:val="20"/>
+          <w:szCs w:val="20"/>
+        </w:rPr>
+        <w:t>print(</w:t>
+      </w:r>
+      <w:proofErr w:type="gramEnd"/>
+      <w:r>
+        <w:rPr>
+          <w:rFonts w:ascii="Arial" w:hAnsi="Arial" w:cs="Arial"/>
+          <w:sz w:val="20"/>
+          <w:szCs w:val="20"/>
+        </w:rPr>
+        <w:t>"=== LIMPEZA DOS DADOS UFC ===\n")</w:t>
       </w:r>
     </w:p>
     <w:p>
@@ -18752,7 +19537,16 @@
           <w:sz w:val="20"/>
           <w:szCs w:val="20"/>
         </w:rPr>
-        <w:t>pasta_origem</w:t>
+        <w:t>pasta_</w:t>
+      </w:r>
+      <w:proofErr w:type="gramStart"/>
+      <w:r>
+        <w:rPr>
+          <w:rFonts w:ascii="Arial" w:hAnsi="Arial" w:cs="Arial"/>
+          <w:sz w:val="20"/>
+          <w:szCs w:val="20"/>
+        </w:rPr>
+        <w:t>origem</w:t>
       </w:r>
       <w:proofErr w:type="spellEnd"/>
       <w:r>
@@ -18761,7 +19555,34 @@
           <w:sz w:val="20"/>
           <w:szCs w:val="20"/>
         </w:rPr>
-        <w:t xml:space="preserve">  = input("Pasta onde estão os </w:t>
+        <w:t xml:space="preserve">  =</w:t>
+      </w:r>
+      <w:proofErr w:type="gramEnd"/>
+      <w:r>
+        <w:rPr>
+          <w:rFonts w:ascii="Arial" w:hAnsi="Arial" w:cs="Arial"/>
+          <w:sz w:val="20"/>
+          <w:szCs w:val="20"/>
+        </w:rPr>
+        <w:t xml:space="preserve"> </w:t>
+      </w:r>
+      <w:proofErr w:type="gramStart"/>
+      <w:r>
+        <w:rPr>
+          <w:rFonts w:ascii="Arial" w:hAnsi="Arial" w:cs="Arial"/>
+          <w:sz w:val="20"/>
+          <w:szCs w:val="20"/>
+        </w:rPr>
+        <w:t>input(</w:t>
+      </w:r>
+      <w:proofErr w:type="gramEnd"/>
+      <w:r>
+        <w:rPr>
+          <w:rFonts w:ascii="Arial" w:hAnsi="Arial" w:cs="Arial"/>
+          <w:sz w:val="20"/>
+          <w:szCs w:val="20"/>
+        </w:rPr>
+        <w:t xml:space="preserve">"Pasta onde estão os </w:t>
       </w:r>
       <w:proofErr w:type="spellStart"/>
       <w:r>
@@ -18779,7 +19600,25 @@
           <w:sz w:val="20"/>
           <w:szCs w:val="20"/>
         </w:rPr>
-        <w:t xml:space="preserve"> originais: ").strip()</w:t>
+        <w:t xml:space="preserve"> originais: "</w:t>
+      </w:r>
+      <w:proofErr w:type="gramStart"/>
+      <w:r>
+        <w:rPr>
+          <w:rFonts w:ascii="Arial" w:hAnsi="Arial" w:cs="Arial"/>
+          <w:sz w:val="20"/>
+          <w:szCs w:val="20"/>
+        </w:rPr>
+        <w:t>).strip</w:t>
+      </w:r>
+      <w:proofErr w:type="gramEnd"/>
+      <w:r>
+        <w:rPr>
+          <w:rFonts w:ascii="Arial" w:hAnsi="Arial" w:cs="Arial"/>
+          <w:sz w:val="20"/>
+          <w:szCs w:val="20"/>
+        </w:rPr>
+        <w:t>()</w:t>
       </w:r>
     </w:p>
     <w:p>
@@ -18807,7 +19646,43 @@
           <w:sz w:val="20"/>
           <w:szCs w:val="20"/>
         </w:rPr>
-        <w:t xml:space="preserve">   = input("Pasta de destino para os arquivos limpos (_clean): ").strip()</w:t>
+        <w:t xml:space="preserve">   = </w:t>
+      </w:r>
+      <w:proofErr w:type="gramStart"/>
+      <w:r>
+        <w:rPr>
+          <w:rFonts w:ascii="Arial" w:hAnsi="Arial" w:cs="Arial"/>
+          <w:sz w:val="20"/>
+          <w:szCs w:val="20"/>
+        </w:rPr>
+        <w:t>input(</w:t>
+      </w:r>
+      <w:proofErr w:type="gramEnd"/>
+      <w:r>
+        <w:rPr>
+          <w:rFonts w:ascii="Arial" w:hAnsi="Arial" w:cs="Arial"/>
+          <w:sz w:val="20"/>
+          <w:szCs w:val="20"/>
+        </w:rPr>
+        <w:t>"Pasta de destino para os arquivos limpos (_clean): "</w:t>
+      </w:r>
+      <w:proofErr w:type="gramStart"/>
+      <w:r>
+        <w:rPr>
+          <w:rFonts w:ascii="Arial" w:hAnsi="Arial" w:cs="Arial"/>
+          <w:sz w:val="20"/>
+          <w:szCs w:val="20"/>
+        </w:rPr>
+        <w:t>).strip</w:t>
+      </w:r>
+      <w:proofErr w:type="gramEnd"/>
+      <w:r>
+        <w:rPr>
+          <w:rFonts w:ascii="Arial" w:hAnsi="Arial" w:cs="Arial"/>
+          <w:sz w:val="20"/>
+          <w:szCs w:val="20"/>
+        </w:rPr>
+        <w:t>()</w:t>
       </w:r>
     </w:p>
     <w:p>
@@ -18835,7 +19710,25 @@
           <w:sz w:val="20"/>
           <w:szCs w:val="20"/>
         </w:rPr>
-        <w:t xml:space="preserve"> = input("Pasta de destino para os arquivos removidos (_</w:t>
+        <w:t xml:space="preserve"> = </w:t>
+      </w:r>
+      <w:proofErr w:type="gramStart"/>
+      <w:r>
+        <w:rPr>
+          <w:rFonts w:ascii="Arial" w:hAnsi="Arial" w:cs="Arial"/>
+          <w:sz w:val="20"/>
+          <w:szCs w:val="20"/>
+        </w:rPr>
+        <w:t>input(</w:t>
+      </w:r>
+      <w:proofErr w:type="gramEnd"/>
+      <w:r>
+        <w:rPr>
+          <w:rFonts w:ascii="Arial" w:hAnsi="Arial" w:cs="Arial"/>
+          <w:sz w:val="20"/>
+          <w:szCs w:val="20"/>
+        </w:rPr>
+        <w:t>"Pasta de destino para os arquivos removidos (_</w:t>
       </w:r>
       <w:proofErr w:type="spellStart"/>
       <w:r>
@@ -18853,7 +19746,25 @@
           <w:sz w:val="20"/>
           <w:szCs w:val="20"/>
         </w:rPr>
-        <w:t>): ").strip()</w:t>
+        <w:t>): "</w:t>
+      </w:r>
+      <w:proofErr w:type="gramStart"/>
+      <w:r>
+        <w:rPr>
+          <w:rFonts w:ascii="Arial" w:hAnsi="Arial" w:cs="Arial"/>
+          <w:sz w:val="20"/>
+          <w:szCs w:val="20"/>
+        </w:rPr>
+        <w:t>).strip</w:t>
+      </w:r>
+      <w:proofErr w:type="gramEnd"/>
+      <w:r>
+        <w:rPr>
+          <w:rFonts w:ascii="Arial" w:hAnsi="Arial" w:cs="Arial"/>
+          <w:sz w:val="20"/>
+          <w:szCs w:val="20"/>
+        </w:rPr>
+        <w:t>()</w:t>
       </w:r>
     </w:p>
     <w:p>
@@ -18877,6 +19788,7 @@
         </w:rPr>
       </w:pPr>
       <w:proofErr w:type="spellStart"/>
+      <w:proofErr w:type="gramStart"/>
       <w:r>
         <w:rPr>
           <w:rFonts w:ascii="Arial" w:hAnsi="Arial" w:cs="Arial"/>
@@ -18887,6 +19799,7 @@
         <w:t>os.makedirs</w:t>
       </w:r>
       <w:proofErr w:type="spellEnd"/>
+      <w:proofErr w:type="gramEnd"/>
       <w:r>
         <w:rPr>
           <w:rFonts w:ascii="Arial" w:hAnsi="Arial" w:cs="Arial"/>
@@ -18904,7 +19817,17 @@
           <w:szCs w:val="20"/>
           <w:lang w:val="en-US"/>
         </w:rPr>
-        <w:t>pasta_clean</w:t>
+        <w:t>pasta_</w:t>
+      </w:r>
+      <w:proofErr w:type="gramStart"/>
+      <w:r>
+        <w:rPr>
+          <w:rFonts w:ascii="Arial" w:hAnsi="Arial" w:cs="Arial"/>
+          <w:sz w:val="20"/>
+          <w:szCs w:val="20"/>
+          <w:lang w:val="en-US"/>
+        </w:rPr>
+        <w:t>clean</w:t>
       </w:r>
       <w:proofErr w:type="spellEnd"/>
       <w:r>
@@ -18917,6 +19840,7 @@
         <w:t xml:space="preserve">,   </w:t>
       </w:r>
       <w:proofErr w:type="spellStart"/>
+      <w:proofErr w:type="gramEnd"/>
       <w:r>
         <w:rPr>
           <w:rFonts w:ascii="Arial" w:hAnsi="Arial" w:cs="Arial"/>
@@ -18950,6 +19874,7 @@
         </w:rPr>
       </w:pPr>
       <w:proofErr w:type="spellStart"/>
+      <w:proofErr w:type="gramStart"/>
       <w:r>
         <w:rPr>
           <w:rFonts w:ascii="Arial" w:hAnsi="Arial" w:cs="Arial"/>
@@ -18960,6 +19885,7 @@
         <w:t>os.makedirs</w:t>
       </w:r>
       <w:proofErr w:type="spellEnd"/>
+      <w:proofErr w:type="gramEnd"/>
       <w:r>
         <w:rPr>
           <w:rFonts w:ascii="Arial" w:hAnsi="Arial" w:cs="Arial"/>
@@ -19101,7 +20027,17 @@
           <w:szCs w:val="20"/>
           <w:lang w:val="en-US"/>
         </w:rPr>
-        <w:t>fighter_tott</w:t>
+        <w:t>fighter_</w:t>
+      </w:r>
+      <w:proofErr w:type="gramStart"/>
+      <w:r>
+        <w:rPr>
+          <w:rFonts w:ascii="Arial" w:hAnsi="Arial" w:cs="Arial"/>
+          <w:sz w:val="20"/>
+          <w:szCs w:val="20"/>
+          <w:lang w:val="en-US"/>
+        </w:rPr>
+        <w:t>tott</w:t>
       </w:r>
       <w:proofErr w:type="spellEnd"/>
       <w:r>
@@ -19111,17 +20047,48 @@
           <w:szCs w:val="20"/>
           <w:lang w:val="en-US"/>
         </w:rPr>
-        <w:t xml:space="preserve">  = </w:t>
+        <w:t xml:space="preserve">  =</w:t>
+      </w:r>
+      <w:proofErr w:type="gramEnd"/>
+      <w:r>
+        <w:rPr>
+          <w:rFonts w:ascii="Arial" w:hAnsi="Arial" w:cs="Arial"/>
+          <w:sz w:val="20"/>
+          <w:szCs w:val="20"/>
+          <w:lang w:val="en-US"/>
+        </w:rPr>
+        <w:t xml:space="preserve"> </w:t>
       </w:r>
       <w:proofErr w:type="spellStart"/>
-      <w:r>
-        <w:rPr>
-          <w:rFonts w:ascii="Arial" w:hAnsi="Arial" w:cs="Arial"/>
-          <w:sz w:val="20"/>
-          <w:szCs w:val="20"/>
-          <w:lang w:val="en-US"/>
-        </w:rPr>
-        <w:t>pd.read_csv</w:t>
+      <w:proofErr w:type="gramStart"/>
+      <w:r>
+        <w:rPr>
+          <w:rFonts w:ascii="Arial" w:hAnsi="Arial" w:cs="Arial"/>
+          <w:sz w:val="20"/>
+          <w:szCs w:val="20"/>
+          <w:lang w:val="en-US"/>
+        </w:rPr>
+        <w:t>pd.read</w:t>
+      </w:r>
+      <w:proofErr w:type="gramEnd"/>
+      <w:r>
+        <w:rPr>
+          <w:rFonts w:ascii="Arial" w:hAnsi="Arial" w:cs="Arial"/>
+          <w:sz w:val="20"/>
+          <w:szCs w:val="20"/>
+          <w:lang w:val="en-US"/>
+        </w:rPr>
+        <w:t>_</w:t>
+      </w:r>
+      <w:proofErr w:type="gramStart"/>
+      <w:r>
+        <w:rPr>
+          <w:rFonts w:ascii="Arial" w:hAnsi="Arial" w:cs="Arial"/>
+          <w:sz w:val="20"/>
+          <w:szCs w:val="20"/>
+          <w:lang w:val="en-US"/>
+        </w:rPr>
+        <w:t>csv</w:t>
       </w:r>
       <w:proofErr w:type="spellEnd"/>
       <w:r>
@@ -19141,7 +20108,27 @@
           <w:szCs w:val="20"/>
           <w:lang w:val="en-US"/>
         </w:rPr>
-        <w:t>os.path.join</w:t>
+        <w:t>os.path</w:t>
+      </w:r>
+      <w:proofErr w:type="gramEnd"/>
+      <w:r>
+        <w:rPr>
+          <w:rFonts w:ascii="Arial" w:hAnsi="Arial" w:cs="Arial"/>
+          <w:sz w:val="20"/>
+          <w:szCs w:val="20"/>
+          <w:lang w:val="en-US"/>
+        </w:rPr>
+        <w:t>.</w:t>
+      </w:r>
+      <w:proofErr w:type="gramStart"/>
+      <w:r>
+        <w:rPr>
+          <w:rFonts w:ascii="Arial" w:hAnsi="Arial" w:cs="Arial"/>
+          <w:sz w:val="20"/>
+          <w:szCs w:val="20"/>
+          <w:lang w:val="en-US"/>
+        </w:rPr>
+        <w:t>join</w:t>
       </w:r>
       <w:proofErr w:type="spellEnd"/>
       <w:r>
@@ -19154,6 +20141,7 @@
         <w:t>(</w:t>
       </w:r>
       <w:proofErr w:type="spellStart"/>
+      <w:proofErr w:type="gramEnd"/>
       <w:r>
         <w:rPr>
           <w:rFonts w:ascii="Arial" w:hAnsi="Arial" w:cs="Arial"/>
@@ -19205,14 +20193,35 @@
         <w:t xml:space="preserve">   = </w:t>
       </w:r>
       <w:proofErr w:type="spellStart"/>
-      <w:r>
-        <w:rPr>
-          <w:rFonts w:ascii="Arial" w:hAnsi="Arial" w:cs="Arial"/>
-          <w:sz w:val="20"/>
-          <w:szCs w:val="20"/>
-          <w:lang w:val="en-US"/>
-        </w:rPr>
-        <w:t>pd.read_csv</w:t>
+      <w:proofErr w:type="gramStart"/>
+      <w:r>
+        <w:rPr>
+          <w:rFonts w:ascii="Arial" w:hAnsi="Arial" w:cs="Arial"/>
+          <w:sz w:val="20"/>
+          <w:szCs w:val="20"/>
+          <w:lang w:val="en-US"/>
+        </w:rPr>
+        <w:t>pd.read</w:t>
+      </w:r>
+      <w:proofErr w:type="gramEnd"/>
+      <w:r>
+        <w:rPr>
+          <w:rFonts w:ascii="Arial" w:hAnsi="Arial" w:cs="Arial"/>
+          <w:sz w:val="20"/>
+          <w:szCs w:val="20"/>
+          <w:lang w:val="en-US"/>
+        </w:rPr>
+        <w:t>_</w:t>
+      </w:r>
+      <w:proofErr w:type="gramStart"/>
+      <w:r>
+        <w:rPr>
+          <w:rFonts w:ascii="Arial" w:hAnsi="Arial" w:cs="Arial"/>
+          <w:sz w:val="20"/>
+          <w:szCs w:val="20"/>
+          <w:lang w:val="en-US"/>
+        </w:rPr>
+        <w:t>csv</w:t>
       </w:r>
       <w:proofErr w:type="spellEnd"/>
       <w:r>
@@ -19232,7 +20241,27 @@
           <w:szCs w:val="20"/>
           <w:lang w:val="en-US"/>
         </w:rPr>
-        <w:t>os.path.join</w:t>
+        <w:t>os.path</w:t>
+      </w:r>
+      <w:proofErr w:type="gramEnd"/>
+      <w:r>
+        <w:rPr>
+          <w:rFonts w:ascii="Arial" w:hAnsi="Arial" w:cs="Arial"/>
+          <w:sz w:val="20"/>
+          <w:szCs w:val="20"/>
+          <w:lang w:val="en-US"/>
+        </w:rPr>
+        <w:t>.</w:t>
+      </w:r>
+      <w:proofErr w:type="gramStart"/>
+      <w:r>
+        <w:rPr>
+          <w:rFonts w:ascii="Arial" w:hAnsi="Arial" w:cs="Arial"/>
+          <w:sz w:val="20"/>
+          <w:szCs w:val="20"/>
+          <w:lang w:val="en-US"/>
+        </w:rPr>
+        <w:t>join</w:t>
       </w:r>
       <w:proofErr w:type="spellEnd"/>
       <w:r>
@@ -19245,6 +20274,7 @@
         <w:t>(</w:t>
       </w:r>
       <w:proofErr w:type="spellStart"/>
+      <w:proofErr w:type="gramEnd"/>
       <w:r>
         <w:rPr>
           <w:rFonts w:ascii="Arial" w:hAnsi="Arial" w:cs="Arial"/>
@@ -19296,14 +20326,35 @@
         <w:t xml:space="preserve"> = </w:t>
       </w:r>
       <w:proofErr w:type="spellStart"/>
-      <w:r>
-        <w:rPr>
-          <w:rFonts w:ascii="Arial" w:hAnsi="Arial" w:cs="Arial"/>
-          <w:sz w:val="20"/>
-          <w:szCs w:val="20"/>
-          <w:lang w:val="en-US"/>
-        </w:rPr>
-        <w:t>pd.read_csv</w:t>
+      <w:proofErr w:type="gramStart"/>
+      <w:r>
+        <w:rPr>
+          <w:rFonts w:ascii="Arial" w:hAnsi="Arial" w:cs="Arial"/>
+          <w:sz w:val="20"/>
+          <w:szCs w:val="20"/>
+          <w:lang w:val="en-US"/>
+        </w:rPr>
+        <w:t>pd.read</w:t>
+      </w:r>
+      <w:proofErr w:type="gramEnd"/>
+      <w:r>
+        <w:rPr>
+          <w:rFonts w:ascii="Arial" w:hAnsi="Arial" w:cs="Arial"/>
+          <w:sz w:val="20"/>
+          <w:szCs w:val="20"/>
+          <w:lang w:val="en-US"/>
+        </w:rPr>
+        <w:t>_</w:t>
+      </w:r>
+      <w:proofErr w:type="gramStart"/>
+      <w:r>
+        <w:rPr>
+          <w:rFonts w:ascii="Arial" w:hAnsi="Arial" w:cs="Arial"/>
+          <w:sz w:val="20"/>
+          <w:szCs w:val="20"/>
+          <w:lang w:val="en-US"/>
+        </w:rPr>
+        <w:t>csv</w:t>
       </w:r>
       <w:proofErr w:type="spellEnd"/>
       <w:r>
@@ -19323,7 +20374,27 @@
           <w:szCs w:val="20"/>
           <w:lang w:val="en-US"/>
         </w:rPr>
-        <w:t>os.path.join</w:t>
+        <w:t>os.path</w:t>
+      </w:r>
+      <w:proofErr w:type="gramEnd"/>
+      <w:r>
+        <w:rPr>
+          <w:rFonts w:ascii="Arial" w:hAnsi="Arial" w:cs="Arial"/>
+          <w:sz w:val="20"/>
+          <w:szCs w:val="20"/>
+          <w:lang w:val="en-US"/>
+        </w:rPr>
+        <w:t>.</w:t>
+      </w:r>
+      <w:proofErr w:type="gramStart"/>
+      <w:r>
+        <w:rPr>
+          <w:rFonts w:ascii="Arial" w:hAnsi="Arial" w:cs="Arial"/>
+          <w:sz w:val="20"/>
+          <w:szCs w:val="20"/>
+          <w:lang w:val="en-US"/>
+        </w:rPr>
+        <w:t>join</w:t>
       </w:r>
       <w:proofErr w:type="spellEnd"/>
       <w:r>
@@ -19336,6 +20407,7 @@
         <w:t>(</w:t>
       </w:r>
       <w:proofErr w:type="spellStart"/>
+      <w:proofErr w:type="gramEnd"/>
       <w:r>
         <w:rPr>
           <w:rFonts w:ascii="Arial" w:hAnsi="Arial" w:cs="Arial"/>
@@ -19457,6 +20529,7 @@
         </w:rPr>
         <w:t xml:space="preserve"> = </w:t>
       </w:r>
+      <w:proofErr w:type="gramStart"/>
       <w:r>
         <w:rPr>
           <w:rFonts w:ascii="Arial" w:hAnsi="Arial" w:cs="Arial"/>
@@ -19477,25 +20550,46 @@
         </w:rPr>
         <w:t>(</w:t>
       </w:r>
-    </w:p>
-    <w:p>
-      <w:pPr>
-        <w:jc w:val="both"/>
-        <w:rPr>
-          <w:rFonts w:ascii="Arial" w:hAnsi="Arial" w:cs="Arial"/>
-          <w:sz w:val="20"/>
-          <w:szCs w:val="20"/>
-          <w:lang w:val="en-US"/>
-        </w:rPr>
-      </w:pPr>
-      <w:r>
-        <w:rPr>
-          <w:rFonts w:ascii="Arial" w:hAnsi="Arial" w:cs="Arial"/>
-          <w:sz w:val="20"/>
-          <w:szCs w:val="20"/>
-          <w:lang w:val="en-US"/>
-        </w:rPr>
-        <w:t>    fighter_tott[fighter_tott["REACH"].astype(</w:t>
+      <w:proofErr w:type="gramEnd"/>
+    </w:p>
+    <w:p>
+      <w:pPr>
+        <w:jc w:val="both"/>
+        <w:rPr>
+          <w:rFonts w:ascii="Arial" w:hAnsi="Arial" w:cs="Arial"/>
+          <w:sz w:val="20"/>
+          <w:szCs w:val="20"/>
+          <w:lang w:val="en-US"/>
+        </w:rPr>
+      </w:pPr>
+      <w:r>
+        <w:rPr>
+          <w:rFonts w:ascii="Arial" w:hAnsi="Arial" w:cs="Arial"/>
+          <w:sz w:val="20"/>
+          <w:szCs w:val="20"/>
+          <w:lang w:val="en-US"/>
+        </w:rPr>
+        <w:t>    fighter_tott[fighter_tott["REACH"</w:t>
+      </w:r>
+      <w:proofErr w:type="gramStart"/>
+      <w:r>
+        <w:rPr>
+          <w:rFonts w:ascii="Arial" w:hAnsi="Arial" w:cs="Arial"/>
+          <w:sz w:val="20"/>
+          <w:szCs w:val="20"/>
+          <w:lang w:val="en-US"/>
+        </w:rPr>
+        <w:t>].astype</w:t>
+      </w:r>
+      <w:proofErr w:type="gramEnd"/>
+      <w:r>
+        <w:rPr>
+          <w:rFonts w:ascii="Arial" w:hAnsi="Arial" w:cs="Arial"/>
+          <w:sz w:val="20"/>
+          <w:szCs w:val="20"/>
+          <w:lang w:val="en-US"/>
+        </w:rPr>
+        <w:t>(</w:t>
       </w:r>
       <w:r>
         <w:rPr>
@@ -19515,7 +20609,47 @@
           <w:szCs w:val="20"/>
           <w:lang w:val="en-US"/>
         </w:rPr>
-        <w:t>).str.strip().isin(["--", "", "nan"])]</w:t>
+        <w:t>).</w:t>
+      </w:r>
+      <w:proofErr w:type="gramStart"/>
+      <w:r>
+        <w:rPr>
+          <w:rFonts w:ascii="Arial" w:hAnsi="Arial" w:cs="Arial"/>
+          <w:sz w:val="20"/>
+          <w:szCs w:val="20"/>
+          <w:lang w:val="en-US"/>
+        </w:rPr>
+        <w:t>str.strip</w:t>
+      </w:r>
+      <w:proofErr w:type="gramEnd"/>
+      <w:r>
+        <w:rPr>
+          <w:rFonts w:ascii="Arial" w:hAnsi="Arial" w:cs="Arial"/>
+          <w:sz w:val="20"/>
+          <w:szCs w:val="20"/>
+          <w:lang w:val="en-US"/>
+        </w:rPr>
+        <w:t>(</w:t>
+      </w:r>
+      <w:proofErr w:type="gramStart"/>
+      <w:r>
+        <w:rPr>
+          <w:rFonts w:ascii="Arial" w:hAnsi="Arial" w:cs="Arial"/>
+          <w:sz w:val="20"/>
+          <w:szCs w:val="20"/>
+          <w:lang w:val="en-US"/>
+        </w:rPr>
+        <w:t>).isin</w:t>
+      </w:r>
+      <w:proofErr w:type="gramEnd"/>
+      <w:r>
+        <w:rPr>
+          <w:rFonts w:ascii="Arial" w:hAnsi="Arial" w:cs="Arial"/>
+          <w:sz w:val="20"/>
+          <w:szCs w:val="20"/>
+          <w:lang w:val="en-US"/>
+        </w:rPr>
+        <w:t>(["--", "", "nan"])]</w:t>
       </w:r>
     </w:p>
     <w:p>
@@ -19582,6 +20716,7 @@
           <w:szCs w:val="20"/>
         </w:rPr>
       </w:pPr>
+      <w:proofErr w:type="gramStart"/>
       <w:r>
         <w:rPr>
           <w:rFonts w:ascii="Arial" w:hAnsi="Arial" w:cs="Arial"/>
@@ -19590,6 +20725,7 @@
         </w:rPr>
         <w:t>print(</w:t>
       </w:r>
+      <w:proofErr w:type="gramEnd"/>
       <w:r>
         <w:rPr>
           <w:rFonts w:ascii="Arial" w:hAnsi="Arial" w:cs="Arial"/>
@@ -19795,7 +20931,17 @@
           <w:szCs w:val="20"/>
           <w:lang w:val="en-US"/>
         </w:rPr>
-        <w:t>["FIGHTER"].</w:t>
+        <w:t>["FIGHTER"</w:t>
+      </w:r>
+      <w:proofErr w:type="gramStart"/>
+      <w:r>
+        <w:rPr>
+          <w:rFonts w:ascii="Arial" w:hAnsi="Arial" w:cs="Arial"/>
+          <w:sz w:val="20"/>
+          <w:szCs w:val="20"/>
+          <w:lang w:val="en-US"/>
+        </w:rPr>
+        <w:t>].</w:t>
       </w:r>
       <w:proofErr w:type="spellStart"/>
       <w:r>
@@ -19808,6 +20954,7 @@
         <w:t>isin</w:t>
       </w:r>
       <w:proofErr w:type="spellEnd"/>
+      <w:proofErr w:type="gramEnd"/>
       <w:r>
         <w:rPr>
           <w:rFonts w:ascii="Arial" w:hAnsi="Arial" w:cs="Arial"/>
@@ -19835,7 +20982,27 @@
           <w:szCs w:val="20"/>
           <w:lang w:val="en-US"/>
         </w:rPr>
-        <w:t>)].copy()</w:t>
+        <w:t>)</w:t>
+      </w:r>
+      <w:proofErr w:type="gramStart"/>
+      <w:r>
+        <w:rPr>
+          <w:rFonts w:ascii="Arial" w:hAnsi="Arial" w:cs="Arial"/>
+          <w:sz w:val="20"/>
+          <w:szCs w:val="20"/>
+          <w:lang w:val="en-US"/>
+        </w:rPr>
+        <w:t>].copy</w:t>
+      </w:r>
+      <w:proofErr w:type="gramEnd"/>
+      <w:r>
+        <w:rPr>
+          <w:rFonts w:ascii="Arial" w:hAnsi="Arial" w:cs="Arial"/>
+          <w:sz w:val="20"/>
+          <w:szCs w:val="20"/>
+          <w:lang w:val="en-US"/>
+        </w:rPr>
+        <w:t>()</w:t>
       </w:r>
     </w:p>
     <w:p>
@@ -19976,6 +21143,7 @@
         <w:t xml:space="preserve">    if not </w:t>
       </w:r>
       <w:proofErr w:type="spellStart"/>
+      <w:proofErr w:type="gramStart"/>
       <w:r>
         <w:rPr>
           <w:rFonts w:ascii="Arial" w:hAnsi="Arial" w:cs="Arial"/>
@@ -19993,7 +21161,17 @@
           <w:szCs w:val="20"/>
           <w:lang w:val="en-US"/>
         </w:rPr>
-        <w:t xml:space="preserve">(bout, </w:t>
+        <w:t>(</w:t>
+      </w:r>
+      <w:proofErr w:type="gramEnd"/>
+      <w:r>
+        <w:rPr>
+          <w:rFonts w:ascii="Arial" w:hAnsi="Arial" w:cs="Arial"/>
+          <w:sz w:val="20"/>
+          <w:szCs w:val="20"/>
+          <w:lang w:val="en-US"/>
+        </w:rPr>
+        <w:t xml:space="preserve">bout, </w:t>
       </w:r>
       <w:r>
         <w:rPr>
@@ -20033,7 +21211,27 @@
           <w:szCs w:val="20"/>
           <w:lang w:val="en-US"/>
         </w:rPr>
-        <w:t>        return True</w:t>
+        <w:t xml:space="preserve">        </w:t>
+      </w:r>
+      <w:proofErr w:type="gramStart"/>
+      <w:r>
+        <w:rPr>
+          <w:rFonts w:ascii="Arial" w:hAnsi="Arial" w:cs="Arial"/>
+          <w:sz w:val="20"/>
+          <w:szCs w:val="20"/>
+          <w:lang w:val="en-US"/>
+        </w:rPr>
+        <w:t>return</w:t>
+      </w:r>
+      <w:proofErr w:type="gramEnd"/>
+      <w:r>
+        <w:rPr>
+          <w:rFonts w:ascii="Arial" w:hAnsi="Arial" w:cs="Arial"/>
+          <w:sz w:val="20"/>
+          <w:szCs w:val="20"/>
+          <w:lang w:val="en-US"/>
+        </w:rPr>
+        <w:t xml:space="preserve"> True</w:t>
       </w:r>
     </w:p>
     <w:p>
@@ -20056,6 +21254,7 @@
         <w:t>    partes = [</w:t>
       </w:r>
       <w:proofErr w:type="spellStart"/>
+      <w:proofErr w:type="gramStart"/>
       <w:r>
         <w:rPr>
           <w:rFonts w:ascii="Arial" w:hAnsi="Arial" w:cs="Arial"/>
@@ -20066,6 +21265,7 @@
         <w:t>p.strip</w:t>
       </w:r>
       <w:proofErr w:type="spellEnd"/>
+      <w:proofErr w:type="gramEnd"/>
       <w:r>
         <w:rPr>
           <w:rFonts w:ascii="Arial" w:hAnsi="Arial" w:cs="Arial"/>
@@ -20076,6 +21276,7 @@
         <w:t xml:space="preserve">() for p in </w:t>
       </w:r>
       <w:proofErr w:type="spellStart"/>
+      <w:proofErr w:type="gramStart"/>
       <w:r>
         <w:rPr>
           <w:rFonts w:ascii="Arial" w:hAnsi="Arial" w:cs="Arial"/>
@@ -20086,6 +21287,7 @@
         <w:t>bout.split</w:t>
       </w:r>
       <w:proofErr w:type="spellEnd"/>
+      <w:proofErr w:type="gramEnd"/>
       <w:r>
         <w:rPr>
           <w:rFonts w:ascii="Arial" w:hAnsi="Arial" w:cs="Arial"/>
@@ -20114,7 +21316,27 @@
           <w:lang w:val="en-US"/>
         </w:rPr>
         <w:lastRenderedPageBreak/>
-        <w:t xml:space="preserve">    return any(p in </w:t>
+        <w:t xml:space="preserve">    return </w:t>
+      </w:r>
+      <w:proofErr w:type="gramStart"/>
+      <w:r>
+        <w:rPr>
+          <w:rFonts w:ascii="Arial" w:hAnsi="Arial" w:cs="Arial"/>
+          <w:sz w:val="20"/>
+          <w:szCs w:val="20"/>
+          <w:lang w:val="en-US"/>
+        </w:rPr>
+        <w:t>any(</w:t>
+      </w:r>
+      <w:proofErr w:type="gramEnd"/>
+      <w:r>
+        <w:rPr>
+          <w:rFonts w:ascii="Arial" w:hAnsi="Arial" w:cs="Arial"/>
+          <w:sz w:val="20"/>
+          <w:szCs w:val="20"/>
+          <w:lang w:val="en-US"/>
+        </w:rPr>
+        <w:t xml:space="preserve">p in </w:t>
       </w:r>
       <w:proofErr w:type="spellStart"/>
       <w:r>
@@ -20196,7 +21418,27 @@
           <w:szCs w:val="20"/>
           <w:lang w:val="en-US"/>
         </w:rPr>
-        <w:t>["BOUT"].apply(</w:t>
+        <w:t>["BOUT"</w:t>
+      </w:r>
+      <w:proofErr w:type="gramStart"/>
+      <w:r>
+        <w:rPr>
+          <w:rFonts w:ascii="Arial" w:hAnsi="Arial" w:cs="Arial"/>
+          <w:sz w:val="20"/>
+          <w:szCs w:val="20"/>
+          <w:lang w:val="en-US"/>
+        </w:rPr>
+        <w:t>].apply</w:t>
+      </w:r>
+      <w:proofErr w:type="gramEnd"/>
+      <w:r>
+        <w:rPr>
+          <w:rFonts w:ascii="Arial" w:hAnsi="Arial" w:cs="Arial"/>
+          <w:sz w:val="20"/>
+          <w:szCs w:val="20"/>
+          <w:lang w:val="en-US"/>
+        </w:rPr>
+        <w:t>(</w:t>
       </w:r>
       <w:proofErr w:type="spellStart"/>
       <w:r>
@@ -20297,7 +21539,17 @@
           <w:szCs w:val="20"/>
           <w:lang w:val="en-US"/>
         </w:rPr>
-        <w:t>lutas_invalidas</w:t>
+        <w:t>lutas_</w:t>
+      </w:r>
+      <w:proofErr w:type="gramStart"/>
+      <w:r>
+        <w:rPr>
+          <w:rFonts w:ascii="Arial" w:hAnsi="Arial" w:cs="Arial"/>
+          <w:sz w:val="20"/>
+          <w:szCs w:val="20"/>
+          <w:lang w:val="en-US"/>
+        </w:rPr>
+        <w:t>invalidas</w:t>
       </w:r>
       <w:proofErr w:type="spellEnd"/>
       <w:r>
@@ -20307,29 +21559,40 @@
           <w:szCs w:val="20"/>
           <w:lang w:val="en-US"/>
         </w:rPr>
-        <w:t>]["BOUT"])</w:t>
-      </w:r>
-    </w:p>
-    <w:p>
-      <w:pPr>
-        <w:jc w:val="both"/>
-        <w:rPr>
-          <w:rFonts w:ascii="Arial" w:hAnsi="Arial" w:cs="Arial"/>
-          <w:sz w:val="20"/>
-          <w:szCs w:val="20"/>
-          <w:lang w:val="en-US"/>
-        </w:rPr>
-      </w:pPr>
-    </w:p>
-    <w:p>
-      <w:pPr>
-        <w:jc w:val="both"/>
-        <w:rPr>
-          <w:rFonts w:ascii="Arial" w:hAnsi="Arial" w:cs="Arial"/>
-          <w:sz w:val="20"/>
-          <w:szCs w:val="20"/>
-        </w:rPr>
-      </w:pPr>
+        <w:t>][</w:t>
+      </w:r>
+      <w:proofErr w:type="gramEnd"/>
+      <w:r>
+        <w:rPr>
+          <w:rFonts w:ascii="Arial" w:hAnsi="Arial" w:cs="Arial"/>
+          <w:sz w:val="20"/>
+          <w:szCs w:val="20"/>
+          <w:lang w:val="en-US"/>
+        </w:rPr>
+        <w:t>"BOUT"])</w:t>
+      </w:r>
+    </w:p>
+    <w:p>
+      <w:pPr>
+        <w:jc w:val="both"/>
+        <w:rPr>
+          <w:rFonts w:ascii="Arial" w:hAnsi="Arial" w:cs="Arial"/>
+          <w:sz w:val="20"/>
+          <w:szCs w:val="20"/>
+          <w:lang w:val="en-US"/>
+        </w:rPr>
+      </w:pPr>
+    </w:p>
+    <w:p>
+      <w:pPr>
+        <w:jc w:val="both"/>
+        <w:rPr>
+          <w:rFonts w:ascii="Arial" w:hAnsi="Arial" w:cs="Arial"/>
+          <w:sz w:val="20"/>
+          <w:szCs w:val="20"/>
+        </w:rPr>
+      </w:pPr>
+      <w:proofErr w:type="gramStart"/>
       <w:r>
         <w:rPr>
           <w:rFonts w:ascii="Arial" w:hAnsi="Arial" w:cs="Arial"/>
@@ -20339,6 +21602,7 @@
         <w:t>print(</w:t>
       </w:r>
       <w:proofErr w:type="spellStart"/>
+      <w:proofErr w:type="gramEnd"/>
       <w:r>
         <w:rPr>
           <w:rFonts w:ascii="Arial" w:hAnsi="Arial" w:cs="Arial"/>
@@ -20367,6 +21631,7 @@
         <w:t xml:space="preserve"> removidas: {</w:t>
       </w:r>
       <w:proofErr w:type="spellStart"/>
+      <w:proofErr w:type="gramStart"/>
       <w:r>
         <w:rPr>
           <w:rFonts w:ascii="Arial" w:hAnsi="Arial" w:cs="Arial"/>
@@ -20382,7 +21647,16 @@
           <w:sz w:val="20"/>
           <w:szCs w:val="20"/>
         </w:rPr>
-        <w:t>()}")</w:t>
+        <w:t>(</w:t>
+      </w:r>
+      <w:proofErr w:type="gramEnd"/>
+      <w:r>
+        <w:rPr>
+          <w:rFonts w:ascii="Arial" w:hAnsi="Arial" w:cs="Arial"/>
+          <w:sz w:val="20"/>
+          <w:szCs w:val="20"/>
+        </w:rPr>
+        <w:t>)}")</w:t>
       </w:r>
     </w:p>
     <w:p>
@@ -20517,7 +21791,17 @@
           <w:szCs w:val="20"/>
           <w:lang w:val="en-US"/>
         </w:rPr>
-        <w:t>["BOUT"].</w:t>
+        <w:t>["BOUT"</w:t>
+      </w:r>
+      <w:proofErr w:type="gramStart"/>
+      <w:r>
+        <w:rPr>
+          <w:rFonts w:ascii="Arial" w:hAnsi="Arial" w:cs="Arial"/>
+          <w:sz w:val="20"/>
+          <w:szCs w:val="20"/>
+          <w:lang w:val="en-US"/>
+        </w:rPr>
+        <w:t>].</w:t>
       </w:r>
       <w:proofErr w:type="spellStart"/>
       <w:r>
@@ -20530,6 +21814,7 @@
         <w:t>isin</w:t>
       </w:r>
       <w:proofErr w:type="spellEnd"/>
+      <w:proofErr w:type="gramEnd"/>
       <w:r>
         <w:rPr>
           <w:rFonts w:ascii="Arial" w:hAnsi="Arial" w:cs="Arial"/>
@@ -20557,7 +21842,27 @@
           <w:szCs w:val="20"/>
           <w:lang w:val="en-US"/>
         </w:rPr>
-        <w:t>)].copy()</w:t>
+        <w:t>)</w:t>
+      </w:r>
+      <w:proofErr w:type="gramStart"/>
+      <w:r>
+        <w:rPr>
+          <w:rFonts w:ascii="Arial" w:hAnsi="Arial" w:cs="Arial"/>
+          <w:sz w:val="20"/>
+          <w:szCs w:val="20"/>
+          <w:lang w:val="en-US"/>
+        </w:rPr>
+        <w:t>].copy</w:t>
+      </w:r>
+      <w:proofErr w:type="gramEnd"/>
+      <w:r>
+        <w:rPr>
+          <w:rFonts w:ascii="Arial" w:hAnsi="Arial" w:cs="Arial"/>
+          <w:sz w:val="20"/>
+          <w:szCs w:val="20"/>
+          <w:lang w:val="en-US"/>
+        </w:rPr>
+        <w:t>()</w:t>
       </w:r>
     </w:p>
     <w:p>
@@ -20628,7 +21933,17 @@
           <w:szCs w:val="20"/>
           <w:lang w:val="en-US"/>
         </w:rPr>
-        <w:t>["BOUT"].</w:t>
+        <w:t>["BOUT"</w:t>
+      </w:r>
+      <w:proofErr w:type="gramStart"/>
+      <w:r>
+        <w:rPr>
+          <w:rFonts w:ascii="Arial" w:hAnsi="Arial" w:cs="Arial"/>
+          <w:sz w:val="20"/>
+          <w:szCs w:val="20"/>
+          <w:lang w:val="en-US"/>
+        </w:rPr>
+        <w:t>].</w:t>
       </w:r>
       <w:proofErr w:type="spellStart"/>
       <w:r>
@@ -20641,6 +21956,7 @@
         <w:t>isin</w:t>
       </w:r>
       <w:proofErr w:type="spellEnd"/>
+      <w:proofErr w:type="gramEnd"/>
       <w:r>
         <w:rPr>
           <w:rFonts w:ascii="Arial" w:hAnsi="Arial" w:cs="Arial"/>
@@ -20668,7 +21984,27 @@
           <w:szCs w:val="20"/>
           <w:lang w:val="en-US"/>
         </w:rPr>
-        <w:t>)].copy()</w:t>
+        <w:t>)</w:t>
+      </w:r>
+      <w:proofErr w:type="gramStart"/>
+      <w:r>
+        <w:rPr>
+          <w:rFonts w:ascii="Arial" w:hAnsi="Arial" w:cs="Arial"/>
+          <w:sz w:val="20"/>
+          <w:szCs w:val="20"/>
+          <w:lang w:val="en-US"/>
+        </w:rPr>
+        <w:t>].copy</w:t>
+      </w:r>
+      <w:proofErr w:type="gramEnd"/>
+      <w:r>
+        <w:rPr>
+          <w:rFonts w:ascii="Arial" w:hAnsi="Arial" w:cs="Arial"/>
+          <w:sz w:val="20"/>
+          <w:szCs w:val="20"/>
+          <w:lang w:val="en-US"/>
+        </w:rPr>
+        <w:t>()</w:t>
       </w:r>
     </w:p>
     <w:p>
@@ -20780,7 +22116,17 @@
           <w:szCs w:val="20"/>
           <w:lang w:val="en-US"/>
         </w:rPr>
-        <w:t>fighter_tott_removed</w:t>
+        <w:t>fighter_tott_</w:t>
+      </w:r>
+      <w:proofErr w:type="gramStart"/>
+      <w:r>
+        <w:rPr>
+          <w:rFonts w:ascii="Arial" w:hAnsi="Arial" w:cs="Arial"/>
+          <w:sz w:val="20"/>
+          <w:szCs w:val="20"/>
+          <w:lang w:val="en-US"/>
+        </w:rPr>
+        <w:t>removed</w:t>
       </w:r>
       <w:proofErr w:type="spellEnd"/>
       <w:r>
@@ -20790,7 +22136,17 @@
           <w:szCs w:val="20"/>
           <w:lang w:val="en-US"/>
         </w:rPr>
-        <w:t xml:space="preserve">  = </w:t>
+        <w:t xml:space="preserve">  =</w:t>
+      </w:r>
+      <w:proofErr w:type="gramEnd"/>
+      <w:r>
+        <w:rPr>
+          <w:rFonts w:ascii="Arial" w:hAnsi="Arial" w:cs="Arial"/>
+          <w:sz w:val="20"/>
+          <w:szCs w:val="20"/>
+          <w:lang w:val="en-US"/>
+        </w:rPr>
+        <w:t xml:space="preserve"> </w:t>
       </w:r>
       <w:proofErr w:type="spellStart"/>
       <w:r>
@@ -20830,7 +22186,17 @@
           <w:szCs w:val="20"/>
           <w:lang w:val="en-US"/>
         </w:rPr>
-        <w:t>["FIGHTER"].</w:t>
+        <w:t>["FIGHTER"</w:t>
+      </w:r>
+      <w:proofErr w:type="gramStart"/>
+      <w:r>
+        <w:rPr>
+          <w:rFonts w:ascii="Arial" w:hAnsi="Arial" w:cs="Arial"/>
+          <w:sz w:val="20"/>
+          <w:szCs w:val="20"/>
+          <w:lang w:val="en-US"/>
+        </w:rPr>
+        <w:t>].</w:t>
       </w:r>
       <w:proofErr w:type="spellStart"/>
       <w:r>
@@ -20843,6 +22209,7 @@
         <w:t>isin</w:t>
       </w:r>
       <w:proofErr w:type="spellEnd"/>
+      <w:proofErr w:type="gramEnd"/>
       <w:r>
         <w:rPr>
           <w:rFonts w:ascii="Arial" w:hAnsi="Arial" w:cs="Arial"/>
@@ -20870,7 +22237,27 @@
           <w:szCs w:val="20"/>
           <w:lang w:val="en-US"/>
         </w:rPr>
-        <w:t>)].copy()</w:t>
+        <w:t>)</w:t>
+      </w:r>
+      <w:proofErr w:type="gramStart"/>
+      <w:r>
+        <w:rPr>
+          <w:rFonts w:ascii="Arial" w:hAnsi="Arial" w:cs="Arial"/>
+          <w:sz w:val="20"/>
+          <w:szCs w:val="20"/>
+          <w:lang w:val="en-US"/>
+        </w:rPr>
+        <w:t>].copy</w:t>
+      </w:r>
+      <w:proofErr w:type="gramEnd"/>
+      <w:r>
+        <w:rPr>
+          <w:rFonts w:ascii="Arial" w:hAnsi="Arial" w:cs="Arial"/>
+          <w:sz w:val="20"/>
+          <w:szCs w:val="20"/>
+          <w:lang w:val="en-US"/>
+        </w:rPr>
+        <w:t>()</w:t>
       </w:r>
     </w:p>
     <w:p>
@@ -20941,7 +22328,17 @@
           <w:szCs w:val="20"/>
           <w:lang w:val="en-US"/>
         </w:rPr>
-        <w:t>["BOUT"].</w:t>
+        <w:t>["BOUT"</w:t>
+      </w:r>
+      <w:proofErr w:type="gramStart"/>
+      <w:r>
+        <w:rPr>
+          <w:rFonts w:ascii="Arial" w:hAnsi="Arial" w:cs="Arial"/>
+          <w:sz w:val="20"/>
+          <w:szCs w:val="20"/>
+          <w:lang w:val="en-US"/>
+        </w:rPr>
+        <w:t>].</w:t>
       </w:r>
       <w:proofErr w:type="spellStart"/>
       <w:r>
@@ -20954,6 +22351,7 @@
         <w:t>isin</w:t>
       </w:r>
       <w:proofErr w:type="spellEnd"/>
+      <w:proofErr w:type="gramEnd"/>
       <w:r>
         <w:rPr>
           <w:rFonts w:ascii="Arial" w:hAnsi="Arial" w:cs="Arial"/>
@@ -20981,7 +22379,27 @@
           <w:szCs w:val="20"/>
           <w:lang w:val="en-US"/>
         </w:rPr>
-        <w:t>)].copy()</w:t>
+        <w:t>)</w:t>
+      </w:r>
+      <w:proofErr w:type="gramStart"/>
+      <w:r>
+        <w:rPr>
+          <w:rFonts w:ascii="Arial" w:hAnsi="Arial" w:cs="Arial"/>
+          <w:sz w:val="20"/>
+          <w:szCs w:val="20"/>
+          <w:lang w:val="en-US"/>
+        </w:rPr>
+        <w:t>].copy</w:t>
+      </w:r>
+      <w:proofErr w:type="gramEnd"/>
+      <w:r>
+        <w:rPr>
+          <w:rFonts w:ascii="Arial" w:hAnsi="Arial" w:cs="Arial"/>
+          <w:sz w:val="20"/>
+          <w:szCs w:val="20"/>
+          <w:lang w:val="en-US"/>
+        </w:rPr>
+        <w:t>()</w:t>
       </w:r>
     </w:p>
     <w:p>
@@ -21052,7 +22470,17 @@
           <w:szCs w:val="20"/>
           <w:lang w:val="en-US"/>
         </w:rPr>
-        <w:t>["BOUT"].</w:t>
+        <w:t>["BOUT"</w:t>
+      </w:r>
+      <w:proofErr w:type="gramStart"/>
+      <w:r>
+        <w:rPr>
+          <w:rFonts w:ascii="Arial" w:hAnsi="Arial" w:cs="Arial"/>
+          <w:sz w:val="20"/>
+          <w:szCs w:val="20"/>
+          <w:lang w:val="en-US"/>
+        </w:rPr>
+        <w:t>].</w:t>
       </w:r>
       <w:proofErr w:type="spellStart"/>
       <w:r>
@@ -21065,6 +22493,7 @@
         <w:t>isin</w:t>
       </w:r>
       <w:proofErr w:type="spellEnd"/>
+      <w:proofErr w:type="gramEnd"/>
       <w:r>
         <w:rPr>
           <w:rFonts w:ascii="Arial" w:hAnsi="Arial" w:cs="Arial"/>
@@ -21092,7 +22521,27 @@
           <w:szCs w:val="20"/>
           <w:lang w:val="en-US"/>
         </w:rPr>
-        <w:t>)].copy()</w:t>
+        <w:t>)</w:t>
+      </w:r>
+      <w:proofErr w:type="gramStart"/>
+      <w:r>
+        <w:rPr>
+          <w:rFonts w:ascii="Arial" w:hAnsi="Arial" w:cs="Arial"/>
+          <w:sz w:val="20"/>
+          <w:szCs w:val="20"/>
+          <w:lang w:val="en-US"/>
+        </w:rPr>
+        <w:t>].copy</w:t>
+      </w:r>
+      <w:proofErr w:type="gramEnd"/>
+      <w:r>
+        <w:rPr>
+          <w:rFonts w:ascii="Arial" w:hAnsi="Arial" w:cs="Arial"/>
+          <w:sz w:val="20"/>
+          <w:szCs w:val="20"/>
+          <w:lang w:val="en-US"/>
+        </w:rPr>
+        <w:t>()</w:t>
       </w:r>
     </w:p>
     <w:p>
@@ -21184,7 +22633,17 @@
           <w:szCs w:val="20"/>
           <w:lang w:val="en-US"/>
         </w:rPr>
-        <w:t>fighter_tott_clean.to_csv</w:t>
+        <w:t>fighter_tott_clean.to_</w:t>
+      </w:r>
+      <w:proofErr w:type="gramStart"/>
+      <w:r>
+        <w:rPr>
+          <w:rFonts w:ascii="Arial" w:hAnsi="Arial" w:cs="Arial"/>
+          <w:sz w:val="20"/>
+          <w:szCs w:val="20"/>
+          <w:lang w:val="en-US"/>
+        </w:rPr>
+        <w:t>csv</w:t>
       </w:r>
       <w:proofErr w:type="spellEnd"/>
       <w:r>
@@ -21204,7 +22663,27 @@
           <w:szCs w:val="20"/>
           <w:lang w:val="en-US"/>
         </w:rPr>
-        <w:t>os.path.join</w:t>
+        <w:t>os.path</w:t>
+      </w:r>
+      <w:proofErr w:type="gramEnd"/>
+      <w:r>
+        <w:rPr>
+          <w:rFonts w:ascii="Arial" w:hAnsi="Arial" w:cs="Arial"/>
+          <w:sz w:val="20"/>
+          <w:szCs w:val="20"/>
+          <w:lang w:val="en-US"/>
+        </w:rPr>
+        <w:t>.</w:t>
+      </w:r>
+      <w:proofErr w:type="gramStart"/>
+      <w:r>
+        <w:rPr>
+          <w:rFonts w:ascii="Arial" w:hAnsi="Arial" w:cs="Arial"/>
+          <w:sz w:val="20"/>
+          <w:szCs w:val="20"/>
+          <w:lang w:val="en-US"/>
+        </w:rPr>
+        <w:t>join</w:t>
       </w:r>
       <w:proofErr w:type="spellEnd"/>
       <w:r>
@@ -21217,6 +22696,7 @@
         <w:t>(</w:t>
       </w:r>
       <w:proofErr w:type="spellStart"/>
+      <w:proofErr w:type="gramEnd"/>
       <w:r>
         <w:rPr>
           <w:rFonts w:ascii="Arial" w:hAnsi="Arial" w:cs="Arial"/>
@@ -21234,7 +22714,27 @@
           <w:szCs w:val="20"/>
           <w:lang w:val="en-US"/>
         </w:rPr>
-        <w:t>, "ufc_fighter_tott_clean.csv"),    </w:t>
+        <w:t>, "ufc_fighter_tott_clean.csv"</w:t>
+      </w:r>
+      <w:proofErr w:type="gramStart"/>
+      <w:r>
+        <w:rPr>
+          <w:rFonts w:ascii="Arial" w:hAnsi="Arial" w:cs="Arial"/>
+          <w:sz w:val="20"/>
+          <w:szCs w:val="20"/>
+          <w:lang w:val="en-US"/>
+        </w:rPr>
+        <w:t xml:space="preserve">),   </w:t>
+      </w:r>
+      <w:proofErr w:type="gramEnd"/>
+      <w:r>
+        <w:rPr>
+          <w:rFonts w:ascii="Arial" w:hAnsi="Arial" w:cs="Arial"/>
+          <w:sz w:val="20"/>
+          <w:szCs w:val="20"/>
+          <w:lang w:val="en-US"/>
+        </w:rPr>
+        <w:t> </w:t>
       </w:r>
       <w:r>
         <w:rPr>
@@ -21275,7 +22775,17 @@
           <w:szCs w:val="20"/>
           <w:lang w:val="en-US"/>
         </w:rPr>
-        <w:t>fight_results_clean.to_csv</w:t>
+        <w:t>fight_results_clean.to_</w:t>
+      </w:r>
+      <w:proofErr w:type="gramStart"/>
+      <w:r>
+        <w:rPr>
+          <w:rFonts w:ascii="Arial" w:hAnsi="Arial" w:cs="Arial"/>
+          <w:sz w:val="20"/>
+          <w:szCs w:val="20"/>
+          <w:lang w:val="en-US"/>
+        </w:rPr>
+        <w:t>csv</w:t>
       </w:r>
       <w:proofErr w:type="spellEnd"/>
       <w:r>
@@ -21295,7 +22805,27 @@
           <w:szCs w:val="20"/>
           <w:lang w:val="en-US"/>
         </w:rPr>
-        <w:t>os.path.join</w:t>
+        <w:t>os.path</w:t>
+      </w:r>
+      <w:proofErr w:type="gramEnd"/>
+      <w:r>
+        <w:rPr>
+          <w:rFonts w:ascii="Arial" w:hAnsi="Arial" w:cs="Arial"/>
+          <w:sz w:val="20"/>
+          <w:szCs w:val="20"/>
+          <w:lang w:val="en-US"/>
+        </w:rPr>
+        <w:t>.</w:t>
+      </w:r>
+      <w:proofErr w:type="gramStart"/>
+      <w:r>
+        <w:rPr>
+          <w:rFonts w:ascii="Arial" w:hAnsi="Arial" w:cs="Arial"/>
+          <w:sz w:val="20"/>
+          <w:szCs w:val="20"/>
+          <w:lang w:val="en-US"/>
+        </w:rPr>
+        <w:t>join</w:t>
       </w:r>
       <w:proofErr w:type="spellEnd"/>
       <w:r>
@@ -21308,6 +22838,7 @@
         <w:t>(</w:t>
       </w:r>
       <w:proofErr w:type="spellStart"/>
+      <w:proofErr w:type="gramEnd"/>
       <w:r>
         <w:rPr>
           <w:rFonts w:ascii="Arial" w:hAnsi="Arial" w:cs="Arial"/>
@@ -21325,7 +22856,17 @@
           <w:szCs w:val="20"/>
           <w:lang w:val="en-US"/>
         </w:rPr>
-        <w:t>, "ufc_fight_results_clean.csv"),  </w:t>
+        <w:t>, "ufc_fight_results_clean.csv"</w:t>
+      </w:r>
+      <w:proofErr w:type="gramStart"/>
+      <w:r>
+        <w:rPr>
+          <w:rFonts w:ascii="Arial" w:hAnsi="Arial" w:cs="Arial"/>
+          <w:sz w:val="20"/>
+          <w:szCs w:val="20"/>
+          <w:lang w:val="en-US"/>
+        </w:rPr>
+        <w:t>),  </w:t>
       </w:r>
       <w:r>
         <w:rPr>
@@ -21338,6 +22879,7 @@
         </w:rPr>
         <w:t>index</w:t>
       </w:r>
+      <w:proofErr w:type="gramEnd"/>
       <w:r>
         <w:rPr>
           <w:rFonts w:ascii="Arial" w:hAnsi="Arial" w:cs="Arial"/>
@@ -21366,7 +22908,17 @@
           <w:szCs w:val="20"/>
           <w:lang w:val="en-US"/>
         </w:rPr>
-        <w:t>fight_stats_clean.to_csv</w:t>
+        <w:t>fight_stats_clean.to_</w:t>
+      </w:r>
+      <w:proofErr w:type="gramStart"/>
+      <w:r>
+        <w:rPr>
+          <w:rFonts w:ascii="Arial" w:hAnsi="Arial" w:cs="Arial"/>
+          <w:sz w:val="20"/>
+          <w:szCs w:val="20"/>
+          <w:lang w:val="en-US"/>
+        </w:rPr>
+        <w:t>csv</w:t>
       </w:r>
       <w:proofErr w:type="spellEnd"/>
       <w:r>
@@ -21386,7 +22938,27 @@
           <w:szCs w:val="20"/>
           <w:lang w:val="en-US"/>
         </w:rPr>
-        <w:t>os.path.join</w:t>
+        <w:t>os.path</w:t>
+      </w:r>
+      <w:proofErr w:type="gramEnd"/>
+      <w:r>
+        <w:rPr>
+          <w:rFonts w:ascii="Arial" w:hAnsi="Arial" w:cs="Arial"/>
+          <w:sz w:val="20"/>
+          <w:szCs w:val="20"/>
+          <w:lang w:val="en-US"/>
+        </w:rPr>
+        <w:t>.</w:t>
+      </w:r>
+      <w:proofErr w:type="gramStart"/>
+      <w:r>
+        <w:rPr>
+          <w:rFonts w:ascii="Arial" w:hAnsi="Arial" w:cs="Arial"/>
+          <w:sz w:val="20"/>
+          <w:szCs w:val="20"/>
+          <w:lang w:val="en-US"/>
+        </w:rPr>
+        <w:t>join</w:t>
       </w:r>
       <w:proofErr w:type="spellEnd"/>
       <w:r>
@@ -21399,6 +22971,7 @@
         <w:t>(</w:t>
       </w:r>
       <w:proofErr w:type="spellStart"/>
+      <w:proofErr w:type="gramEnd"/>
       <w:r>
         <w:rPr>
           <w:rFonts w:ascii="Arial" w:hAnsi="Arial" w:cs="Arial"/>
@@ -21416,7 +22989,27 @@
           <w:szCs w:val="20"/>
           <w:lang w:val="en-US"/>
         </w:rPr>
-        <w:t>, "ufc_fight_stats_clean.csv"),      </w:t>
+        <w:t>, "ufc_fight_stats_clean.csv"</w:t>
+      </w:r>
+      <w:proofErr w:type="gramStart"/>
+      <w:r>
+        <w:rPr>
+          <w:rFonts w:ascii="Arial" w:hAnsi="Arial" w:cs="Arial"/>
+          <w:sz w:val="20"/>
+          <w:szCs w:val="20"/>
+          <w:lang w:val="en-US"/>
+        </w:rPr>
+        <w:t xml:space="preserve">),   </w:t>
+      </w:r>
+      <w:proofErr w:type="gramEnd"/>
+      <w:r>
+        <w:rPr>
+          <w:rFonts w:ascii="Arial" w:hAnsi="Arial" w:cs="Arial"/>
+          <w:sz w:val="20"/>
+          <w:szCs w:val="20"/>
+          <w:lang w:val="en-US"/>
+        </w:rPr>
+        <w:t>   </w:t>
       </w:r>
       <w:r>
         <w:rPr>
@@ -21528,7 +23121,17 @@
           <w:szCs w:val="20"/>
           <w:lang w:val="en-US"/>
         </w:rPr>
-        <w:t>fighter_tott_removed.to_csv</w:t>
+        <w:t>fighter_tott_removed.to_</w:t>
+      </w:r>
+      <w:proofErr w:type="gramStart"/>
+      <w:r>
+        <w:rPr>
+          <w:rFonts w:ascii="Arial" w:hAnsi="Arial" w:cs="Arial"/>
+          <w:sz w:val="20"/>
+          <w:szCs w:val="20"/>
+          <w:lang w:val="en-US"/>
+        </w:rPr>
+        <w:t>csv</w:t>
       </w:r>
       <w:proofErr w:type="spellEnd"/>
       <w:r>
@@ -21548,7 +23151,27 @@
           <w:szCs w:val="20"/>
           <w:lang w:val="en-US"/>
         </w:rPr>
-        <w:t>os.path.join</w:t>
+        <w:t>os.path</w:t>
+      </w:r>
+      <w:proofErr w:type="gramEnd"/>
+      <w:r>
+        <w:rPr>
+          <w:rFonts w:ascii="Arial" w:hAnsi="Arial" w:cs="Arial"/>
+          <w:sz w:val="20"/>
+          <w:szCs w:val="20"/>
+          <w:lang w:val="en-US"/>
+        </w:rPr>
+        <w:t>.</w:t>
+      </w:r>
+      <w:proofErr w:type="gramStart"/>
+      <w:r>
+        <w:rPr>
+          <w:rFonts w:ascii="Arial" w:hAnsi="Arial" w:cs="Arial"/>
+          <w:sz w:val="20"/>
+          <w:szCs w:val="20"/>
+          <w:lang w:val="en-US"/>
+        </w:rPr>
+        <w:t>join</w:t>
       </w:r>
       <w:proofErr w:type="spellEnd"/>
       <w:r>
@@ -21561,6 +23184,7 @@
         <w:t>(</w:t>
       </w:r>
       <w:proofErr w:type="spellStart"/>
+      <w:proofErr w:type="gramEnd"/>
       <w:r>
         <w:rPr>
           <w:rFonts w:ascii="Arial" w:hAnsi="Arial" w:cs="Arial"/>
@@ -21578,7 +23202,27 @@
           <w:szCs w:val="20"/>
           <w:lang w:val="en-US"/>
         </w:rPr>
-        <w:t>, "ufc_fighter_tott_removed.csv"),    </w:t>
+        <w:t>, "ufc_fighter_tott_removed.csv"</w:t>
+      </w:r>
+      <w:proofErr w:type="gramStart"/>
+      <w:r>
+        <w:rPr>
+          <w:rFonts w:ascii="Arial" w:hAnsi="Arial" w:cs="Arial"/>
+          <w:sz w:val="20"/>
+          <w:szCs w:val="20"/>
+          <w:lang w:val="en-US"/>
+        </w:rPr>
+        <w:t xml:space="preserve">),   </w:t>
+      </w:r>
+      <w:proofErr w:type="gramEnd"/>
+      <w:r>
+        <w:rPr>
+          <w:rFonts w:ascii="Arial" w:hAnsi="Arial" w:cs="Arial"/>
+          <w:sz w:val="20"/>
+          <w:szCs w:val="20"/>
+          <w:lang w:val="en-US"/>
+        </w:rPr>
+        <w:t> </w:t>
       </w:r>
       <w:r>
         <w:rPr>
@@ -21619,7 +23263,17 @@
           <w:szCs w:val="20"/>
           <w:lang w:val="en-US"/>
         </w:rPr>
-        <w:t>fight_results_removed.to_csv</w:t>
+        <w:t>fight_results_removed.to_</w:t>
+      </w:r>
+      <w:proofErr w:type="gramStart"/>
+      <w:r>
+        <w:rPr>
+          <w:rFonts w:ascii="Arial" w:hAnsi="Arial" w:cs="Arial"/>
+          <w:sz w:val="20"/>
+          <w:szCs w:val="20"/>
+          <w:lang w:val="en-US"/>
+        </w:rPr>
+        <w:t>csv</w:t>
       </w:r>
       <w:proofErr w:type="spellEnd"/>
       <w:r>
@@ -21639,7 +23293,27 @@
           <w:szCs w:val="20"/>
           <w:lang w:val="en-US"/>
         </w:rPr>
-        <w:t>os.path.join</w:t>
+        <w:t>os.path</w:t>
+      </w:r>
+      <w:proofErr w:type="gramEnd"/>
+      <w:r>
+        <w:rPr>
+          <w:rFonts w:ascii="Arial" w:hAnsi="Arial" w:cs="Arial"/>
+          <w:sz w:val="20"/>
+          <w:szCs w:val="20"/>
+          <w:lang w:val="en-US"/>
+        </w:rPr>
+        <w:t>.</w:t>
+      </w:r>
+      <w:proofErr w:type="gramStart"/>
+      <w:r>
+        <w:rPr>
+          <w:rFonts w:ascii="Arial" w:hAnsi="Arial" w:cs="Arial"/>
+          <w:sz w:val="20"/>
+          <w:szCs w:val="20"/>
+          <w:lang w:val="en-US"/>
+        </w:rPr>
+        <w:t>join</w:t>
       </w:r>
       <w:proofErr w:type="spellEnd"/>
       <w:r>
@@ -21652,6 +23326,7 @@
         <w:t>(</w:t>
       </w:r>
       <w:proofErr w:type="spellStart"/>
+      <w:proofErr w:type="gramEnd"/>
       <w:r>
         <w:rPr>
           <w:rFonts w:ascii="Arial" w:hAnsi="Arial" w:cs="Arial"/>
@@ -21669,7 +23344,17 @@
           <w:szCs w:val="20"/>
           <w:lang w:val="en-US"/>
         </w:rPr>
-        <w:t>, "ufc_fight_results_removed.csv"),  </w:t>
+        <w:t>, "ufc_fight_results_removed.csv"</w:t>
+      </w:r>
+      <w:proofErr w:type="gramStart"/>
+      <w:r>
+        <w:rPr>
+          <w:rFonts w:ascii="Arial" w:hAnsi="Arial" w:cs="Arial"/>
+          <w:sz w:val="20"/>
+          <w:szCs w:val="20"/>
+          <w:lang w:val="en-US"/>
+        </w:rPr>
+        <w:t>),  </w:t>
       </w:r>
       <w:r>
         <w:rPr>
@@ -21682,6 +23367,7 @@
         </w:rPr>
         <w:t>index</w:t>
       </w:r>
+      <w:proofErr w:type="gramEnd"/>
       <w:r>
         <w:rPr>
           <w:rFonts w:ascii="Arial" w:hAnsi="Arial" w:cs="Arial"/>
@@ -21710,7 +23396,17 @@
           <w:szCs w:val="20"/>
           <w:lang w:val="en-US"/>
         </w:rPr>
-        <w:t>fight_stats_removed.to_csv</w:t>
+        <w:t>fight_stats_removed.to_</w:t>
+      </w:r>
+      <w:proofErr w:type="gramStart"/>
+      <w:r>
+        <w:rPr>
+          <w:rFonts w:ascii="Arial" w:hAnsi="Arial" w:cs="Arial"/>
+          <w:sz w:val="20"/>
+          <w:szCs w:val="20"/>
+          <w:lang w:val="en-US"/>
+        </w:rPr>
+        <w:t>csv</w:t>
       </w:r>
       <w:proofErr w:type="spellEnd"/>
       <w:r>
@@ -21730,7 +23426,27 @@
           <w:szCs w:val="20"/>
           <w:lang w:val="en-US"/>
         </w:rPr>
-        <w:t>os.path.join</w:t>
+        <w:t>os.path</w:t>
+      </w:r>
+      <w:proofErr w:type="gramEnd"/>
+      <w:r>
+        <w:rPr>
+          <w:rFonts w:ascii="Arial" w:hAnsi="Arial" w:cs="Arial"/>
+          <w:sz w:val="20"/>
+          <w:szCs w:val="20"/>
+          <w:lang w:val="en-US"/>
+        </w:rPr>
+        <w:t>.</w:t>
+      </w:r>
+      <w:proofErr w:type="gramStart"/>
+      <w:r>
+        <w:rPr>
+          <w:rFonts w:ascii="Arial" w:hAnsi="Arial" w:cs="Arial"/>
+          <w:sz w:val="20"/>
+          <w:szCs w:val="20"/>
+          <w:lang w:val="en-US"/>
+        </w:rPr>
+        <w:t>join</w:t>
       </w:r>
       <w:proofErr w:type="spellEnd"/>
       <w:r>
@@ -21743,6 +23459,7 @@
         <w:t>(</w:t>
       </w:r>
       <w:proofErr w:type="spellStart"/>
+      <w:proofErr w:type="gramEnd"/>
       <w:r>
         <w:rPr>
           <w:rFonts w:ascii="Arial" w:hAnsi="Arial" w:cs="Arial"/>
@@ -21760,7 +23477,27 @@
           <w:szCs w:val="20"/>
           <w:lang w:val="en-US"/>
         </w:rPr>
-        <w:t>, "ufc_fight_stats_removed.csv"),      </w:t>
+        <w:t>, "ufc_fight_stats_removed.csv"</w:t>
+      </w:r>
+      <w:proofErr w:type="gramStart"/>
+      <w:r>
+        <w:rPr>
+          <w:rFonts w:ascii="Arial" w:hAnsi="Arial" w:cs="Arial"/>
+          <w:sz w:val="20"/>
+          <w:szCs w:val="20"/>
+          <w:lang w:val="en-US"/>
+        </w:rPr>
+        <w:t xml:space="preserve">),   </w:t>
+      </w:r>
+      <w:proofErr w:type="gramEnd"/>
+      <w:r>
+        <w:rPr>
+          <w:rFonts w:ascii="Arial" w:hAnsi="Arial" w:cs="Arial"/>
+          <w:sz w:val="20"/>
+          <w:szCs w:val="20"/>
+          <w:lang w:val="en-US"/>
+        </w:rPr>
+        <w:t>   </w:t>
       </w:r>
       <w:r>
         <w:rPr>
@@ -21803,13 +23540,23 @@
           <w:szCs w:val="20"/>
         </w:rPr>
       </w:pPr>
-      <w:r>
-        <w:rPr>
-          <w:rFonts w:ascii="Arial" w:hAnsi="Arial" w:cs="Arial"/>
-          <w:sz w:val="20"/>
-          <w:szCs w:val="20"/>
-        </w:rPr>
-        <w:t>print("\</w:t>
+      <w:proofErr w:type="gramStart"/>
+      <w:r>
+        <w:rPr>
+          <w:rFonts w:ascii="Arial" w:hAnsi="Arial" w:cs="Arial"/>
+          <w:sz w:val="20"/>
+          <w:szCs w:val="20"/>
+        </w:rPr>
+        <w:t>print(</w:t>
+      </w:r>
+      <w:proofErr w:type="gramEnd"/>
+      <w:r>
+        <w:rPr>
+          <w:rFonts w:ascii="Arial" w:hAnsi="Arial" w:cs="Arial"/>
+          <w:sz w:val="20"/>
+          <w:szCs w:val="20"/>
+        </w:rPr>
+        <w:t>"\</w:t>
       </w:r>
       <w:proofErr w:type="spellStart"/>
       <w:r>
@@ -21858,6 +23605,7 @@
           <w:lang w:val="en-US"/>
         </w:rPr>
       </w:pPr>
+      <w:proofErr w:type="gramStart"/>
       <w:r>
         <w:rPr>
           <w:rFonts w:ascii="Arial" w:hAnsi="Arial" w:cs="Arial"/>
@@ -21867,6 +23615,7 @@
         </w:rPr>
         <w:t>print(</w:t>
       </w:r>
+      <w:proofErr w:type="gramEnd"/>
       <w:r>
         <w:rPr>
           <w:rFonts w:ascii="Arial" w:hAnsi="Arial" w:cs="Arial"/>
@@ -21878,14 +23627,25 @@
         </w:rPr>
         <w:t>f</w:t>
       </w:r>
-      <w:r>
-        <w:rPr>
-          <w:rFonts w:ascii="Arial" w:hAnsi="Arial" w:cs="Arial"/>
-          <w:sz w:val="20"/>
-          <w:szCs w:val="20"/>
-          <w:lang w:val="en-US"/>
-        </w:rPr>
-        <w:t>"  ufc_fighter_tott_clean.csv   → {</w:t>
+      <w:proofErr w:type="gramStart"/>
+      <w:r>
+        <w:rPr>
+          <w:rFonts w:ascii="Arial" w:hAnsi="Arial" w:cs="Arial"/>
+          <w:sz w:val="20"/>
+          <w:szCs w:val="20"/>
+          <w:lang w:val="en-US"/>
+        </w:rPr>
+        <w:t>"  ufc_fighter_tott_clean.csv</w:t>
+      </w:r>
+      <w:proofErr w:type="gramEnd"/>
+      <w:r>
+        <w:rPr>
+          <w:rFonts w:ascii="Arial" w:hAnsi="Arial" w:cs="Arial"/>
+          <w:sz w:val="20"/>
+          <w:szCs w:val="20"/>
+          <w:lang w:val="en-US"/>
+        </w:rPr>
+        <w:t xml:space="preserve">   → {</w:t>
       </w:r>
       <w:proofErr w:type="spellStart"/>
       <w:r>
@@ -21915,7 +23675,17 @@
           <w:szCs w:val="20"/>
           <w:lang w:val="en-US"/>
         </w:rPr>
-        <w:t>fighter_tott_clean</w:t>
+        <w:t>fighter_tott_</w:t>
+      </w:r>
+      <w:proofErr w:type="gramStart"/>
+      <w:r>
+        <w:rPr>
+          <w:rFonts w:ascii="Arial" w:hAnsi="Arial" w:cs="Arial"/>
+          <w:sz w:val="20"/>
+          <w:szCs w:val="20"/>
+          <w:lang w:val="en-US"/>
+        </w:rPr>
+        <w:t>clean</w:t>
       </w:r>
       <w:proofErr w:type="spellEnd"/>
       <w:r>
@@ -21925,7 +23695,17 @@
           <w:szCs w:val="20"/>
           <w:lang w:val="en-US"/>
         </w:rPr>
-        <w:t xml:space="preserve">)} </w:t>
+        <w:t>)}</w:t>
+      </w:r>
+      <w:proofErr w:type="gramEnd"/>
+      <w:r>
+        <w:rPr>
+          <w:rFonts w:ascii="Arial" w:hAnsi="Arial" w:cs="Arial"/>
+          <w:sz w:val="20"/>
+          <w:szCs w:val="20"/>
+          <w:lang w:val="en-US"/>
+        </w:rPr>
+        <w:t xml:space="preserve"> </w:t>
       </w:r>
       <w:proofErr w:type="spellStart"/>
       <w:r>
@@ -21958,6 +23738,7 @@
           <w:lang w:val="en-US"/>
         </w:rPr>
       </w:pPr>
+      <w:proofErr w:type="gramStart"/>
       <w:r>
         <w:rPr>
           <w:rFonts w:ascii="Arial" w:hAnsi="Arial" w:cs="Arial"/>
@@ -21967,6 +23748,7 @@
         </w:rPr>
         <w:t>print(</w:t>
       </w:r>
+      <w:proofErr w:type="gramEnd"/>
       <w:r>
         <w:rPr>
           <w:rFonts w:ascii="Arial" w:hAnsi="Arial" w:cs="Arial"/>
@@ -21978,14 +23760,25 @@
         </w:rPr>
         <w:t>f</w:t>
       </w:r>
-      <w:r>
-        <w:rPr>
-          <w:rFonts w:ascii="Arial" w:hAnsi="Arial" w:cs="Arial"/>
-          <w:sz w:val="20"/>
-          <w:szCs w:val="20"/>
-          <w:lang w:val="en-US"/>
-        </w:rPr>
-        <w:t>"  ufc_fight_results_clean.csv  → {</w:t>
+      <w:proofErr w:type="gramStart"/>
+      <w:r>
+        <w:rPr>
+          <w:rFonts w:ascii="Arial" w:hAnsi="Arial" w:cs="Arial"/>
+          <w:sz w:val="20"/>
+          <w:szCs w:val="20"/>
+          <w:lang w:val="en-US"/>
+        </w:rPr>
+        <w:t>"  ufc_fight_results_clean.csv</w:t>
+      </w:r>
+      <w:proofErr w:type="gramEnd"/>
+      <w:r>
+        <w:rPr>
+          <w:rFonts w:ascii="Arial" w:hAnsi="Arial" w:cs="Arial"/>
+          <w:sz w:val="20"/>
+          <w:szCs w:val="20"/>
+          <w:lang w:val="en-US"/>
+        </w:rPr>
+        <w:t xml:space="preserve">  → {</w:t>
       </w:r>
       <w:proofErr w:type="spellStart"/>
       <w:r>
@@ -22015,7 +23808,17 @@
           <w:szCs w:val="20"/>
           <w:lang w:val="en-US"/>
         </w:rPr>
-        <w:t>fight_results_clean</w:t>
+        <w:t>fight_results_</w:t>
+      </w:r>
+      <w:proofErr w:type="gramStart"/>
+      <w:r>
+        <w:rPr>
+          <w:rFonts w:ascii="Arial" w:hAnsi="Arial" w:cs="Arial"/>
+          <w:sz w:val="20"/>
+          <w:szCs w:val="20"/>
+          <w:lang w:val="en-US"/>
+        </w:rPr>
+        <w:t>clean</w:t>
       </w:r>
       <w:proofErr w:type="spellEnd"/>
       <w:r>
@@ -22025,7 +23828,17 @@
           <w:szCs w:val="20"/>
           <w:lang w:val="en-US"/>
         </w:rPr>
-        <w:t xml:space="preserve">)} </w:t>
+        <w:t>)}</w:t>
+      </w:r>
+      <w:proofErr w:type="gramEnd"/>
+      <w:r>
+        <w:rPr>
+          <w:rFonts w:ascii="Arial" w:hAnsi="Arial" w:cs="Arial"/>
+          <w:sz w:val="20"/>
+          <w:szCs w:val="20"/>
+          <w:lang w:val="en-US"/>
+        </w:rPr>
+        <w:t xml:space="preserve"> </w:t>
       </w:r>
       <w:proofErr w:type="spellStart"/>
       <w:r>
@@ -22058,6 +23871,7 @@
           <w:lang w:val="en-US"/>
         </w:rPr>
       </w:pPr>
+      <w:proofErr w:type="gramStart"/>
       <w:r>
         <w:rPr>
           <w:rFonts w:ascii="Arial" w:hAnsi="Arial" w:cs="Arial"/>
@@ -22067,6 +23881,7 @@
         </w:rPr>
         <w:t>print(</w:t>
       </w:r>
+      <w:proofErr w:type="gramEnd"/>
       <w:r>
         <w:rPr>
           <w:rFonts w:ascii="Arial" w:hAnsi="Arial" w:cs="Arial"/>
@@ -22078,14 +23893,25 @@
         </w:rPr>
         <w:t>f</w:t>
       </w:r>
-      <w:r>
-        <w:rPr>
-          <w:rFonts w:ascii="Arial" w:hAnsi="Arial" w:cs="Arial"/>
-          <w:sz w:val="20"/>
-          <w:szCs w:val="20"/>
-          <w:lang w:val="en-US"/>
-        </w:rPr>
-        <w:t>"  ufc_fight_stats_clean.csv    → {</w:t>
+      <w:proofErr w:type="gramStart"/>
+      <w:r>
+        <w:rPr>
+          <w:rFonts w:ascii="Arial" w:hAnsi="Arial" w:cs="Arial"/>
+          <w:sz w:val="20"/>
+          <w:szCs w:val="20"/>
+          <w:lang w:val="en-US"/>
+        </w:rPr>
+        <w:t>"  ufc_fight_stats_clean.csv</w:t>
+      </w:r>
+      <w:proofErr w:type="gramEnd"/>
+      <w:r>
+        <w:rPr>
+          <w:rFonts w:ascii="Arial" w:hAnsi="Arial" w:cs="Arial"/>
+          <w:sz w:val="20"/>
+          <w:szCs w:val="20"/>
+          <w:lang w:val="en-US"/>
+        </w:rPr>
+        <w:t xml:space="preserve">    → {</w:t>
       </w:r>
       <w:proofErr w:type="spellStart"/>
       <w:r>
@@ -22115,7 +23941,17 @@
           <w:szCs w:val="20"/>
           <w:lang w:val="en-US"/>
         </w:rPr>
-        <w:t>fight_stats_clean</w:t>
+        <w:t>fight_stats_</w:t>
+      </w:r>
+      <w:proofErr w:type="gramStart"/>
+      <w:r>
+        <w:rPr>
+          <w:rFonts w:ascii="Arial" w:hAnsi="Arial" w:cs="Arial"/>
+          <w:sz w:val="20"/>
+          <w:szCs w:val="20"/>
+          <w:lang w:val="en-US"/>
+        </w:rPr>
+        <w:t>clean</w:t>
       </w:r>
       <w:proofErr w:type="spellEnd"/>
       <w:r>
@@ -22125,7 +23961,17 @@
           <w:szCs w:val="20"/>
           <w:lang w:val="en-US"/>
         </w:rPr>
-        <w:t xml:space="preserve">)} </w:t>
+        <w:t>)}</w:t>
+      </w:r>
+      <w:proofErr w:type="gramEnd"/>
+      <w:r>
+        <w:rPr>
+          <w:rFonts w:ascii="Arial" w:hAnsi="Arial" w:cs="Arial"/>
+          <w:sz w:val="20"/>
+          <w:szCs w:val="20"/>
+          <w:lang w:val="en-US"/>
+        </w:rPr>
+        <w:t xml:space="preserve"> </w:t>
       </w:r>
       <w:proofErr w:type="spellStart"/>
       <w:r>
@@ -22168,13 +24014,23 @@
           <w:szCs w:val="20"/>
         </w:rPr>
       </w:pPr>
-      <w:r>
-        <w:rPr>
-          <w:rFonts w:ascii="Arial" w:hAnsi="Arial" w:cs="Arial"/>
-          <w:sz w:val="20"/>
-          <w:szCs w:val="20"/>
-        </w:rPr>
-        <w:t>print("\</w:t>
+      <w:proofErr w:type="gramStart"/>
+      <w:r>
+        <w:rPr>
+          <w:rFonts w:ascii="Arial" w:hAnsi="Arial" w:cs="Arial"/>
+          <w:sz w:val="20"/>
+          <w:szCs w:val="20"/>
+        </w:rPr>
+        <w:t>print(</w:t>
+      </w:r>
+      <w:proofErr w:type="gramEnd"/>
+      <w:r>
+        <w:rPr>
+          <w:rFonts w:ascii="Arial" w:hAnsi="Arial" w:cs="Arial"/>
+          <w:sz w:val="20"/>
+          <w:szCs w:val="20"/>
+        </w:rPr>
+        <w:t>"\</w:t>
       </w:r>
       <w:proofErr w:type="spellStart"/>
       <w:r>
@@ -22223,6 +24079,7 @@
           <w:lang w:val="en-US"/>
         </w:rPr>
       </w:pPr>
+      <w:proofErr w:type="gramStart"/>
       <w:r>
         <w:rPr>
           <w:rFonts w:ascii="Arial" w:hAnsi="Arial" w:cs="Arial"/>
@@ -22232,6 +24089,7 @@
         </w:rPr>
         <w:t>print(</w:t>
       </w:r>
+      <w:proofErr w:type="gramEnd"/>
       <w:r>
         <w:rPr>
           <w:rFonts w:ascii="Arial" w:hAnsi="Arial" w:cs="Arial"/>
@@ -22243,14 +24101,25 @@
         </w:rPr>
         <w:t>f</w:t>
       </w:r>
-      <w:r>
-        <w:rPr>
-          <w:rFonts w:ascii="Arial" w:hAnsi="Arial" w:cs="Arial"/>
-          <w:sz w:val="20"/>
-          <w:szCs w:val="20"/>
-          <w:lang w:val="en-US"/>
-        </w:rPr>
-        <w:t>"  ufc_fighter_tott_removed.csv   → {</w:t>
+      <w:proofErr w:type="gramStart"/>
+      <w:r>
+        <w:rPr>
+          <w:rFonts w:ascii="Arial" w:hAnsi="Arial" w:cs="Arial"/>
+          <w:sz w:val="20"/>
+          <w:szCs w:val="20"/>
+          <w:lang w:val="en-US"/>
+        </w:rPr>
+        <w:t>"  ufc_fighter_tott_removed.csv</w:t>
+      </w:r>
+      <w:proofErr w:type="gramEnd"/>
+      <w:r>
+        <w:rPr>
+          <w:rFonts w:ascii="Arial" w:hAnsi="Arial" w:cs="Arial"/>
+          <w:sz w:val="20"/>
+          <w:szCs w:val="20"/>
+          <w:lang w:val="en-US"/>
+        </w:rPr>
+        <w:t xml:space="preserve">   → {</w:t>
       </w:r>
       <w:proofErr w:type="spellStart"/>
       <w:r>
@@ -22280,7 +24149,17 @@
           <w:szCs w:val="20"/>
           <w:lang w:val="en-US"/>
         </w:rPr>
-        <w:t>fighter_tott_removed</w:t>
+        <w:t>fighter_tott_</w:t>
+      </w:r>
+      <w:proofErr w:type="gramStart"/>
+      <w:r>
+        <w:rPr>
+          <w:rFonts w:ascii="Arial" w:hAnsi="Arial" w:cs="Arial"/>
+          <w:sz w:val="20"/>
+          <w:szCs w:val="20"/>
+          <w:lang w:val="en-US"/>
+        </w:rPr>
+        <w:t>removed</w:t>
       </w:r>
       <w:proofErr w:type="spellEnd"/>
       <w:r>
@@ -22290,7 +24169,17 @@
           <w:szCs w:val="20"/>
           <w:lang w:val="en-US"/>
         </w:rPr>
-        <w:t xml:space="preserve">)} </w:t>
+        <w:t>)}</w:t>
+      </w:r>
+      <w:proofErr w:type="gramEnd"/>
+      <w:r>
+        <w:rPr>
+          <w:rFonts w:ascii="Arial" w:hAnsi="Arial" w:cs="Arial"/>
+          <w:sz w:val="20"/>
+          <w:szCs w:val="20"/>
+          <w:lang w:val="en-US"/>
+        </w:rPr>
+        <w:t xml:space="preserve"> </w:t>
       </w:r>
       <w:proofErr w:type="spellStart"/>
       <w:r>
@@ -22343,6 +24232,7 @@
           <w:lang w:val="en-US"/>
         </w:rPr>
       </w:pPr>
+      <w:proofErr w:type="gramStart"/>
       <w:r>
         <w:rPr>
           <w:rFonts w:ascii="Arial" w:hAnsi="Arial" w:cs="Arial"/>
@@ -22352,6 +24242,7 @@
         </w:rPr>
         <w:t>print(</w:t>
       </w:r>
+      <w:proofErr w:type="gramEnd"/>
       <w:r>
         <w:rPr>
           <w:rFonts w:ascii="Arial" w:hAnsi="Arial" w:cs="Arial"/>
@@ -22363,14 +24254,25 @@
         </w:rPr>
         <w:t>f</w:t>
       </w:r>
-      <w:r>
-        <w:rPr>
-          <w:rFonts w:ascii="Arial" w:hAnsi="Arial" w:cs="Arial"/>
-          <w:sz w:val="20"/>
-          <w:szCs w:val="20"/>
-          <w:lang w:val="en-US"/>
-        </w:rPr>
-        <w:t>"  ufc_fight_results_removed.csv  → {</w:t>
+      <w:proofErr w:type="gramStart"/>
+      <w:r>
+        <w:rPr>
+          <w:rFonts w:ascii="Arial" w:hAnsi="Arial" w:cs="Arial"/>
+          <w:sz w:val="20"/>
+          <w:szCs w:val="20"/>
+          <w:lang w:val="en-US"/>
+        </w:rPr>
+        <w:t>"  ufc_fight_results_removed.csv</w:t>
+      </w:r>
+      <w:proofErr w:type="gramEnd"/>
+      <w:r>
+        <w:rPr>
+          <w:rFonts w:ascii="Arial" w:hAnsi="Arial" w:cs="Arial"/>
+          <w:sz w:val="20"/>
+          <w:szCs w:val="20"/>
+          <w:lang w:val="en-US"/>
+        </w:rPr>
+        <w:t xml:space="preserve">  → {</w:t>
       </w:r>
       <w:proofErr w:type="spellStart"/>
       <w:r>
@@ -22400,7 +24302,17 @@
           <w:szCs w:val="20"/>
           <w:lang w:val="en-US"/>
         </w:rPr>
-        <w:t>fight_results_removed</w:t>
+        <w:t>fight_results_</w:t>
+      </w:r>
+      <w:proofErr w:type="gramStart"/>
+      <w:r>
+        <w:rPr>
+          <w:rFonts w:ascii="Arial" w:hAnsi="Arial" w:cs="Arial"/>
+          <w:sz w:val="20"/>
+          <w:szCs w:val="20"/>
+          <w:lang w:val="en-US"/>
+        </w:rPr>
+        <w:t>removed</w:t>
       </w:r>
       <w:proofErr w:type="spellEnd"/>
       <w:r>
@@ -22410,7 +24322,17 @@
           <w:szCs w:val="20"/>
           <w:lang w:val="en-US"/>
         </w:rPr>
-        <w:t xml:space="preserve">)} </w:t>
+        <w:t>)}</w:t>
+      </w:r>
+      <w:proofErr w:type="gramEnd"/>
+      <w:r>
+        <w:rPr>
+          <w:rFonts w:ascii="Arial" w:hAnsi="Arial" w:cs="Arial"/>
+          <w:sz w:val="20"/>
+          <w:szCs w:val="20"/>
+          <w:lang w:val="en-US"/>
+        </w:rPr>
+        <w:t xml:space="preserve"> </w:t>
       </w:r>
       <w:proofErr w:type="spellStart"/>
       <w:r>
@@ -22463,6 +24385,7 @@
           <w:lang w:val="en-US"/>
         </w:rPr>
       </w:pPr>
+      <w:proofErr w:type="gramStart"/>
       <w:r>
         <w:rPr>
           <w:rFonts w:ascii="Arial" w:hAnsi="Arial" w:cs="Arial"/>
@@ -22472,6 +24395,7 @@
         </w:rPr>
         <w:t>print(</w:t>
       </w:r>
+      <w:proofErr w:type="gramEnd"/>
       <w:r>
         <w:rPr>
           <w:rFonts w:ascii="Arial" w:hAnsi="Arial" w:cs="Arial"/>
@@ -22483,14 +24407,25 @@
         </w:rPr>
         <w:t>f</w:t>
       </w:r>
-      <w:r>
-        <w:rPr>
-          <w:rFonts w:ascii="Arial" w:hAnsi="Arial" w:cs="Arial"/>
-          <w:sz w:val="20"/>
-          <w:szCs w:val="20"/>
-          <w:lang w:val="en-US"/>
-        </w:rPr>
-        <w:t>"  ufc_fight_stats_removed.csv    → {</w:t>
+      <w:proofErr w:type="gramStart"/>
+      <w:r>
+        <w:rPr>
+          <w:rFonts w:ascii="Arial" w:hAnsi="Arial" w:cs="Arial"/>
+          <w:sz w:val="20"/>
+          <w:szCs w:val="20"/>
+          <w:lang w:val="en-US"/>
+        </w:rPr>
+        <w:t>"  ufc_fight_stats_removed.csv</w:t>
+      </w:r>
+      <w:proofErr w:type="gramEnd"/>
+      <w:r>
+        <w:rPr>
+          <w:rFonts w:ascii="Arial" w:hAnsi="Arial" w:cs="Arial"/>
+          <w:sz w:val="20"/>
+          <w:szCs w:val="20"/>
+          <w:lang w:val="en-US"/>
+        </w:rPr>
+        <w:t xml:space="preserve">    → {</w:t>
       </w:r>
       <w:proofErr w:type="spellStart"/>
       <w:r>
@@ -22520,7 +24455,17 @@
           <w:szCs w:val="20"/>
           <w:lang w:val="en-US"/>
         </w:rPr>
-        <w:t>fight_stats_removed</w:t>
+        <w:t>fight_stats_</w:t>
+      </w:r>
+      <w:proofErr w:type="gramStart"/>
+      <w:r>
+        <w:rPr>
+          <w:rFonts w:ascii="Arial" w:hAnsi="Arial" w:cs="Arial"/>
+          <w:sz w:val="20"/>
+          <w:szCs w:val="20"/>
+          <w:lang w:val="en-US"/>
+        </w:rPr>
+        <w:t>removed</w:t>
       </w:r>
       <w:proofErr w:type="spellEnd"/>
       <w:r>
@@ -22530,7 +24475,17 @@
           <w:szCs w:val="20"/>
           <w:lang w:val="en-US"/>
         </w:rPr>
-        <w:t xml:space="preserve">)} </w:t>
+        <w:t>)}</w:t>
+      </w:r>
+      <w:proofErr w:type="gramEnd"/>
+      <w:r>
+        <w:rPr>
+          <w:rFonts w:ascii="Arial" w:hAnsi="Arial" w:cs="Arial"/>
+          <w:sz w:val="20"/>
+          <w:szCs w:val="20"/>
+          <w:lang w:val="en-US"/>
+        </w:rPr>
+        <w:t xml:space="preserve"> </w:t>
       </w:r>
       <w:proofErr w:type="spellStart"/>
       <w:r>
@@ -23051,27 +25006,87 @@
           <w:szCs w:val="20"/>
           <w:lang w:val="en-US"/>
         </w:rPr>
-        <w:t xml:space="preserve">     SK_EVENTO INTEGER  NOT NULL , </w:t>
-      </w:r>
-    </w:p>
-    <w:p>
-      <w:pPr>
-        <w:jc w:val="both"/>
-        <w:rPr>
-          <w:rFonts w:ascii="Arial" w:hAnsi="Arial" w:cs="Arial"/>
-          <w:sz w:val="20"/>
-          <w:szCs w:val="20"/>
-          <w:lang w:val="en-US"/>
-        </w:rPr>
-      </w:pPr>
-      <w:r>
-        <w:rPr>
-          <w:rFonts w:ascii="Arial" w:hAnsi="Arial" w:cs="Arial"/>
-          <w:sz w:val="20"/>
-          <w:szCs w:val="20"/>
-          <w:lang w:val="en-US"/>
-        </w:rPr>
-        <w:t xml:space="preserve">     NM_EVENTO VARCHAR2 (100 CHAR) , </w:t>
+        <w:t xml:space="preserve">     SK_EVENTO </w:t>
+      </w:r>
+      <w:proofErr w:type="gramStart"/>
+      <w:r>
+        <w:rPr>
+          <w:rFonts w:ascii="Arial" w:hAnsi="Arial" w:cs="Arial"/>
+          <w:sz w:val="20"/>
+          <w:szCs w:val="20"/>
+          <w:lang w:val="en-US"/>
+        </w:rPr>
+        <w:t>INTEGER  NOT</w:t>
+      </w:r>
+      <w:proofErr w:type="gramEnd"/>
+      <w:r>
+        <w:rPr>
+          <w:rFonts w:ascii="Arial" w:hAnsi="Arial" w:cs="Arial"/>
+          <w:sz w:val="20"/>
+          <w:szCs w:val="20"/>
+          <w:lang w:val="en-US"/>
+        </w:rPr>
+        <w:t xml:space="preserve"> </w:t>
+      </w:r>
+      <w:proofErr w:type="gramStart"/>
+      <w:r>
+        <w:rPr>
+          <w:rFonts w:ascii="Arial" w:hAnsi="Arial" w:cs="Arial"/>
+          <w:sz w:val="20"/>
+          <w:szCs w:val="20"/>
+          <w:lang w:val="en-US"/>
+        </w:rPr>
+        <w:t>NULL ,</w:t>
+      </w:r>
+      <w:proofErr w:type="gramEnd"/>
+      <w:r>
+        <w:rPr>
+          <w:rFonts w:ascii="Arial" w:hAnsi="Arial" w:cs="Arial"/>
+          <w:sz w:val="20"/>
+          <w:szCs w:val="20"/>
+          <w:lang w:val="en-US"/>
+        </w:rPr>
+        <w:t xml:space="preserve"> </w:t>
+      </w:r>
+    </w:p>
+    <w:p>
+      <w:pPr>
+        <w:jc w:val="both"/>
+        <w:rPr>
+          <w:rFonts w:ascii="Arial" w:hAnsi="Arial" w:cs="Arial"/>
+          <w:sz w:val="20"/>
+          <w:szCs w:val="20"/>
+          <w:lang w:val="en-US"/>
+        </w:rPr>
+      </w:pPr>
+      <w:r>
+        <w:rPr>
+          <w:rFonts w:ascii="Arial" w:hAnsi="Arial" w:cs="Arial"/>
+          <w:sz w:val="20"/>
+          <w:szCs w:val="20"/>
+          <w:lang w:val="en-US"/>
+        </w:rPr>
+        <w:t xml:space="preserve">     NM_EVENTO VARCHAR2 (100 CHAR</w:t>
+      </w:r>
+      <w:proofErr w:type="gramStart"/>
+      <w:r>
+        <w:rPr>
+          <w:rFonts w:ascii="Arial" w:hAnsi="Arial" w:cs="Arial"/>
+          <w:sz w:val="20"/>
+          <w:szCs w:val="20"/>
+          <w:lang w:val="en-US"/>
+        </w:rPr>
+        <w:t>) ,</w:t>
+      </w:r>
+      <w:proofErr w:type="gramEnd"/>
+      <w:r>
+        <w:rPr>
+          <w:rFonts w:ascii="Arial" w:hAnsi="Arial" w:cs="Arial"/>
+          <w:sz w:val="20"/>
+          <w:szCs w:val="20"/>
+          <w:lang w:val="en-US"/>
+        </w:rPr>
+        <w:t xml:space="preserve"> </w:t>
       </w:r>
     </w:p>
     <w:p>
@@ -23202,7 +25217,47 @@
           <w:szCs w:val="20"/>
           <w:lang w:val="en-US"/>
         </w:rPr>
-        <w:t xml:space="preserve">    ADD CONSTRAINT PK_DIM_EVENTO PRIMARY KEY ( SK_EVENTO ) ;</w:t>
+        <w:t xml:space="preserve">    ADD CONSTRAINT PK_DIM_EVENTO PRIMARY KEY </w:t>
+      </w:r>
+      <w:proofErr w:type="gramStart"/>
+      <w:r>
+        <w:rPr>
+          <w:rFonts w:ascii="Arial" w:hAnsi="Arial" w:cs="Arial"/>
+          <w:sz w:val="20"/>
+          <w:szCs w:val="20"/>
+          <w:lang w:val="en-US"/>
+        </w:rPr>
+        <w:t>( SK</w:t>
+      </w:r>
+      <w:proofErr w:type="gramEnd"/>
+      <w:r>
+        <w:rPr>
+          <w:rFonts w:ascii="Arial" w:hAnsi="Arial" w:cs="Arial"/>
+          <w:sz w:val="20"/>
+          <w:szCs w:val="20"/>
+          <w:lang w:val="en-US"/>
+        </w:rPr>
+        <w:t>_</w:t>
+      </w:r>
+      <w:proofErr w:type="gramStart"/>
+      <w:r>
+        <w:rPr>
+          <w:rFonts w:ascii="Arial" w:hAnsi="Arial" w:cs="Arial"/>
+          <w:sz w:val="20"/>
+          <w:szCs w:val="20"/>
+          <w:lang w:val="en-US"/>
+        </w:rPr>
+        <w:t>EVENTO )</w:t>
+      </w:r>
+      <w:proofErr w:type="gramEnd"/>
+      <w:r>
+        <w:rPr>
+          <w:rFonts w:ascii="Arial" w:hAnsi="Arial" w:cs="Arial"/>
+          <w:sz w:val="20"/>
+          <w:szCs w:val="20"/>
+          <w:lang w:val="en-US"/>
+        </w:rPr>
+        <w:t xml:space="preserve"> ;</w:t>
       </w:r>
     </w:p>
     <w:p>
@@ -23278,25 +25333,97 @@
           <w:sz w:val="20"/>
           <w:szCs w:val="20"/>
         </w:rPr>
-        <w:t xml:space="preserve">     SK_LUTA  INTEGER  NOT NULL , </w:t>
-      </w:r>
-    </w:p>
-    <w:p>
-      <w:pPr>
-        <w:jc w:val="both"/>
-        <w:rPr>
-          <w:rFonts w:ascii="Arial" w:hAnsi="Arial" w:cs="Arial"/>
-          <w:sz w:val="20"/>
-          <w:szCs w:val="20"/>
-        </w:rPr>
-      </w:pPr>
-      <w:r>
-        <w:rPr>
-          <w:rFonts w:ascii="Arial" w:hAnsi="Arial" w:cs="Arial"/>
-          <w:sz w:val="20"/>
-          <w:szCs w:val="20"/>
-        </w:rPr>
-        <w:t xml:space="preserve">     NM_LUTA  VARCHAR2 (100 CHAR) , </w:t>
+        <w:t xml:space="preserve">     SK_</w:t>
+      </w:r>
+      <w:proofErr w:type="gramStart"/>
+      <w:r>
+        <w:rPr>
+          <w:rFonts w:ascii="Arial" w:hAnsi="Arial" w:cs="Arial"/>
+          <w:sz w:val="20"/>
+          <w:szCs w:val="20"/>
+        </w:rPr>
+        <w:t>LUTA  INTEGER</w:t>
+      </w:r>
+      <w:proofErr w:type="gramEnd"/>
+      <w:r>
+        <w:rPr>
+          <w:rFonts w:ascii="Arial" w:hAnsi="Arial" w:cs="Arial"/>
+          <w:sz w:val="20"/>
+          <w:szCs w:val="20"/>
+        </w:rPr>
+        <w:t xml:space="preserve">  NOT </w:t>
+      </w:r>
+      <w:proofErr w:type="gramStart"/>
+      <w:r>
+        <w:rPr>
+          <w:rFonts w:ascii="Arial" w:hAnsi="Arial" w:cs="Arial"/>
+          <w:sz w:val="20"/>
+          <w:szCs w:val="20"/>
+        </w:rPr>
+        <w:t>NULL ,</w:t>
+      </w:r>
+      <w:proofErr w:type="gramEnd"/>
+      <w:r>
+        <w:rPr>
+          <w:rFonts w:ascii="Arial" w:hAnsi="Arial" w:cs="Arial"/>
+          <w:sz w:val="20"/>
+          <w:szCs w:val="20"/>
+        </w:rPr>
+        <w:t xml:space="preserve"> </w:t>
+      </w:r>
+    </w:p>
+    <w:p>
+      <w:pPr>
+        <w:jc w:val="both"/>
+        <w:rPr>
+          <w:rFonts w:ascii="Arial" w:hAnsi="Arial" w:cs="Arial"/>
+          <w:sz w:val="20"/>
+          <w:szCs w:val="20"/>
+        </w:rPr>
+      </w:pPr>
+      <w:r>
+        <w:rPr>
+          <w:rFonts w:ascii="Arial" w:hAnsi="Arial" w:cs="Arial"/>
+          <w:sz w:val="20"/>
+          <w:szCs w:val="20"/>
+        </w:rPr>
+        <w:t xml:space="preserve">     NM_</w:t>
+      </w:r>
+      <w:proofErr w:type="gramStart"/>
+      <w:r>
+        <w:rPr>
+          <w:rFonts w:ascii="Arial" w:hAnsi="Arial" w:cs="Arial"/>
+          <w:sz w:val="20"/>
+          <w:szCs w:val="20"/>
+        </w:rPr>
+        <w:t>LUTA  VARCHAR</w:t>
+      </w:r>
+      <w:proofErr w:type="gramEnd"/>
+      <w:r>
+        <w:rPr>
+          <w:rFonts w:ascii="Arial" w:hAnsi="Arial" w:cs="Arial"/>
+          <w:sz w:val="20"/>
+          <w:szCs w:val="20"/>
+        </w:rPr>
+        <w:t>2 (100 CHAR</w:t>
+      </w:r>
+      <w:proofErr w:type="gramStart"/>
+      <w:r>
+        <w:rPr>
+          <w:rFonts w:ascii="Arial" w:hAnsi="Arial" w:cs="Arial"/>
+          <w:sz w:val="20"/>
+          <w:szCs w:val="20"/>
+        </w:rPr>
+        <w:t>) ,</w:t>
+      </w:r>
+      <w:proofErr w:type="gramEnd"/>
+      <w:r>
+        <w:rPr>
+          <w:rFonts w:ascii="Arial" w:hAnsi="Arial" w:cs="Arial"/>
+          <w:sz w:val="20"/>
+          <w:szCs w:val="20"/>
+        </w:rPr>
+        <w:t xml:space="preserve"> </w:t>
       </w:r>
     </w:p>
     <w:p>
@@ -23434,7 +25561,47 @@
           <w:szCs w:val="20"/>
           <w:lang w:val="en-US"/>
         </w:rPr>
-        <w:t xml:space="preserve">    ADD CONSTRAINT PK_DIM_LUTA PRIMARY KEY ( SK_LUTA ) ;</w:t>
+        <w:t xml:space="preserve">    ADD CONSTRAINT PK_DIM_LUTA PRIMARY KEY </w:t>
+      </w:r>
+      <w:proofErr w:type="gramStart"/>
+      <w:r>
+        <w:rPr>
+          <w:rFonts w:ascii="Arial" w:hAnsi="Arial" w:cs="Arial"/>
+          <w:sz w:val="20"/>
+          <w:szCs w:val="20"/>
+          <w:lang w:val="en-US"/>
+        </w:rPr>
+        <w:t>( SK</w:t>
+      </w:r>
+      <w:proofErr w:type="gramEnd"/>
+      <w:r>
+        <w:rPr>
+          <w:rFonts w:ascii="Arial" w:hAnsi="Arial" w:cs="Arial"/>
+          <w:sz w:val="20"/>
+          <w:szCs w:val="20"/>
+          <w:lang w:val="en-US"/>
+        </w:rPr>
+        <w:t>_</w:t>
+      </w:r>
+      <w:proofErr w:type="gramStart"/>
+      <w:r>
+        <w:rPr>
+          <w:rFonts w:ascii="Arial" w:hAnsi="Arial" w:cs="Arial"/>
+          <w:sz w:val="20"/>
+          <w:szCs w:val="20"/>
+          <w:lang w:val="en-US"/>
+        </w:rPr>
+        <w:t>LUTA )</w:t>
+      </w:r>
+      <w:proofErr w:type="gramEnd"/>
+      <w:r>
+        <w:rPr>
+          <w:rFonts w:ascii="Arial" w:hAnsi="Arial" w:cs="Arial"/>
+          <w:sz w:val="20"/>
+          <w:szCs w:val="20"/>
+          <w:lang w:val="en-US"/>
+        </w:rPr>
+        <w:t xml:space="preserve"> ;</w:t>
       </w:r>
     </w:p>
     <w:p>
@@ -23510,25 +25677,79 @@
           <w:sz w:val="20"/>
           <w:szCs w:val="20"/>
         </w:rPr>
-        <w:t xml:space="preserve">     SK_LUTADOR    INTEGER  NOT NULL , </w:t>
-      </w:r>
-    </w:p>
-    <w:p>
-      <w:pPr>
-        <w:jc w:val="both"/>
-        <w:rPr>
-          <w:rFonts w:ascii="Arial" w:hAnsi="Arial" w:cs="Arial"/>
-          <w:sz w:val="20"/>
-          <w:szCs w:val="20"/>
-        </w:rPr>
-      </w:pPr>
-      <w:r>
-        <w:rPr>
-          <w:rFonts w:ascii="Arial" w:hAnsi="Arial" w:cs="Arial"/>
-          <w:sz w:val="20"/>
-          <w:szCs w:val="20"/>
-        </w:rPr>
-        <w:t xml:space="preserve">     NM_LUTADOR    VARCHAR2 (100 CHAR) , </w:t>
+        <w:t xml:space="preserve">     SK_LUTADOR    </w:t>
+      </w:r>
+      <w:proofErr w:type="gramStart"/>
+      <w:r>
+        <w:rPr>
+          <w:rFonts w:ascii="Arial" w:hAnsi="Arial" w:cs="Arial"/>
+          <w:sz w:val="20"/>
+          <w:szCs w:val="20"/>
+        </w:rPr>
+        <w:t>INTEGER  NOT</w:t>
+      </w:r>
+      <w:proofErr w:type="gramEnd"/>
+      <w:r>
+        <w:rPr>
+          <w:rFonts w:ascii="Arial" w:hAnsi="Arial" w:cs="Arial"/>
+          <w:sz w:val="20"/>
+          <w:szCs w:val="20"/>
+        </w:rPr>
+        <w:t xml:space="preserve"> </w:t>
+      </w:r>
+      <w:proofErr w:type="gramStart"/>
+      <w:r>
+        <w:rPr>
+          <w:rFonts w:ascii="Arial" w:hAnsi="Arial" w:cs="Arial"/>
+          <w:sz w:val="20"/>
+          <w:szCs w:val="20"/>
+        </w:rPr>
+        <w:t>NULL ,</w:t>
+      </w:r>
+      <w:proofErr w:type="gramEnd"/>
+      <w:r>
+        <w:rPr>
+          <w:rFonts w:ascii="Arial" w:hAnsi="Arial" w:cs="Arial"/>
+          <w:sz w:val="20"/>
+          <w:szCs w:val="20"/>
+        </w:rPr>
+        <w:t xml:space="preserve"> </w:t>
+      </w:r>
+    </w:p>
+    <w:p>
+      <w:pPr>
+        <w:jc w:val="both"/>
+        <w:rPr>
+          <w:rFonts w:ascii="Arial" w:hAnsi="Arial" w:cs="Arial"/>
+          <w:sz w:val="20"/>
+          <w:szCs w:val="20"/>
+        </w:rPr>
+      </w:pPr>
+      <w:r>
+        <w:rPr>
+          <w:rFonts w:ascii="Arial" w:hAnsi="Arial" w:cs="Arial"/>
+          <w:sz w:val="20"/>
+          <w:szCs w:val="20"/>
+        </w:rPr>
+        <w:t xml:space="preserve">     NM_LUTADOR    VARCHAR2 (100 CHAR</w:t>
+      </w:r>
+      <w:proofErr w:type="gramStart"/>
+      <w:r>
+        <w:rPr>
+          <w:rFonts w:ascii="Arial" w:hAnsi="Arial" w:cs="Arial"/>
+          <w:sz w:val="20"/>
+          <w:szCs w:val="20"/>
+        </w:rPr>
+        <w:t>) ,</w:t>
+      </w:r>
+      <w:proofErr w:type="gramEnd"/>
+      <w:r>
+        <w:rPr>
+          <w:rFonts w:ascii="Arial" w:hAnsi="Arial" w:cs="Arial"/>
+          <w:sz w:val="20"/>
+          <w:szCs w:val="20"/>
+        </w:rPr>
+        <w:t xml:space="preserve"> </w:t>
       </w:r>
     </w:p>
     <w:p>
@@ -23646,7 +25867,43 @@
           <w:sz w:val="20"/>
           <w:szCs w:val="20"/>
         </w:rPr>
-        <w:t xml:space="preserve">    ADD CONSTRAINT PK_DIM_LUTADOR PRIMARY KEY ( SK_LUTADOR ) ;</w:t>
+        <w:t xml:space="preserve">    ADD CONSTRAINT PK_DIM_LUTADOR PRIMARY KEY </w:t>
+      </w:r>
+      <w:proofErr w:type="gramStart"/>
+      <w:r>
+        <w:rPr>
+          <w:rFonts w:ascii="Arial" w:hAnsi="Arial" w:cs="Arial"/>
+          <w:sz w:val="20"/>
+          <w:szCs w:val="20"/>
+        </w:rPr>
+        <w:t>( SK</w:t>
+      </w:r>
+      <w:proofErr w:type="gramEnd"/>
+      <w:r>
+        <w:rPr>
+          <w:rFonts w:ascii="Arial" w:hAnsi="Arial" w:cs="Arial"/>
+          <w:sz w:val="20"/>
+          <w:szCs w:val="20"/>
+        </w:rPr>
+        <w:t>_</w:t>
+      </w:r>
+      <w:proofErr w:type="gramStart"/>
+      <w:r>
+        <w:rPr>
+          <w:rFonts w:ascii="Arial" w:hAnsi="Arial" w:cs="Arial"/>
+          <w:sz w:val="20"/>
+          <w:szCs w:val="20"/>
+        </w:rPr>
+        <w:t>LUTADOR )</w:t>
+      </w:r>
+      <w:proofErr w:type="gramEnd"/>
+      <w:r>
+        <w:rPr>
+          <w:rFonts w:ascii="Arial" w:hAnsi="Arial" w:cs="Arial"/>
+          <w:sz w:val="20"/>
+          <w:szCs w:val="20"/>
+        </w:rPr>
+        <w:t xml:space="preserve"> ;</w:t>
       </w:r>
     </w:p>
     <w:p>
@@ -23710,7 +25967,43 @@
           <w:sz w:val="20"/>
           <w:szCs w:val="20"/>
         </w:rPr>
-        <w:t xml:space="preserve">     SK_METODO INTEGER  NOT NULL , </w:t>
+        <w:t xml:space="preserve">     SK_METODO </w:t>
+      </w:r>
+      <w:proofErr w:type="gramStart"/>
+      <w:r>
+        <w:rPr>
+          <w:rFonts w:ascii="Arial" w:hAnsi="Arial" w:cs="Arial"/>
+          <w:sz w:val="20"/>
+          <w:szCs w:val="20"/>
+        </w:rPr>
+        <w:t>INTEGER  NOT</w:t>
+      </w:r>
+      <w:proofErr w:type="gramEnd"/>
+      <w:r>
+        <w:rPr>
+          <w:rFonts w:ascii="Arial" w:hAnsi="Arial" w:cs="Arial"/>
+          <w:sz w:val="20"/>
+          <w:szCs w:val="20"/>
+        </w:rPr>
+        <w:t xml:space="preserve"> </w:t>
+      </w:r>
+      <w:proofErr w:type="gramStart"/>
+      <w:r>
+        <w:rPr>
+          <w:rFonts w:ascii="Arial" w:hAnsi="Arial" w:cs="Arial"/>
+          <w:sz w:val="20"/>
+          <w:szCs w:val="20"/>
+        </w:rPr>
+        <w:t>NULL ,</w:t>
+      </w:r>
+      <w:proofErr w:type="gramEnd"/>
+      <w:r>
+        <w:rPr>
+          <w:rFonts w:ascii="Arial" w:hAnsi="Arial" w:cs="Arial"/>
+          <w:sz w:val="20"/>
+          <w:szCs w:val="20"/>
+        </w:rPr>
+        <w:t xml:space="preserve"> </w:t>
       </w:r>
     </w:p>
     <w:p>
@@ -23847,7 +26140,47 @@
           <w:szCs w:val="20"/>
           <w:lang w:val="en-US"/>
         </w:rPr>
-        <w:t xml:space="preserve">    ADD CONSTRAINT PK_DIM_METODO PRIMARY KEY ( SK_METODO ) ;</w:t>
+        <w:t xml:space="preserve">    ADD CONSTRAINT PK_DIM_METODO PRIMARY KEY </w:t>
+      </w:r>
+      <w:proofErr w:type="gramStart"/>
+      <w:r>
+        <w:rPr>
+          <w:rFonts w:ascii="Arial" w:hAnsi="Arial" w:cs="Arial"/>
+          <w:sz w:val="20"/>
+          <w:szCs w:val="20"/>
+          <w:lang w:val="en-US"/>
+        </w:rPr>
+        <w:t>( SK</w:t>
+      </w:r>
+      <w:proofErr w:type="gramEnd"/>
+      <w:r>
+        <w:rPr>
+          <w:rFonts w:ascii="Arial" w:hAnsi="Arial" w:cs="Arial"/>
+          <w:sz w:val="20"/>
+          <w:szCs w:val="20"/>
+          <w:lang w:val="en-US"/>
+        </w:rPr>
+        <w:t>_</w:t>
+      </w:r>
+      <w:proofErr w:type="gramStart"/>
+      <w:r>
+        <w:rPr>
+          <w:rFonts w:ascii="Arial" w:hAnsi="Arial" w:cs="Arial"/>
+          <w:sz w:val="20"/>
+          <w:szCs w:val="20"/>
+          <w:lang w:val="en-US"/>
+        </w:rPr>
+        <w:t>METODO )</w:t>
+      </w:r>
+      <w:proofErr w:type="gramEnd"/>
+      <w:r>
+        <w:rPr>
+          <w:rFonts w:ascii="Arial" w:hAnsi="Arial" w:cs="Arial"/>
+          <w:sz w:val="20"/>
+          <w:szCs w:val="20"/>
+          <w:lang w:val="en-US"/>
+        </w:rPr>
+        <w:t xml:space="preserve"> ;</w:t>
       </w:r>
     </w:p>
     <w:p>
@@ -23918,27 +26251,87 @@
           <w:szCs w:val="20"/>
           <w:lang w:val="en-US"/>
         </w:rPr>
-        <w:t xml:space="preserve">     SK_TEMPO  INTEGER  NOT NULL , </w:t>
-      </w:r>
-    </w:p>
-    <w:p>
-      <w:pPr>
-        <w:jc w:val="both"/>
-        <w:rPr>
-          <w:rFonts w:ascii="Arial" w:hAnsi="Arial" w:cs="Arial"/>
-          <w:sz w:val="20"/>
-          <w:szCs w:val="20"/>
-          <w:lang w:val="en-US"/>
-        </w:rPr>
-      </w:pPr>
-      <w:r>
-        <w:rPr>
-          <w:rFonts w:ascii="Arial" w:hAnsi="Arial" w:cs="Arial"/>
-          <w:sz w:val="20"/>
-          <w:szCs w:val="20"/>
-          <w:lang w:val="en-US"/>
-        </w:rPr>
-        <w:t xml:space="preserve">     NUM_ROUND INTEGER  NOT NULL </w:t>
+        <w:t xml:space="preserve">     SK_</w:t>
+      </w:r>
+      <w:proofErr w:type="gramStart"/>
+      <w:r>
+        <w:rPr>
+          <w:rFonts w:ascii="Arial" w:hAnsi="Arial" w:cs="Arial"/>
+          <w:sz w:val="20"/>
+          <w:szCs w:val="20"/>
+          <w:lang w:val="en-US"/>
+        </w:rPr>
+        <w:t>TEMPO  INTEGER</w:t>
+      </w:r>
+      <w:proofErr w:type="gramEnd"/>
+      <w:r>
+        <w:rPr>
+          <w:rFonts w:ascii="Arial" w:hAnsi="Arial" w:cs="Arial"/>
+          <w:sz w:val="20"/>
+          <w:szCs w:val="20"/>
+          <w:lang w:val="en-US"/>
+        </w:rPr>
+        <w:t xml:space="preserve">  NOT </w:t>
+      </w:r>
+      <w:proofErr w:type="gramStart"/>
+      <w:r>
+        <w:rPr>
+          <w:rFonts w:ascii="Arial" w:hAnsi="Arial" w:cs="Arial"/>
+          <w:sz w:val="20"/>
+          <w:szCs w:val="20"/>
+          <w:lang w:val="en-US"/>
+        </w:rPr>
+        <w:t>NULL ,</w:t>
+      </w:r>
+      <w:proofErr w:type="gramEnd"/>
+      <w:r>
+        <w:rPr>
+          <w:rFonts w:ascii="Arial" w:hAnsi="Arial" w:cs="Arial"/>
+          <w:sz w:val="20"/>
+          <w:szCs w:val="20"/>
+          <w:lang w:val="en-US"/>
+        </w:rPr>
+        <w:t xml:space="preserve"> </w:t>
+      </w:r>
+    </w:p>
+    <w:p>
+      <w:pPr>
+        <w:jc w:val="both"/>
+        <w:rPr>
+          <w:rFonts w:ascii="Arial" w:hAnsi="Arial" w:cs="Arial"/>
+          <w:sz w:val="20"/>
+          <w:szCs w:val="20"/>
+          <w:lang w:val="en-US"/>
+        </w:rPr>
+      </w:pPr>
+      <w:r>
+        <w:rPr>
+          <w:rFonts w:ascii="Arial" w:hAnsi="Arial" w:cs="Arial"/>
+          <w:sz w:val="20"/>
+          <w:szCs w:val="20"/>
+          <w:lang w:val="en-US"/>
+        </w:rPr>
+        <w:t xml:space="preserve">     NUM_ROUND </w:t>
+      </w:r>
+      <w:proofErr w:type="gramStart"/>
+      <w:r>
+        <w:rPr>
+          <w:rFonts w:ascii="Arial" w:hAnsi="Arial" w:cs="Arial"/>
+          <w:sz w:val="20"/>
+          <w:szCs w:val="20"/>
+          <w:lang w:val="en-US"/>
+        </w:rPr>
+        <w:t>INTEGER  NOT</w:t>
+      </w:r>
+      <w:proofErr w:type="gramEnd"/>
+      <w:r>
+        <w:rPr>
+          <w:rFonts w:ascii="Arial" w:hAnsi="Arial" w:cs="Arial"/>
+          <w:sz w:val="20"/>
+          <w:szCs w:val="20"/>
+          <w:lang w:val="en-US"/>
+        </w:rPr>
+        <w:t xml:space="preserve"> NULL </w:t>
       </w:r>
     </w:p>
     <w:p>
@@ -24050,7 +26443,47 @@
           <w:szCs w:val="20"/>
           <w:lang w:val="en-US"/>
         </w:rPr>
-        <w:t xml:space="preserve">    ADD CONSTRAINT PK_DIM_ROUND PRIMARY KEY ( SK_TEMPO ) ;</w:t>
+        <w:t xml:space="preserve">    ADD CONSTRAINT PK_DIM_ROUND PRIMARY KEY </w:t>
+      </w:r>
+      <w:proofErr w:type="gramStart"/>
+      <w:r>
+        <w:rPr>
+          <w:rFonts w:ascii="Arial" w:hAnsi="Arial" w:cs="Arial"/>
+          <w:sz w:val="20"/>
+          <w:szCs w:val="20"/>
+          <w:lang w:val="en-US"/>
+        </w:rPr>
+        <w:t>( SK</w:t>
+      </w:r>
+      <w:proofErr w:type="gramEnd"/>
+      <w:r>
+        <w:rPr>
+          <w:rFonts w:ascii="Arial" w:hAnsi="Arial" w:cs="Arial"/>
+          <w:sz w:val="20"/>
+          <w:szCs w:val="20"/>
+          <w:lang w:val="en-US"/>
+        </w:rPr>
+        <w:t>_</w:t>
+      </w:r>
+      <w:proofErr w:type="gramStart"/>
+      <w:r>
+        <w:rPr>
+          <w:rFonts w:ascii="Arial" w:hAnsi="Arial" w:cs="Arial"/>
+          <w:sz w:val="20"/>
+          <w:szCs w:val="20"/>
+          <w:lang w:val="en-US"/>
+        </w:rPr>
+        <w:t>TEMPO )</w:t>
+      </w:r>
+      <w:proofErr w:type="gramEnd"/>
+      <w:r>
+        <w:rPr>
+          <w:rFonts w:ascii="Arial" w:hAnsi="Arial" w:cs="Arial"/>
+          <w:sz w:val="20"/>
+          <w:szCs w:val="20"/>
+          <w:lang w:val="en-US"/>
+        </w:rPr>
+        <w:t xml:space="preserve"> ;</w:t>
       </w:r>
     </w:p>
     <w:p>
@@ -24121,47 +26554,167 @@
           <w:szCs w:val="20"/>
           <w:lang w:val="en-US"/>
         </w:rPr>
-        <w:t xml:space="preserve">     SK_LUTADOR  INTEGER  NOT NULL , </w:t>
-      </w:r>
-    </w:p>
-    <w:p>
-      <w:pPr>
-        <w:jc w:val="both"/>
-        <w:rPr>
-          <w:rFonts w:ascii="Arial" w:hAnsi="Arial" w:cs="Arial"/>
-          <w:sz w:val="20"/>
-          <w:szCs w:val="20"/>
-          <w:lang w:val="en-US"/>
-        </w:rPr>
-      </w:pPr>
-      <w:r>
-        <w:rPr>
-          <w:rFonts w:ascii="Arial" w:hAnsi="Arial" w:cs="Arial"/>
-          <w:sz w:val="20"/>
-          <w:szCs w:val="20"/>
-          <w:lang w:val="en-US"/>
-        </w:rPr>
-        <w:t xml:space="preserve">     SK_LUTA     INTEGER  NOT NULL , </w:t>
-      </w:r>
-    </w:p>
-    <w:p>
-      <w:pPr>
-        <w:jc w:val="both"/>
-        <w:rPr>
-          <w:rFonts w:ascii="Arial" w:hAnsi="Arial" w:cs="Arial"/>
-          <w:sz w:val="20"/>
-          <w:szCs w:val="20"/>
-          <w:lang w:val="en-US"/>
-        </w:rPr>
-      </w:pPr>
-      <w:r>
-        <w:rPr>
-          <w:rFonts w:ascii="Arial" w:hAnsi="Arial" w:cs="Arial"/>
-          <w:sz w:val="20"/>
-          <w:szCs w:val="20"/>
-          <w:lang w:val="en-US"/>
-        </w:rPr>
-        <w:t xml:space="preserve">     SK_EVENTO   INTEGER  NOT NULL , </w:t>
+        <w:t xml:space="preserve">     SK_</w:t>
+      </w:r>
+      <w:proofErr w:type="gramStart"/>
+      <w:r>
+        <w:rPr>
+          <w:rFonts w:ascii="Arial" w:hAnsi="Arial" w:cs="Arial"/>
+          <w:sz w:val="20"/>
+          <w:szCs w:val="20"/>
+          <w:lang w:val="en-US"/>
+        </w:rPr>
+        <w:t>LUTADOR  INTEGER</w:t>
+      </w:r>
+      <w:proofErr w:type="gramEnd"/>
+      <w:r>
+        <w:rPr>
+          <w:rFonts w:ascii="Arial" w:hAnsi="Arial" w:cs="Arial"/>
+          <w:sz w:val="20"/>
+          <w:szCs w:val="20"/>
+          <w:lang w:val="en-US"/>
+        </w:rPr>
+        <w:t xml:space="preserve">  NOT </w:t>
+      </w:r>
+      <w:proofErr w:type="gramStart"/>
+      <w:r>
+        <w:rPr>
+          <w:rFonts w:ascii="Arial" w:hAnsi="Arial" w:cs="Arial"/>
+          <w:sz w:val="20"/>
+          <w:szCs w:val="20"/>
+          <w:lang w:val="en-US"/>
+        </w:rPr>
+        <w:t>NULL ,</w:t>
+      </w:r>
+      <w:proofErr w:type="gramEnd"/>
+      <w:r>
+        <w:rPr>
+          <w:rFonts w:ascii="Arial" w:hAnsi="Arial" w:cs="Arial"/>
+          <w:sz w:val="20"/>
+          <w:szCs w:val="20"/>
+          <w:lang w:val="en-US"/>
+        </w:rPr>
+        <w:t xml:space="preserve"> </w:t>
+      </w:r>
+    </w:p>
+    <w:p>
+      <w:pPr>
+        <w:jc w:val="both"/>
+        <w:rPr>
+          <w:rFonts w:ascii="Arial" w:hAnsi="Arial" w:cs="Arial"/>
+          <w:sz w:val="20"/>
+          <w:szCs w:val="20"/>
+          <w:lang w:val="en-US"/>
+        </w:rPr>
+      </w:pPr>
+      <w:r>
+        <w:rPr>
+          <w:rFonts w:ascii="Arial" w:hAnsi="Arial" w:cs="Arial"/>
+          <w:sz w:val="20"/>
+          <w:szCs w:val="20"/>
+          <w:lang w:val="en-US"/>
+        </w:rPr>
+        <w:t xml:space="preserve">     SK_LUTA     </w:t>
+      </w:r>
+      <w:proofErr w:type="gramStart"/>
+      <w:r>
+        <w:rPr>
+          <w:rFonts w:ascii="Arial" w:hAnsi="Arial" w:cs="Arial"/>
+          <w:sz w:val="20"/>
+          <w:szCs w:val="20"/>
+          <w:lang w:val="en-US"/>
+        </w:rPr>
+        <w:t>INTEGER  NOT</w:t>
+      </w:r>
+      <w:proofErr w:type="gramEnd"/>
+      <w:r>
+        <w:rPr>
+          <w:rFonts w:ascii="Arial" w:hAnsi="Arial" w:cs="Arial"/>
+          <w:sz w:val="20"/>
+          <w:szCs w:val="20"/>
+          <w:lang w:val="en-US"/>
+        </w:rPr>
+        <w:t xml:space="preserve"> </w:t>
+      </w:r>
+      <w:proofErr w:type="gramStart"/>
+      <w:r>
+        <w:rPr>
+          <w:rFonts w:ascii="Arial" w:hAnsi="Arial" w:cs="Arial"/>
+          <w:sz w:val="20"/>
+          <w:szCs w:val="20"/>
+          <w:lang w:val="en-US"/>
+        </w:rPr>
+        <w:t>NULL ,</w:t>
+      </w:r>
+      <w:proofErr w:type="gramEnd"/>
+      <w:r>
+        <w:rPr>
+          <w:rFonts w:ascii="Arial" w:hAnsi="Arial" w:cs="Arial"/>
+          <w:sz w:val="20"/>
+          <w:szCs w:val="20"/>
+          <w:lang w:val="en-US"/>
+        </w:rPr>
+        <w:t xml:space="preserve"> </w:t>
+      </w:r>
+    </w:p>
+    <w:p>
+      <w:pPr>
+        <w:jc w:val="both"/>
+        <w:rPr>
+          <w:rFonts w:ascii="Arial" w:hAnsi="Arial" w:cs="Arial"/>
+          <w:sz w:val="20"/>
+          <w:szCs w:val="20"/>
+          <w:lang w:val="en-US"/>
+        </w:rPr>
+      </w:pPr>
+      <w:r>
+        <w:rPr>
+          <w:rFonts w:ascii="Arial" w:hAnsi="Arial" w:cs="Arial"/>
+          <w:sz w:val="20"/>
+          <w:szCs w:val="20"/>
+          <w:lang w:val="en-US"/>
+        </w:rPr>
+        <w:t xml:space="preserve">     SK_EVENTO   </w:t>
+      </w:r>
+      <w:proofErr w:type="gramStart"/>
+      <w:r>
+        <w:rPr>
+          <w:rFonts w:ascii="Arial" w:hAnsi="Arial" w:cs="Arial"/>
+          <w:sz w:val="20"/>
+          <w:szCs w:val="20"/>
+          <w:lang w:val="en-US"/>
+        </w:rPr>
+        <w:t>INTEGER  NOT</w:t>
+      </w:r>
+      <w:proofErr w:type="gramEnd"/>
+      <w:r>
+        <w:rPr>
+          <w:rFonts w:ascii="Arial" w:hAnsi="Arial" w:cs="Arial"/>
+          <w:sz w:val="20"/>
+          <w:szCs w:val="20"/>
+          <w:lang w:val="en-US"/>
+        </w:rPr>
+        <w:t xml:space="preserve"> </w:t>
+      </w:r>
+      <w:proofErr w:type="gramStart"/>
+      <w:r>
+        <w:rPr>
+          <w:rFonts w:ascii="Arial" w:hAnsi="Arial" w:cs="Arial"/>
+          <w:sz w:val="20"/>
+          <w:szCs w:val="20"/>
+          <w:lang w:val="en-US"/>
+        </w:rPr>
+        <w:t>NULL ,</w:t>
+      </w:r>
+      <w:proofErr w:type="gramEnd"/>
+      <w:r>
+        <w:rPr>
+          <w:rFonts w:ascii="Arial" w:hAnsi="Arial" w:cs="Arial"/>
+          <w:sz w:val="20"/>
+          <w:szCs w:val="20"/>
+          <w:lang w:val="en-US"/>
+        </w:rPr>
+        <w:t xml:space="preserve"> </w:t>
       </w:r>
     </w:p>
     <w:p>
@@ -24188,7 +26741,43 @@
           <w:sz w:val="20"/>
           <w:szCs w:val="20"/>
         </w:rPr>
-        <w:t xml:space="preserve">SK_METODO   INTEGER  NOT NULL , </w:t>
+        <w:t xml:space="preserve">SK_METODO   </w:t>
+      </w:r>
+      <w:proofErr w:type="gramStart"/>
+      <w:r>
+        <w:rPr>
+          <w:rFonts w:ascii="Arial" w:hAnsi="Arial" w:cs="Arial"/>
+          <w:sz w:val="20"/>
+          <w:szCs w:val="20"/>
+        </w:rPr>
+        <w:t>INTEGER  NOT</w:t>
+      </w:r>
+      <w:proofErr w:type="gramEnd"/>
+      <w:r>
+        <w:rPr>
+          <w:rFonts w:ascii="Arial" w:hAnsi="Arial" w:cs="Arial"/>
+          <w:sz w:val="20"/>
+          <w:szCs w:val="20"/>
+        </w:rPr>
+        <w:t xml:space="preserve"> </w:t>
+      </w:r>
+      <w:proofErr w:type="gramStart"/>
+      <w:r>
+        <w:rPr>
+          <w:rFonts w:ascii="Arial" w:hAnsi="Arial" w:cs="Arial"/>
+          <w:sz w:val="20"/>
+          <w:szCs w:val="20"/>
+        </w:rPr>
+        <w:t>NULL ,</w:t>
+      </w:r>
+      <w:proofErr w:type="gramEnd"/>
+      <w:r>
+        <w:rPr>
+          <w:rFonts w:ascii="Arial" w:hAnsi="Arial" w:cs="Arial"/>
+          <w:sz w:val="20"/>
+          <w:szCs w:val="20"/>
+        </w:rPr>
+        <w:t xml:space="preserve"> </w:t>
       </w:r>
     </w:p>
     <w:p>
@@ -24667,7 +27256,43 @@
           <w:sz w:val="20"/>
           <w:szCs w:val="20"/>
         </w:rPr>
-        <w:t xml:space="preserve">    ADD CONSTRAINT PK_FATO_RESULTADO_LUTA PRIMARY KEY ( SK_LUTADOR, SK_LUTA, SK_EVENTO, SK_METODO ) ;</w:t>
+        <w:t xml:space="preserve">    ADD CONSTRAINT PK_FATO_RESULTADO_LUTA PRIMARY KEY </w:t>
+      </w:r>
+      <w:proofErr w:type="gramStart"/>
+      <w:r>
+        <w:rPr>
+          <w:rFonts w:ascii="Arial" w:hAnsi="Arial" w:cs="Arial"/>
+          <w:sz w:val="20"/>
+          <w:szCs w:val="20"/>
+        </w:rPr>
+        <w:t>( SK</w:t>
+      </w:r>
+      <w:proofErr w:type="gramEnd"/>
+      <w:r>
+        <w:rPr>
+          <w:rFonts w:ascii="Arial" w:hAnsi="Arial" w:cs="Arial"/>
+          <w:sz w:val="20"/>
+          <w:szCs w:val="20"/>
+        </w:rPr>
+        <w:t>_LUTADOR, SK_LUTA, SK_EVENTO, SK_</w:t>
+      </w:r>
+      <w:proofErr w:type="gramStart"/>
+      <w:r>
+        <w:rPr>
+          <w:rFonts w:ascii="Arial" w:hAnsi="Arial" w:cs="Arial"/>
+          <w:sz w:val="20"/>
+          <w:szCs w:val="20"/>
+        </w:rPr>
+        <w:t>METODO )</w:t>
+      </w:r>
+      <w:proofErr w:type="gramEnd"/>
+      <w:r>
+        <w:rPr>
+          <w:rFonts w:ascii="Arial" w:hAnsi="Arial" w:cs="Arial"/>
+          <w:sz w:val="20"/>
+          <w:szCs w:val="20"/>
+        </w:rPr>
+        <w:t xml:space="preserve"> ;</w:t>
       </w:r>
     </w:p>
     <w:p>
@@ -24737,67 +27362,227 @@
           <w:szCs w:val="20"/>
           <w:lang w:val="en-US"/>
         </w:rPr>
-        <w:t xml:space="preserve">     SK_LUTADOR              INTEGER  NOT NULL , </w:t>
-      </w:r>
-    </w:p>
-    <w:p>
-      <w:pPr>
-        <w:jc w:val="both"/>
-        <w:rPr>
-          <w:rFonts w:ascii="Arial" w:hAnsi="Arial" w:cs="Arial"/>
-          <w:sz w:val="20"/>
-          <w:szCs w:val="20"/>
-          <w:lang w:val="en-US"/>
-        </w:rPr>
-      </w:pPr>
-      <w:r>
-        <w:rPr>
-          <w:rFonts w:ascii="Arial" w:hAnsi="Arial" w:cs="Arial"/>
-          <w:sz w:val="20"/>
-          <w:szCs w:val="20"/>
-          <w:lang w:val="en-US"/>
-        </w:rPr>
-        <w:t xml:space="preserve">     SK_EVENTO               INTEGER  NOT NULL , </w:t>
-      </w:r>
-    </w:p>
-    <w:p>
-      <w:pPr>
-        <w:jc w:val="both"/>
-        <w:rPr>
-          <w:rFonts w:ascii="Arial" w:hAnsi="Arial" w:cs="Arial"/>
-          <w:sz w:val="20"/>
-          <w:szCs w:val="20"/>
-          <w:lang w:val="en-US"/>
-        </w:rPr>
-      </w:pPr>
-      <w:r>
-        <w:rPr>
-          <w:rFonts w:ascii="Arial" w:hAnsi="Arial" w:cs="Arial"/>
-          <w:sz w:val="20"/>
-          <w:szCs w:val="20"/>
-          <w:lang w:val="en-US"/>
-        </w:rPr>
-        <w:t xml:space="preserve">     SK_LUTA                 INTEGER  NOT NULL , </w:t>
-      </w:r>
-    </w:p>
-    <w:p>
-      <w:pPr>
-        <w:jc w:val="both"/>
-        <w:rPr>
-          <w:rFonts w:ascii="Arial" w:hAnsi="Arial" w:cs="Arial"/>
-          <w:sz w:val="20"/>
-          <w:szCs w:val="20"/>
-          <w:lang w:val="en-US"/>
-        </w:rPr>
-      </w:pPr>
-      <w:r>
-        <w:rPr>
-          <w:rFonts w:ascii="Arial" w:hAnsi="Arial" w:cs="Arial"/>
-          <w:sz w:val="20"/>
-          <w:szCs w:val="20"/>
-          <w:lang w:val="en-US"/>
-        </w:rPr>
-        <w:t xml:space="preserve">     SK_TEMPO                INTEGER  NOT NULL , </w:t>
+        <w:t xml:space="preserve">     SK_LUTADOR              </w:t>
+      </w:r>
+      <w:proofErr w:type="gramStart"/>
+      <w:r>
+        <w:rPr>
+          <w:rFonts w:ascii="Arial" w:hAnsi="Arial" w:cs="Arial"/>
+          <w:sz w:val="20"/>
+          <w:szCs w:val="20"/>
+          <w:lang w:val="en-US"/>
+        </w:rPr>
+        <w:t>INTEGER  NOT</w:t>
+      </w:r>
+      <w:proofErr w:type="gramEnd"/>
+      <w:r>
+        <w:rPr>
+          <w:rFonts w:ascii="Arial" w:hAnsi="Arial" w:cs="Arial"/>
+          <w:sz w:val="20"/>
+          <w:szCs w:val="20"/>
+          <w:lang w:val="en-US"/>
+        </w:rPr>
+        <w:t xml:space="preserve"> </w:t>
+      </w:r>
+      <w:proofErr w:type="gramStart"/>
+      <w:r>
+        <w:rPr>
+          <w:rFonts w:ascii="Arial" w:hAnsi="Arial" w:cs="Arial"/>
+          <w:sz w:val="20"/>
+          <w:szCs w:val="20"/>
+          <w:lang w:val="en-US"/>
+        </w:rPr>
+        <w:t>NULL ,</w:t>
+      </w:r>
+      <w:proofErr w:type="gramEnd"/>
+      <w:r>
+        <w:rPr>
+          <w:rFonts w:ascii="Arial" w:hAnsi="Arial" w:cs="Arial"/>
+          <w:sz w:val="20"/>
+          <w:szCs w:val="20"/>
+          <w:lang w:val="en-US"/>
+        </w:rPr>
+        <w:t xml:space="preserve"> </w:t>
+      </w:r>
+    </w:p>
+    <w:p>
+      <w:pPr>
+        <w:jc w:val="both"/>
+        <w:rPr>
+          <w:rFonts w:ascii="Arial" w:hAnsi="Arial" w:cs="Arial"/>
+          <w:sz w:val="20"/>
+          <w:szCs w:val="20"/>
+          <w:lang w:val="en-US"/>
+        </w:rPr>
+      </w:pPr>
+      <w:r>
+        <w:rPr>
+          <w:rFonts w:ascii="Arial" w:hAnsi="Arial" w:cs="Arial"/>
+          <w:sz w:val="20"/>
+          <w:szCs w:val="20"/>
+          <w:lang w:val="en-US"/>
+        </w:rPr>
+        <w:t xml:space="preserve">     SK_EVENTO               </w:t>
+      </w:r>
+      <w:proofErr w:type="gramStart"/>
+      <w:r>
+        <w:rPr>
+          <w:rFonts w:ascii="Arial" w:hAnsi="Arial" w:cs="Arial"/>
+          <w:sz w:val="20"/>
+          <w:szCs w:val="20"/>
+          <w:lang w:val="en-US"/>
+        </w:rPr>
+        <w:t>INTEGER  NOT</w:t>
+      </w:r>
+      <w:proofErr w:type="gramEnd"/>
+      <w:r>
+        <w:rPr>
+          <w:rFonts w:ascii="Arial" w:hAnsi="Arial" w:cs="Arial"/>
+          <w:sz w:val="20"/>
+          <w:szCs w:val="20"/>
+          <w:lang w:val="en-US"/>
+        </w:rPr>
+        <w:t xml:space="preserve"> </w:t>
+      </w:r>
+      <w:proofErr w:type="gramStart"/>
+      <w:r>
+        <w:rPr>
+          <w:rFonts w:ascii="Arial" w:hAnsi="Arial" w:cs="Arial"/>
+          <w:sz w:val="20"/>
+          <w:szCs w:val="20"/>
+          <w:lang w:val="en-US"/>
+        </w:rPr>
+        <w:t>NULL ,</w:t>
+      </w:r>
+      <w:proofErr w:type="gramEnd"/>
+      <w:r>
+        <w:rPr>
+          <w:rFonts w:ascii="Arial" w:hAnsi="Arial" w:cs="Arial"/>
+          <w:sz w:val="20"/>
+          <w:szCs w:val="20"/>
+          <w:lang w:val="en-US"/>
+        </w:rPr>
+        <w:t xml:space="preserve"> </w:t>
+      </w:r>
+    </w:p>
+    <w:p>
+      <w:pPr>
+        <w:jc w:val="both"/>
+        <w:rPr>
+          <w:rFonts w:ascii="Arial" w:hAnsi="Arial" w:cs="Arial"/>
+          <w:sz w:val="20"/>
+          <w:szCs w:val="20"/>
+          <w:lang w:val="en-US"/>
+        </w:rPr>
+      </w:pPr>
+      <w:r>
+        <w:rPr>
+          <w:rFonts w:ascii="Arial" w:hAnsi="Arial" w:cs="Arial"/>
+          <w:sz w:val="20"/>
+          <w:szCs w:val="20"/>
+          <w:lang w:val="en-US"/>
+        </w:rPr>
+        <w:t xml:space="preserve">     SK_LUTA                 </w:t>
+      </w:r>
+      <w:proofErr w:type="gramStart"/>
+      <w:r>
+        <w:rPr>
+          <w:rFonts w:ascii="Arial" w:hAnsi="Arial" w:cs="Arial"/>
+          <w:sz w:val="20"/>
+          <w:szCs w:val="20"/>
+          <w:lang w:val="en-US"/>
+        </w:rPr>
+        <w:t>INTEGER  NOT</w:t>
+      </w:r>
+      <w:proofErr w:type="gramEnd"/>
+      <w:r>
+        <w:rPr>
+          <w:rFonts w:ascii="Arial" w:hAnsi="Arial" w:cs="Arial"/>
+          <w:sz w:val="20"/>
+          <w:szCs w:val="20"/>
+          <w:lang w:val="en-US"/>
+        </w:rPr>
+        <w:t xml:space="preserve"> </w:t>
+      </w:r>
+      <w:proofErr w:type="gramStart"/>
+      <w:r>
+        <w:rPr>
+          <w:rFonts w:ascii="Arial" w:hAnsi="Arial" w:cs="Arial"/>
+          <w:sz w:val="20"/>
+          <w:szCs w:val="20"/>
+          <w:lang w:val="en-US"/>
+        </w:rPr>
+        <w:t>NULL ,</w:t>
+      </w:r>
+      <w:proofErr w:type="gramEnd"/>
+      <w:r>
+        <w:rPr>
+          <w:rFonts w:ascii="Arial" w:hAnsi="Arial" w:cs="Arial"/>
+          <w:sz w:val="20"/>
+          <w:szCs w:val="20"/>
+          <w:lang w:val="en-US"/>
+        </w:rPr>
+        <w:t xml:space="preserve"> </w:t>
+      </w:r>
+    </w:p>
+    <w:p>
+      <w:pPr>
+        <w:jc w:val="both"/>
+        <w:rPr>
+          <w:rFonts w:ascii="Arial" w:hAnsi="Arial" w:cs="Arial"/>
+          <w:sz w:val="20"/>
+          <w:szCs w:val="20"/>
+          <w:lang w:val="en-US"/>
+        </w:rPr>
+      </w:pPr>
+      <w:r>
+        <w:rPr>
+          <w:rFonts w:ascii="Arial" w:hAnsi="Arial" w:cs="Arial"/>
+          <w:sz w:val="20"/>
+          <w:szCs w:val="20"/>
+          <w:lang w:val="en-US"/>
+        </w:rPr>
+        <w:t xml:space="preserve">     SK_TEMPO                </w:t>
+      </w:r>
+      <w:proofErr w:type="gramStart"/>
+      <w:r>
+        <w:rPr>
+          <w:rFonts w:ascii="Arial" w:hAnsi="Arial" w:cs="Arial"/>
+          <w:sz w:val="20"/>
+          <w:szCs w:val="20"/>
+          <w:lang w:val="en-US"/>
+        </w:rPr>
+        <w:t>INTEGER  NOT</w:t>
+      </w:r>
+      <w:proofErr w:type="gramEnd"/>
+      <w:r>
+        <w:rPr>
+          <w:rFonts w:ascii="Arial" w:hAnsi="Arial" w:cs="Arial"/>
+          <w:sz w:val="20"/>
+          <w:szCs w:val="20"/>
+          <w:lang w:val="en-US"/>
+        </w:rPr>
+        <w:t xml:space="preserve"> </w:t>
+      </w:r>
+      <w:proofErr w:type="gramStart"/>
+      <w:r>
+        <w:rPr>
+          <w:rFonts w:ascii="Arial" w:hAnsi="Arial" w:cs="Arial"/>
+          <w:sz w:val="20"/>
+          <w:szCs w:val="20"/>
+          <w:lang w:val="en-US"/>
+        </w:rPr>
+        <w:t>NULL ,</w:t>
+      </w:r>
+      <w:proofErr w:type="gramEnd"/>
+      <w:r>
+        <w:rPr>
+          <w:rFonts w:ascii="Arial" w:hAnsi="Arial" w:cs="Arial"/>
+          <w:sz w:val="20"/>
+          <w:szCs w:val="20"/>
+          <w:lang w:val="en-US"/>
+        </w:rPr>
+        <w:t xml:space="preserve"> </w:t>
       </w:r>
     </w:p>
     <w:p>
@@ -24824,115 +27609,241 @@
           <w:sz w:val="20"/>
           <w:szCs w:val="20"/>
         </w:rPr>
-        <w:t xml:space="preserve">PCT_GOLPES_SIG          NUMBER (10,2) , </w:t>
-      </w:r>
-    </w:p>
-    <w:p>
-      <w:pPr>
-        <w:jc w:val="both"/>
-        <w:rPr>
-          <w:rFonts w:ascii="Arial" w:hAnsi="Arial" w:cs="Arial"/>
-          <w:sz w:val="20"/>
-          <w:szCs w:val="20"/>
-        </w:rPr>
-      </w:pPr>
-      <w:r>
-        <w:rPr>
-          <w:rFonts w:ascii="Arial" w:hAnsi="Arial" w:cs="Arial"/>
-          <w:sz w:val="20"/>
-          <w:szCs w:val="20"/>
-        </w:rPr>
-        <w:t xml:space="preserve">     GOLPES_SIG_ACERTADOS    INTEGER , </w:t>
-      </w:r>
-    </w:p>
-    <w:p>
-      <w:pPr>
-        <w:jc w:val="both"/>
-        <w:rPr>
-          <w:rFonts w:ascii="Arial" w:hAnsi="Arial" w:cs="Arial"/>
-          <w:sz w:val="20"/>
-          <w:szCs w:val="20"/>
-        </w:rPr>
-      </w:pPr>
-      <w:r>
-        <w:rPr>
-          <w:rFonts w:ascii="Arial" w:hAnsi="Arial" w:cs="Arial"/>
-          <w:sz w:val="20"/>
-          <w:szCs w:val="20"/>
-        </w:rPr>
-        <w:t xml:space="preserve">     GOLPES_SIG_TENTADOS     INTEGER , </w:t>
-      </w:r>
-    </w:p>
-    <w:p>
-      <w:pPr>
-        <w:jc w:val="both"/>
-        <w:rPr>
-          <w:rFonts w:ascii="Arial" w:hAnsi="Arial" w:cs="Arial"/>
-          <w:sz w:val="20"/>
-          <w:szCs w:val="20"/>
-        </w:rPr>
-      </w:pPr>
-      <w:r>
-        <w:rPr>
-          <w:rFonts w:ascii="Arial" w:hAnsi="Arial" w:cs="Arial"/>
-          <w:sz w:val="20"/>
-          <w:szCs w:val="20"/>
-        </w:rPr>
-        <w:t xml:space="preserve">     GOLPES_TOTAIS_ACERTADOS INTEGER , </w:t>
-      </w:r>
-    </w:p>
-    <w:p>
-      <w:pPr>
-        <w:jc w:val="both"/>
-        <w:rPr>
-          <w:rFonts w:ascii="Arial" w:hAnsi="Arial" w:cs="Arial"/>
-          <w:sz w:val="20"/>
-          <w:szCs w:val="20"/>
-        </w:rPr>
-      </w:pPr>
-      <w:r>
-        <w:rPr>
-          <w:rFonts w:ascii="Arial" w:hAnsi="Arial" w:cs="Arial"/>
-          <w:sz w:val="20"/>
-          <w:szCs w:val="20"/>
-        </w:rPr>
-        <w:t xml:space="preserve">     GOLPES_TOTAIS_TENTADOS  INTEGER , </w:t>
-      </w:r>
-    </w:p>
-    <w:p>
-      <w:pPr>
-        <w:jc w:val="both"/>
-        <w:rPr>
-          <w:rFonts w:ascii="Arial" w:hAnsi="Arial" w:cs="Arial"/>
-          <w:sz w:val="20"/>
-          <w:szCs w:val="20"/>
-        </w:rPr>
-      </w:pPr>
-      <w:r>
-        <w:rPr>
-          <w:rFonts w:ascii="Arial" w:hAnsi="Arial" w:cs="Arial"/>
-          <w:sz w:val="20"/>
-          <w:szCs w:val="20"/>
-        </w:rPr>
-        <w:t xml:space="preserve">     PCT_TAKEDOWNS           NUMBER (10,2) , </w:t>
-      </w:r>
-    </w:p>
-    <w:p>
-      <w:pPr>
-        <w:jc w:val="both"/>
-        <w:rPr>
-          <w:rFonts w:ascii="Arial" w:hAnsi="Arial" w:cs="Arial"/>
-          <w:sz w:val="20"/>
-          <w:szCs w:val="20"/>
-        </w:rPr>
-      </w:pPr>
-      <w:r>
-        <w:rPr>
-          <w:rFonts w:ascii="Arial" w:hAnsi="Arial" w:cs="Arial"/>
-          <w:sz w:val="20"/>
-          <w:szCs w:val="20"/>
-        </w:rPr>
-        <w:t xml:space="preserve">     TAKEDOWNS_ACERTADOS     INTEGER , </w:t>
+        <w:t>PCT_GOLPES_SIG          NUMBER (10,2</w:t>
+      </w:r>
+      <w:proofErr w:type="gramStart"/>
+      <w:r>
+        <w:rPr>
+          <w:rFonts w:ascii="Arial" w:hAnsi="Arial" w:cs="Arial"/>
+          <w:sz w:val="20"/>
+          <w:szCs w:val="20"/>
+        </w:rPr>
+        <w:t>) ,</w:t>
+      </w:r>
+      <w:proofErr w:type="gramEnd"/>
+      <w:r>
+        <w:rPr>
+          <w:rFonts w:ascii="Arial" w:hAnsi="Arial" w:cs="Arial"/>
+          <w:sz w:val="20"/>
+          <w:szCs w:val="20"/>
+        </w:rPr>
+        <w:t xml:space="preserve"> </w:t>
+      </w:r>
+    </w:p>
+    <w:p>
+      <w:pPr>
+        <w:jc w:val="both"/>
+        <w:rPr>
+          <w:rFonts w:ascii="Arial" w:hAnsi="Arial" w:cs="Arial"/>
+          <w:sz w:val="20"/>
+          <w:szCs w:val="20"/>
+        </w:rPr>
+      </w:pPr>
+      <w:r>
+        <w:rPr>
+          <w:rFonts w:ascii="Arial" w:hAnsi="Arial" w:cs="Arial"/>
+          <w:sz w:val="20"/>
+          <w:szCs w:val="20"/>
+        </w:rPr>
+        <w:t xml:space="preserve">     GOLPES_SIG_ACERTADOS    </w:t>
+      </w:r>
+      <w:proofErr w:type="gramStart"/>
+      <w:r>
+        <w:rPr>
+          <w:rFonts w:ascii="Arial" w:hAnsi="Arial" w:cs="Arial"/>
+          <w:sz w:val="20"/>
+          <w:szCs w:val="20"/>
+        </w:rPr>
+        <w:t>INTEGER ,</w:t>
+      </w:r>
+      <w:proofErr w:type="gramEnd"/>
+      <w:r>
+        <w:rPr>
+          <w:rFonts w:ascii="Arial" w:hAnsi="Arial" w:cs="Arial"/>
+          <w:sz w:val="20"/>
+          <w:szCs w:val="20"/>
+        </w:rPr>
+        <w:t xml:space="preserve"> </w:t>
+      </w:r>
+    </w:p>
+    <w:p>
+      <w:pPr>
+        <w:jc w:val="both"/>
+        <w:rPr>
+          <w:rFonts w:ascii="Arial" w:hAnsi="Arial" w:cs="Arial"/>
+          <w:sz w:val="20"/>
+          <w:szCs w:val="20"/>
+        </w:rPr>
+      </w:pPr>
+      <w:r>
+        <w:rPr>
+          <w:rFonts w:ascii="Arial" w:hAnsi="Arial" w:cs="Arial"/>
+          <w:sz w:val="20"/>
+          <w:szCs w:val="20"/>
+        </w:rPr>
+        <w:t xml:space="preserve">     GOLPES_SIG_TENTADOS     </w:t>
+      </w:r>
+      <w:proofErr w:type="gramStart"/>
+      <w:r>
+        <w:rPr>
+          <w:rFonts w:ascii="Arial" w:hAnsi="Arial" w:cs="Arial"/>
+          <w:sz w:val="20"/>
+          <w:szCs w:val="20"/>
+        </w:rPr>
+        <w:t>INTEGER ,</w:t>
+      </w:r>
+      <w:proofErr w:type="gramEnd"/>
+      <w:r>
+        <w:rPr>
+          <w:rFonts w:ascii="Arial" w:hAnsi="Arial" w:cs="Arial"/>
+          <w:sz w:val="20"/>
+          <w:szCs w:val="20"/>
+        </w:rPr>
+        <w:t xml:space="preserve"> </w:t>
+      </w:r>
+    </w:p>
+    <w:p>
+      <w:pPr>
+        <w:jc w:val="both"/>
+        <w:rPr>
+          <w:rFonts w:ascii="Arial" w:hAnsi="Arial" w:cs="Arial"/>
+          <w:sz w:val="20"/>
+          <w:szCs w:val="20"/>
+        </w:rPr>
+      </w:pPr>
+      <w:r>
+        <w:rPr>
+          <w:rFonts w:ascii="Arial" w:hAnsi="Arial" w:cs="Arial"/>
+          <w:sz w:val="20"/>
+          <w:szCs w:val="20"/>
+        </w:rPr>
+        <w:t xml:space="preserve">     GOLPES_TOTAIS_ACERTADOS </w:t>
+      </w:r>
+      <w:proofErr w:type="gramStart"/>
+      <w:r>
+        <w:rPr>
+          <w:rFonts w:ascii="Arial" w:hAnsi="Arial" w:cs="Arial"/>
+          <w:sz w:val="20"/>
+          <w:szCs w:val="20"/>
+        </w:rPr>
+        <w:t>INTEGER ,</w:t>
+      </w:r>
+      <w:proofErr w:type="gramEnd"/>
+      <w:r>
+        <w:rPr>
+          <w:rFonts w:ascii="Arial" w:hAnsi="Arial" w:cs="Arial"/>
+          <w:sz w:val="20"/>
+          <w:szCs w:val="20"/>
+        </w:rPr>
+        <w:t xml:space="preserve"> </w:t>
+      </w:r>
+    </w:p>
+    <w:p>
+      <w:pPr>
+        <w:jc w:val="both"/>
+        <w:rPr>
+          <w:rFonts w:ascii="Arial" w:hAnsi="Arial" w:cs="Arial"/>
+          <w:sz w:val="20"/>
+          <w:szCs w:val="20"/>
+        </w:rPr>
+      </w:pPr>
+      <w:r>
+        <w:rPr>
+          <w:rFonts w:ascii="Arial" w:hAnsi="Arial" w:cs="Arial"/>
+          <w:sz w:val="20"/>
+          <w:szCs w:val="20"/>
+        </w:rPr>
+        <w:t xml:space="preserve">     GOLPES_TOTAIS_</w:t>
+      </w:r>
+      <w:proofErr w:type="gramStart"/>
+      <w:r>
+        <w:rPr>
+          <w:rFonts w:ascii="Arial" w:hAnsi="Arial" w:cs="Arial"/>
+          <w:sz w:val="20"/>
+          <w:szCs w:val="20"/>
+        </w:rPr>
+        <w:t>TENTADOS  INTEGER</w:t>
+      </w:r>
+      <w:proofErr w:type="gramEnd"/>
+      <w:r>
+        <w:rPr>
+          <w:rFonts w:ascii="Arial" w:hAnsi="Arial" w:cs="Arial"/>
+          <w:sz w:val="20"/>
+          <w:szCs w:val="20"/>
+        </w:rPr>
+        <w:t xml:space="preserve"> , </w:t>
+      </w:r>
+    </w:p>
+    <w:p>
+      <w:pPr>
+        <w:jc w:val="both"/>
+        <w:rPr>
+          <w:rFonts w:ascii="Arial" w:hAnsi="Arial" w:cs="Arial"/>
+          <w:sz w:val="20"/>
+          <w:szCs w:val="20"/>
+        </w:rPr>
+      </w:pPr>
+      <w:r>
+        <w:rPr>
+          <w:rFonts w:ascii="Arial" w:hAnsi="Arial" w:cs="Arial"/>
+          <w:sz w:val="20"/>
+          <w:szCs w:val="20"/>
+        </w:rPr>
+        <w:t xml:space="preserve">     PCT_TAKEDOWNS           NUMBER (10,2</w:t>
+      </w:r>
+      <w:proofErr w:type="gramStart"/>
+      <w:r>
+        <w:rPr>
+          <w:rFonts w:ascii="Arial" w:hAnsi="Arial" w:cs="Arial"/>
+          <w:sz w:val="20"/>
+          <w:szCs w:val="20"/>
+        </w:rPr>
+        <w:t>) ,</w:t>
+      </w:r>
+      <w:proofErr w:type="gramEnd"/>
+      <w:r>
+        <w:rPr>
+          <w:rFonts w:ascii="Arial" w:hAnsi="Arial" w:cs="Arial"/>
+          <w:sz w:val="20"/>
+          <w:szCs w:val="20"/>
+        </w:rPr>
+        <w:t xml:space="preserve"> </w:t>
+      </w:r>
+    </w:p>
+    <w:p>
+      <w:pPr>
+        <w:jc w:val="both"/>
+        <w:rPr>
+          <w:rFonts w:ascii="Arial" w:hAnsi="Arial" w:cs="Arial"/>
+          <w:sz w:val="20"/>
+          <w:szCs w:val="20"/>
+        </w:rPr>
+      </w:pPr>
+      <w:r>
+        <w:rPr>
+          <w:rFonts w:ascii="Arial" w:hAnsi="Arial" w:cs="Arial"/>
+          <w:sz w:val="20"/>
+          <w:szCs w:val="20"/>
+        </w:rPr>
+        <w:t xml:space="preserve">     TAKEDOWNS_ACERTADOS     </w:t>
+      </w:r>
+      <w:proofErr w:type="gramStart"/>
+      <w:r>
+        <w:rPr>
+          <w:rFonts w:ascii="Arial" w:hAnsi="Arial" w:cs="Arial"/>
+          <w:sz w:val="20"/>
+          <w:szCs w:val="20"/>
+        </w:rPr>
+        <w:t>INTEGER ,</w:t>
+      </w:r>
+      <w:proofErr w:type="gramEnd"/>
+      <w:r>
+        <w:rPr>
+          <w:rFonts w:ascii="Arial" w:hAnsi="Arial" w:cs="Arial"/>
+          <w:sz w:val="20"/>
+          <w:szCs w:val="20"/>
+        </w:rPr>
+        <w:t xml:space="preserve"> </w:t>
       </w:r>
     </w:p>
     <w:p>
@@ -25411,7 +28322,43 @@
           <w:sz w:val="20"/>
           <w:szCs w:val="20"/>
         </w:rPr>
-        <w:t xml:space="preserve">    ADD CONSTRAINT PK_FATO_ROUND_LUTA PRIMARY KEY ( SK_LUTADOR, SK_EVENTO, SK_LUTA, SK_TEMPO ) ;</w:t>
+        <w:t xml:space="preserve">    ADD CONSTRAINT PK_FATO_ROUND_LUTA PRIMARY KEY </w:t>
+      </w:r>
+      <w:proofErr w:type="gramStart"/>
+      <w:r>
+        <w:rPr>
+          <w:rFonts w:ascii="Arial" w:hAnsi="Arial" w:cs="Arial"/>
+          <w:sz w:val="20"/>
+          <w:szCs w:val="20"/>
+        </w:rPr>
+        <w:t>( SK</w:t>
+      </w:r>
+      <w:proofErr w:type="gramEnd"/>
+      <w:r>
+        <w:rPr>
+          <w:rFonts w:ascii="Arial" w:hAnsi="Arial" w:cs="Arial"/>
+          <w:sz w:val="20"/>
+          <w:szCs w:val="20"/>
+        </w:rPr>
+        <w:t>_LUTADOR, SK_EVENTO, SK_LUTA, SK_</w:t>
+      </w:r>
+      <w:proofErr w:type="gramStart"/>
+      <w:r>
+        <w:rPr>
+          <w:rFonts w:ascii="Arial" w:hAnsi="Arial" w:cs="Arial"/>
+          <w:sz w:val="20"/>
+          <w:szCs w:val="20"/>
+        </w:rPr>
+        <w:t>TEMPO )</w:t>
+      </w:r>
+      <w:proofErr w:type="gramEnd"/>
+      <w:r>
+        <w:rPr>
+          <w:rFonts w:ascii="Arial" w:hAnsi="Arial" w:cs="Arial"/>
+          <w:sz w:val="20"/>
+          <w:szCs w:val="20"/>
+        </w:rPr>
+        <w:t xml:space="preserve"> ;</w:t>
       </w:r>
     </w:p>
     <w:p>
@@ -27302,8 +30249,19 @@
           <w:szCs w:val="20"/>
           <w:lang w:val="en-US"/>
         </w:rPr>
-        <w:t xml:space="preserve">    ORDER ;</w:t>
-      </w:r>
+        <w:t xml:space="preserve">    </w:t>
+      </w:r>
+      <w:proofErr w:type="gramStart"/>
+      <w:r>
+        <w:rPr>
+          <w:rFonts w:ascii="Arial" w:hAnsi="Arial" w:cs="Arial"/>
+          <w:sz w:val="20"/>
+          <w:szCs w:val="20"/>
+          <w:lang w:val="en-US"/>
+        </w:rPr>
+        <w:t>ORDER ;</w:t>
+      </w:r>
+      <w:proofErr w:type="gramEnd"/>
     </w:p>
     <w:p>
       <w:pPr>
@@ -27433,19 +30391,80 @@
           <w:szCs w:val="20"/>
           <w:lang w:val="en-US"/>
         </w:rPr>
-        <w:t xml:space="preserve">    :NEW.SK_EVENTO := SCH_UFC_001.SEQ_PK_DIM_EVENTO.NEXTVAL; </w:t>
-      </w:r>
-    </w:p>
-    <w:p>
-      <w:pPr>
-        <w:jc w:val="both"/>
-        <w:rPr>
-          <w:rFonts w:ascii="Arial" w:hAnsi="Arial" w:cs="Arial"/>
-          <w:sz w:val="20"/>
-          <w:szCs w:val="20"/>
-          <w:lang w:val="en-US"/>
-        </w:rPr>
-      </w:pPr>
+        <w:t xml:space="preserve">    </w:t>
+      </w:r>
+      <w:proofErr w:type="gramStart"/>
+      <w:r>
+        <w:rPr>
+          <w:rFonts w:ascii="Arial" w:hAnsi="Arial" w:cs="Arial"/>
+          <w:sz w:val="20"/>
+          <w:szCs w:val="20"/>
+          <w:lang w:val="en-US"/>
+        </w:rPr>
+        <w:t>:NEW.SK</w:t>
+      </w:r>
+      <w:proofErr w:type="gramEnd"/>
+      <w:r>
+        <w:rPr>
+          <w:rFonts w:ascii="Arial" w:hAnsi="Arial" w:cs="Arial"/>
+          <w:sz w:val="20"/>
+          <w:szCs w:val="20"/>
+          <w:lang w:val="en-US"/>
+        </w:rPr>
+        <w:t>_</w:t>
+      </w:r>
+      <w:proofErr w:type="gramStart"/>
+      <w:r>
+        <w:rPr>
+          <w:rFonts w:ascii="Arial" w:hAnsi="Arial" w:cs="Arial"/>
+          <w:sz w:val="20"/>
+          <w:szCs w:val="20"/>
+          <w:lang w:val="en-US"/>
+        </w:rPr>
+        <w:t>EVENTO :</w:t>
+      </w:r>
+      <w:proofErr w:type="gramEnd"/>
+      <w:r>
+        <w:rPr>
+          <w:rFonts w:ascii="Arial" w:hAnsi="Arial" w:cs="Arial"/>
+          <w:sz w:val="20"/>
+          <w:szCs w:val="20"/>
+          <w:lang w:val="en-US"/>
+        </w:rPr>
+        <w:t>= SCH_UFC_001.SEQ_PK_DIM_EVENTO.</w:t>
+      </w:r>
+      <w:proofErr w:type="gramStart"/>
+      <w:r>
+        <w:rPr>
+          <w:rFonts w:ascii="Arial" w:hAnsi="Arial" w:cs="Arial"/>
+          <w:sz w:val="20"/>
+          <w:szCs w:val="20"/>
+          <w:lang w:val="en-US"/>
+        </w:rPr>
+        <w:t>NEXTVAL;</w:t>
+      </w:r>
+      <w:proofErr w:type="gramEnd"/>
+      <w:r>
+        <w:rPr>
+          <w:rFonts w:ascii="Arial" w:hAnsi="Arial" w:cs="Arial"/>
+          <w:sz w:val="20"/>
+          <w:szCs w:val="20"/>
+          <w:lang w:val="en-US"/>
+        </w:rPr>
+        <w:t xml:space="preserve"> </w:t>
+      </w:r>
+    </w:p>
+    <w:p>
+      <w:pPr>
+        <w:jc w:val="both"/>
+        <w:rPr>
+          <w:rFonts w:ascii="Arial" w:hAnsi="Arial" w:cs="Arial"/>
+          <w:sz w:val="20"/>
+          <w:szCs w:val="20"/>
+          <w:lang w:val="en-US"/>
+        </w:rPr>
+      </w:pPr>
+      <w:proofErr w:type="gramStart"/>
       <w:r>
         <w:rPr>
           <w:rFonts w:ascii="Arial" w:hAnsi="Arial" w:cs="Arial"/>
@@ -27455,6 +30474,7 @@
         </w:rPr>
         <w:t>END;</w:t>
       </w:r>
+      <w:proofErr w:type="gramEnd"/>
     </w:p>
     <w:p>
       <w:pPr>
@@ -27564,8 +30584,19 @@
           <w:szCs w:val="20"/>
           <w:lang w:val="en-US"/>
         </w:rPr>
-        <w:t xml:space="preserve">    ORDER ;</w:t>
-      </w:r>
+        <w:t xml:space="preserve">    </w:t>
+      </w:r>
+      <w:proofErr w:type="gramStart"/>
+      <w:r>
+        <w:rPr>
+          <w:rFonts w:ascii="Arial" w:hAnsi="Arial" w:cs="Arial"/>
+          <w:sz w:val="20"/>
+          <w:szCs w:val="20"/>
+          <w:lang w:val="en-US"/>
+        </w:rPr>
+        <w:t>ORDER ;</w:t>
+      </w:r>
+      <w:proofErr w:type="gramEnd"/>
     </w:p>
     <w:p>
       <w:pPr>
@@ -27695,19 +30726,80 @@
           <w:szCs w:val="20"/>
           <w:lang w:val="en-US"/>
         </w:rPr>
-        <w:t xml:space="preserve">    :NEW.SK_LUTA := SCH_UFC_001.SEQ_PK_DIM_LUTA.NEXTVAL; </w:t>
-      </w:r>
-    </w:p>
-    <w:p>
-      <w:pPr>
-        <w:jc w:val="both"/>
-        <w:rPr>
-          <w:rFonts w:ascii="Arial" w:hAnsi="Arial" w:cs="Arial"/>
-          <w:sz w:val="20"/>
-          <w:szCs w:val="20"/>
-          <w:lang w:val="en-US"/>
-        </w:rPr>
-      </w:pPr>
+        <w:t xml:space="preserve">    </w:t>
+      </w:r>
+      <w:proofErr w:type="gramStart"/>
+      <w:r>
+        <w:rPr>
+          <w:rFonts w:ascii="Arial" w:hAnsi="Arial" w:cs="Arial"/>
+          <w:sz w:val="20"/>
+          <w:szCs w:val="20"/>
+          <w:lang w:val="en-US"/>
+        </w:rPr>
+        <w:t>:NEW.SK</w:t>
+      </w:r>
+      <w:proofErr w:type="gramEnd"/>
+      <w:r>
+        <w:rPr>
+          <w:rFonts w:ascii="Arial" w:hAnsi="Arial" w:cs="Arial"/>
+          <w:sz w:val="20"/>
+          <w:szCs w:val="20"/>
+          <w:lang w:val="en-US"/>
+        </w:rPr>
+        <w:t>_</w:t>
+      </w:r>
+      <w:proofErr w:type="gramStart"/>
+      <w:r>
+        <w:rPr>
+          <w:rFonts w:ascii="Arial" w:hAnsi="Arial" w:cs="Arial"/>
+          <w:sz w:val="20"/>
+          <w:szCs w:val="20"/>
+          <w:lang w:val="en-US"/>
+        </w:rPr>
+        <w:t>LUTA :</w:t>
+      </w:r>
+      <w:proofErr w:type="gramEnd"/>
+      <w:r>
+        <w:rPr>
+          <w:rFonts w:ascii="Arial" w:hAnsi="Arial" w:cs="Arial"/>
+          <w:sz w:val="20"/>
+          <w:szCs w:val="20"/>
+          <w:lang w:val="en-US"/>
+        </w:rPr>
+        <w:t>= SCH_UFC_001.SEQ_PK_DIM_LUTA.</w:t>
+      </w:r>
+      <w:proofErr w:type="gramStart"/>
+      <w:r>
+        <w:rPr>
+          <w:rFonts w:ascii="Arial" w:hAnsi="Arial" w:cs="Arial"/>
+          <w:sz w:val="20"/>
+          <w:szCs w:val="20"/>
+          <w:lang w:val="en-US"/>
+        </w:rPr>
+        <w:t>NEXTVAL;</w:t>
+      </w:r>
+      <w:proofErr w:type="gramEnd"/>
+      <w:r>
+        <w:rPr>
+          <w:rFonts w:ascii="Arial" w:hAnsi="Arial" w:cs="Arial"/>
+          <w:sz w:val="20"/>
+          <w:szCs w:val="20"/>
+          <w:lang w:val="en-US"/>
+        </w:rPr>
+        <w:t xml:space="preserve"> </w:t>
+      </w:r>
+    </w:p>
+    <w:p>
+      <w:pPr>
+        <w:jc w:val="both"/>
+        <w:rPr>
+          <w:rFonts w:ascii="Arial" w:hAnsi="Arial" w:cs="Arial"/>
+          <w:sz w:val="20"/>
+          <w:szCs w:val="20"/>
+          <w:lang w:val="en-US"/>
+        </w:rPr>
+      </w:pPr>
+      <w:proofErr w:type="gramStart"/>
       <w:r>
         <w:rPr>
           <w:rFonts w:ascii="Arial" w:hAnsi="Arial" w:cs="Arial"/>
@@ -27717,6 +30809,7 @@
         </w:rPr>
         <w:t>END;</w:t>
       </w:r>
+      <w:proofErr w:type="gramEnd"/>
     </w:p>
     <w:p>
       <w:pPr>
@@ -27827,8 +30920,19 @@
           <w:lang w:val="en-US"/>
         </w:rPr>
         <w:lastRenderedPageBreak/>
-        <w:t xml:space="preserve">    ORDER ;</w:t>
-      </w:r>
+        <w:t xml:space="preserve">    </w:t>
+      </w:r>
+      <w:proofErr w:type="gramStart"/>
+      <w:r>
+        <w:rPr>
+          <w:rFonts w:ascii="Arial" w:hAnsi="Arial" w:cs="Arial"/>
+          <w:sz w:val="20"/>
+          <w:szCs w:val="20"/>
+          <w:lang w:val="en-US"/>
+        </w:rPr>
+        <w:t>ORDER ;</w:t>
+      </w:r>
+      <w:proofErr w:type="gramEnd"/>
     </w:p>
     <w:p>
       <w:pPr>
@@ -27958,19 +31062,80 @@
           <w:szCs w:val="20"/>
           <w:lang w:val="en-US"/>
         </w:rPr>
-        <w:t xml:space="preserve">    :NEW.SK_LUTADOR := SCH_UFC_001.SEQ_PK_DIM_LUTADOR.NEXTVAL; </w:t>
-      </w:r>
-    </w:p>
-    <w:p>
-      <w:pPr>
-        <w:jc w:val="both"/>
-        <w:rPr>
-          <w:rFonts w:ascii="Arial" w:hAnsi="Arial" w:cs="Arial"/>
-          <w:sz w:val="20"/>
-          <w:szCs w:val="20"/>
-          <w:lang w:val="en-US"/>
-        </w:rPr>
-      </w:pPr>
+        <w:t xml:space="preserve">    </w:t>
+      </w:r>
+      <w:proofErr w:type="gramStart"/>
+      <w:r>
+        <w:rPr>
+          <w:rFonts w:ascii="Arial" w:hAnsi="Arial" w:cs="Arial"/>
+          <w:sz w:val="20"/>
+          <w:szCs w:val="20"/>
+          <w:lang w:val="en-US"/>
+        </w:rPr>
+        <w:t>:NEW.SK</w:t>
+      </w:r>
+      <w:proofErr w:type="gramEnd"/>
+      <w:r>
+        <w:rPr>
+          <w:rFonts w:ascii="Arial" w:hAnsi="Arial" w:cs="Arial"/>
+          <w:sz w:val="20"/>
+          <w:szCs w:val="20"/>
+          <w:lang w:val="en-US"/>
+        </w:rPr>
+        <w:t>_</w:t>
+      </w:r>
+      <w:proofErr w:type="gramStart"/>
+      <w:r>
+        <w:rPr>
+          <w:rFonts w:ascii="Arial" w:hAnsi="Arial" w:cs="Arial"/>
+          <w:sz w:val="20"/>
+          <w:szCs w:val="20"/>
+          <w:lang w:val="en-US"/>
+        </w:rPr>
+        <w:t>LUTADOR :</w:t>
+      </w:r>
+      <w:proofErr w:type="gramEnd"/>
+      <w:r>
+        <w:rPr>
+          <w:rFonts w:ascii="Arial" w:hAnsi="Arial" w:cs="Arial"/>
+          <w:sz w:val="20"/>
+          <w:szCs w:val="20"/>
+          <w:lang w:val="en-US"/>
+        </w:rPr>
+        <w:t>= SCH_UFC_001.SEQ_PK_DIM_LUTADOR.</w:t>
+      </w:r>
+      <w:proofErr w:type="gramStart"/>
+      <w:r>
+        <w:rPr>
+          <w:rFonts w:ascii="Arial" w:hAnsi="Arial" w:cs="Arial"/>
+          <w:sz w:val="20"/>
+          <w:szCs w:val="20"/>
+          <w:lang w:val="en-US"/>
+        </w:rPr>
+        <w:t>NEXTVAL;</w:t>
+      </w:r>
+      <w:proofErr w:type="gramEnd"/>
+      <w:r>
+        <w:rPr>
+          <w:rFonts w:ascii="Arial" w:hAnsi="Arial" w:cs="Arial"/>
+          <w:sz w:val="20"/>
+          <w:szCs w:val="20"/>
+          <w:lang w:val="en-US"/>
+        </w:rPr>
+        <w:t xml:space="preserve"> </w:t>
+      </w:r>
+    </w:p>
+    <w:p>
+      <w:pPr>
+        <w:jc w:val="both"/>
+        <w:rPr>
+          <w:rFonts w:ascii="Arial" w:hAnsi="Arial" w:cs="Arial"/>
+          <w:sz w:val="20"/>
+          <w:szCs w:val="20"/>
+          <w:lang w:val="en-US"/>
+        </w:rPr>
+      </w:pPr>
+      <w:proofErr w:type="gramStart"/>
       <w:r>
         <w:rPr>
           <w:rFonts w:ascii="Arial" w:hAnsi="Arial" w:cs="Arial"/>
@@ -27980,6 +31145,7 @@
         </w:rPr>
         <w:t>END;</w:t>
       </w:r>
+      <w:proofErr w:type="gramEnd"/>
     </w:p>
     <w:p>
       <w:pPr>
@@ -28089,8 +31255,19 @@
           <w:szCs w:val="20"/>
           <w:lang w:val="en-US"/>
         </w:rPr>
-        <w:t xml:space="preserve">    ORDER ;</w:t>
-      </w:r>
+        <w:t xml:space="preserve">    </w:t>
+      </w:r>
+      <w:proofErr w:type="gramStart"/>
+      <w:r>
+        <w:rPr>
+          <w:rFonts w:ascii="Arial" w:hAnsi="Arial" w:cs="Arial"/>
+          <w:sz w:val="20"/>
+          <w:szCs w:val="20"/>
+          <w:lang w:val="en-US"/>
+        </w:rPr>
+        <w:t>ORDER ;</w:t>
+      </w:r>
+      <w:proofErr w:type="gramEnd"/>
     </w:p>
     <w:p>
       <w:pPr>
@@ -28220,19 +31397,80 @@
           <w:szCs w:val="20"/>
           <w:lang w:val="en-US"/>
         </w:rPr>
-        <w:t xml:space="preserve">    :NEW.SK_METODO := SCH_UFC_001.SEQ_PK_DIM_METODO.NEXTVAL; </w:t>
-      </w:r>
-    </w:p>
-    <w:p>
-      <w:pPr>
-        <w:jc w:val="both"/>
-        <w:rPr>
-          <w:rFonts w:ascii="Arial" w:hAnsi="Arial" w:cs="Arial"/>
-          <w:sz w:val="20"/>
-          <w:szCs w:val="20"/>
-          <w:lang w:val="en-US"/>
-        </w:rPr>
-      </w:pPr>
+        <w:t xml:space="preserve">    </w:t>
+      </w:r>
+      <w:proofErr w:type="gramStart"/>
+      <w:r>
+        <w:rPr>
+          <w:rFonts w:ascii="Arial" w:hAnsi="Arial" w:cs="Arial"/>
+          <w:sz w:val="20"/>
+          <w:szCs w:val="20"/>
+          <w:lang w:val="en-US"/>
+        </w:rPr>
+        <w:t>:NEW.SK</w:t>
+      </w:r>
+      <w:proofErr w:type="gramEnd"/>
+      <w:r>
+        <w:rPr>
+          <w:rFonts w:ascii="Arial" w:hAnsi="Arial" w:cs="Arial"/>
+          <w:sz w:val="20"/>
+          <w:szCs w:val="20"/>
+          <w:lang w:val="en-US"/>
+        </w:rPr>
+        <w:t>_</w:t>
+      </w:r>
+      <w:proofErr w:type="gramStart"/>
+      <w:r>
+        <w:rPr>
+          <w:rFonts w:ascii="Arial" w:hAnsi="Arial" w:cs="Arial"/>
+          <w:sz w:val="20"/>
+          <w:szCs w:val="20"/>
+          <w:lang w:val="en-US"/>
+        </w:rPr>
+        <w:t>METODO :</w:t>
+      </w:r>
+      <w:proofErr w:type="gramEnd"/>
+      <w:r>
+        <w:rPr>
+          <w:rFonts w:ascii="Arial" w:hAnsi="Arial" w:cs="Arial"/>
+          <w:sz w:val="20"/>
+          <w:szCs w:val="20"/>
+          <w:lang w:val="en-US"/>
+        </w:rPr>
+        <w:t>= SCH_UFC_001.SEQ_PK_DIM_METODO.</w:t>
+      </w:r>
+      <w:proofErr w:type="gramStart"/>
+      <w:r>
+        <w:rPr>
+          <w:rFonts w:ascii="Arial" w:hAnsi="Arial" w:cs="Arial"/>
+          <w:sz w:val="20"/>
+          <w:szCs w:val="20"/>
+          <w:lang w:val="en-US"/>
+        </w:rPr>
+        <w:t>NEXTVAL;</w:t>
+      </w:r>
+      <w:proofErr w:type="gramEnd"/>
+      <w:r>
+        <w:rPr>
+          <w:rFonts w:ascii="Arial" w:hAnsi="Arial" w:cs="Arial"/>
+          <w:sz w:val="20"/>
+          <w:szCs w:val="20"/>
+          <w:lang w:val="en-US"/>
+        </w:rPr>
+        <w:t xml:space="preserve"> </w:t>
+      </w:r>
+    </w:p>
+    <w:p>
+      <w:pPr>
+        <w:jc w:val="both"/>
+        <w:rPr>
+          <w:rFonts w:ascii="Arial" w:hAnsi="Arial" w:cs="Arial"/>
+          <w:sz w:val="20"/>
+          <w:szCs w:val="20"/>
+          <w:lang w:val="en-US"/>
+        </w:rPr>
+      </w:pPr>
+      <w:proofErr w:type="gramStart"/>
       <w:r>
         <w:rPr>
           <w:rFonts w:ascii="Arial" w:hAnsi="Arial" w:cs="Arial"/>
@@ -28242,6 +31480,7 @@
         </w:rPr>
         <w:t>END;</w:t>
       </w:r>
+      <w:proofErr w:type="gramEnd"/>
     </w:p>
     <w:p>
       <w:pPr>
@@ -28351,8 +31590,19 @@
           <w:szCs w:val="20"/>
           <w:lang w:val="en-US"/>
         </w:rPr>
-        <w:t xml:space="preserve">    ORDER ;</w:t>
-      </w:r>
+        <w:t xml:space="preserve">    </w:t>
+      </w:r>
+      <w:proofErr w:type="gramStart"/>
+      <w:r>
+        <w:rPr>
+          <w:rFonts w:ascii="Arial" w:hAnsi="Arial" w:cs="Arial"/>
+          <w:sz w:val="20"/>
+          <w:szCs w:val="20"/>
+          <w:lang w:val="en-US"/>
+        </w:rPr>
+        <w:t>ORDER ;</w:t>
+      </w:r>
+      <w:proofErr w:type="gramEnd"/>
     </w:p>
     <w:p>
       <w:pPr>
@@ -28482,7 +31732,67 @@
           <w:szCs w:val="20"/>
           <w:lang w:val="en-US"/>
         </w:rPr>
-        <w:t xml:space="preserve">    :NEW.SK_TEMPO := SCH_UFC_001.SEQ_PK_DIM_TEMPO.NEXTVAL; </w:t>
+        <w:t xml:space="preserve">    </w:t>
+      </w:r>
+      <w:proofErr w:type="gramStart"/>
+      <w:r>
+        <w:rPr>
+          <w:rFonts w:ascii="Arial" w:hAnsi="Arial" w:cs="Arial"/>
+          <w:sz w:val="20"/>
+          <w:szCs w:val="20"/>
+          <w:lang w:val="en-US"/>
+        </w:rPr>
+        <w:t>:NEW.SK</w:t>
+      </w:r>
+      <w:proofErr w:type="gramEnd"/>
+      <w:r>
+        <w:rPr>
+          <w:rFonts w:ascii="Arial" w:hAnsi="Arial" w:cs="Arial"/>
+          <w:sz w:val="20"/>
+          <w:szCs w:val="20"/>
+          <w:lang w:val="en-US"/>
+        </w:rPr>
+        <w:t>_</w:t>
+      </w:r>
+      <w:proofErr w:type="gramStart"/>
+      <w:r>
+        <w:rPr>
+          <w:rFonts w:ascii="Arial" w:hAnsi="Arial" w:cs="Arial"/>
+          <w:sz w:val="20"/>
+          <w:szCs w:val="20"/>
+          <w:lang w:val="en-US"/>
+        </w:rPr>
+        <w:t>TEMPO :</w:t>
+      </w:r>
+      <w:proofErr w:type="gramEnd"/>
+      <w:r>
+        <w:rPr>
+          <w:rFonts w:ascii="Arial" w:hAnsi="Arial" w:cs="Arial"/>
+          <w:sz w:val="20"/>
+          <w:szCs w:val="20"/>
+          <w:lang w:val="en-US"/>
+        </w:rPr>
+        <w:t>= SCH_UFC_001.SEQ_PK_DIM_TEMPO.</w:t>
+      </w:r>
+      <w:proofErr w:type="gramStart"/>
+      <w:r>
+        <w:rPr>
+          <w:rFonts w:ascii="Arial" w:hAnsi="Arial" w:cs="Arial"/>
+          <w:sz w:val="20"/>
+          <w:szCs w:val="20"/>
+          <w:lang w:val="en-US"/>
+        </w:rPr>
+        <w:t>NEXTVAL;</w:t>
+      </w:r>
+      <w:proofErr w:type="gramEnd"/>
+      <w:r>
+        <w:rPr>
+          <w:rFonts w:ascii="Arial" w:hAnsi="Arial" w:cs="Arial"/>
+          <w:sz w:val="20"/>
+          <w:szCs w:val="20"/>
+          <w:lang w:val="en-US"/>
+        </w:rPr>
+        <w:t xml:space="preserve"> </w:t>
       </w:r>
     </w:p>
     <w:p>

--- a/DOCS/DATA WAREHOUSE UFC.docx
+++ b/DOCS/DATA WAREHOUSE UFC.docx
@@ -2148,7 +2148,7 @@
           <w:b/>
           <w:bCs/>
         </w:rPr>
-        <w:t>CAMPOS PRESENTES NOS DOIS ARQUIVOS CSV UTILIZADOS</w:t>
+        <w:t>CAMPOS PRESENTES NOS ARQUIVOS CSV UTILIZADOS</w:t>
       </w:r>
     </w:p>
     <w:p>
@@ -8254,9 +8254,471 @@
     </w:p>
     <w:p>
       <w:pPr>
-        <w:jc w:val="both"/>
-      </w:pPr>
-      <w:r>
+        <w:ind w:firstLine="708"/>
+        <w:jc w:val="both"/>
+        <w:rPr>
+          <w:rFonts w:ascii="Arial" w:hAnsi="Arial" w:cs="Arial"/>
+        </w:rPr>
+      </w:pPr>
+      <w:r>
+        <w:rPr>
+          <w:rFonts w:ascii="Arial" w:hAnsi="Arial" w:cs="Arial"/>
+        </w:rPr>
+        <w:lastRenderedPageBreak/>
+        <w:t xml:space="preserve">O processo de análise de dados foi desenvolvido com a utilização da ferramenta </w:t>
+      </w:r>
+      <w:r>
+        <w:rPr>
+          <w:rFonts w:ascii="Arial" w:hAnsi="Arial" w:cs="Arial"/>
+          <w:i/>
+          <w:iCs/>
+        </w:rPr>
+        <w:t>Orange Data Mining</w:t>
+      </w:r>
+      <w:r>
+        <w:rPr>
+          <w:rFonts w:ascii="Arial" w:hAnsi="Arial" w:cs="Arial"/>
+        </w:rPr>
+        <w:t>. Esta ferramenta possibilitou a manipulação dos dados para uma posterior análise por meio de gráficos.</w:t>
+      </w:r>
+    </w:p>
+    <w:p>
+      <w:pPr>
+        <w:ind w:firstLine="708"/>
+        <w:jc w:val="both"/>
+        <w:rPr>
+          <w:rFonts w:ascii="Arial" w:hAnsi="Arial" w:cs="Arial"/>
+        </w:rPr>
+      </w:pPr>
+    </w:p>
+    <w:p>
+      <w:pPr>
+        <w:ind w:firstLine="708"/>
+        <w:jc w:val="both"/>
+        <w:rPr>
+          <w:rFonts w:ascii="Arial" w:hAnsi="Arial" w:cs="Arial"/>
+        </w:rPr>
+      </w:pPr>
+      <w:r>
+        <w:rPr>
+          <w:rFonts w:ascii="Arial" w:hAnsi="Arial" w:cs="Arial"/>
+        </w:rPr>
+        <w:drawing>
+          <wp:inline distT="0" distB="0" distL="0" distR="0" wp14:anchorId="55E4EE2E" wp14:editId="209D8322">
+            <wp:extent cx="5400040" cy="4047490"/>
+            <wp:effectExtent l="0" t="0" r="0" b="0"/>
+            <wp:docPr id="2102376101" name="Picture 1"/>
+            <wp:cNvGraphicFramePr>
+              <a:graphicFrameLocks xmlns:a="http://schemas.openxmlformats.org/drawingml/2006/main" noChangeAspect="1"/>
+            </wp:cNvGraphicFramePr>
+            <a:graphic xmlns:a="http://schemas.openxmlformats.org/drawingml/2006/main">
+              <a:graphicData uri="http://schemas.openxmlformats.org/drawingml/2006/picture">
+                <pic:pic xmlns:pic="http://schemas.openxmlformats.org/drawingml/2006/picture">
+                  <pic:nvPicPr>
+                    <pic:cNvPr id="2102376101" name=""/>
+                    <pic:cNvPicPr/>
+                  </pic:nvPicPr>
+                  <pic:blipFill>
+                    <a:blip r:embed="rId7"/>
+                    <a:stretch>
+                      <a:fillRect/>
+                    </a:stretch>
+                  </pic:blipFill>
+                  <pic:spPr>
+                    <a:xfrm>
+                      <a:off x="0" y="0"/>
+                      <a:ext cx="5400040" cy="4047490"/>
+                    </a:xfrm>
+                    <a:prstGeom prst="rect">
+                      <a:avLst/>
+                    </a:prstGeom>
+                  </pic:spPr>
+                </pic:pic>
+              </a:graphicData>
+            </a:graphic>
+          </wp:inline>
+        </w:drawing>
+      </w:r>
+    </w:p>
+    <w:p>
+      <w:pPr>
+        <w:ind w:firstLine="708"/>
+        <w:jc w:val="both"/>
+        <w:rPr>
+          <w:rFonts w:ascii="Arial" w:hAnsi="Arial" w:cs="Arial"/>
+        </w:rPr>
+      </w:pPr>
+      <w:r>
+        <w:rPr>
+          <w:rFonts w:ascii="Arial" w:hAnsi="Arial" w:cs="Arial"/>
+        </w:rPr>
+        <w:t>Figura 1 – Tabelas e gráficos no Orange Data Mining</w:t>
+      </w:r>
+    </w:p>
+    <w:p>
+      <w:pPr>
+        <w:ind w:firstLine="708"/>
+        <w:jc w:val="both"/>
+        <w:rPr>
+          <w:rFonts w:ascii="Arial" w:hAnsi="Arial" w:cs="Arial"/>
+        </w:rPr>
+      </w:pPr>
+      <w:r>
+        <w:rPr>
+          <w:rFonts w:ascii="Arial" w:hAnsi="Arial" w:cs="Arial"/>
+        </w:rPr>
+        <w:t>A seguir, são apresentados alguns gráficos gerados durante a análise exploratória.</w:t>
+      </w:r>
+    </w:p>
+    <w:p>
+      <w:pPr>
+        <w:ind w:firstLine="708"/>
+        <w:jc w:val="both"/>
+        <w:rPr>
+          <w:rFonts w:ascii="Arial" w:hAnsi="Arial" w:cs="Arial"/>
+        </w:rPr>
+      </w:pPr>
+      <w:r>
+        <w:rPr>
+          <w:rFonts w:ascii="Arial" w:hAnsi="Arial" w:cs="Arial"/>
+        </w:rPr>
+        <w:lastRenderedPageBreak/>
+        <w:drawing>
+          <wp:inline distT="0" distB="0" distL="0" distR="0" wp14:anchorId="1E6540A3" wp14:editId="3E1CFE09">
+            <wp:extent cx="5400040" cy="3542665"/>
+            <wp:effectExtent l="0" t="0" r="0" b="635"/>
+            <wp:docPr id="268586258" name="Picture 1"/>
+            <wp:cNvGraphicFramePr>
+              <a:graphicFrameLocks xmlns:a="http://schemas.openxmlformats.org/drawingml/2006/main" noChangeAspect="1"/>
+            </wp:cNvGraphicFramePr>
+            <a:graphic xmlns:a="http://schemas.openxmlformats.org/drawingml/2006/main">
+              <a:graphicData uri="http://schemas.openxmlformats.org/drawingml/2006/picture">
+                <pic:pic xmlns:pic="http://schemas.openxmlformats.org/drawingml/2006/picture">
+                  <pic:nvPicPr>
+                    <pic:cNvPr id="268586258" name=""/>
+                    <pic:cNvPicPr/>
+                  </pic:nvPicPr>
+                  <pic:blipFill>
+                    <a:blip r:embed="rId8"/>
+                    <a:stretch>
+                      <a:fillRect/>
+                    </a:stretch>
+                  </pic:blipFill>
+                  <pic:spPr>
+                    <a:xfrm>
+                      <a:off x="0" y="0"/>
+                      <a:ext cx="5400040" cy="3542665"/>
+                    </a:xfrm>
+                    <a:prstGeom prst="rect">
+                      <a:avLst/>
+                    </a:prstGeom>
+                  </pic:spPr>
+                </pic:pic>
+              </a:graphicData>
+            </a:graphic>
+          </wp:inline>
+        </w:drawing>
+      </w:r>
+    </w:p>
+    <w:p>
+      <w:pPr>
+        <w:ind w:firstLine="708"/>
+        <w:jc w:val="both"/>
+        <w:rPr>
+          <w:rFonts w:ascii="Arial" w:hAnsi="Arial" w:cs="Arial"/>
+        </w:rPr>
+      </w:pPr>
+      <w:r>
+        <w:rPr>
+          <w:rFonts w:ascii="Arial" w:hAnsi="Arial" w:cs="Arial"/>
+        </w:rPr>
+        <w:t>Figura 2 – Gráfico de violino c</w:t>
+      </w:r>
+      <w:r>
+        <w:rPr>
+          <w:rFonts w:ascii="Arial" w:hAnsi="Arial" w:cs="Arial"/>
+        </w:rPr>
+        <w:t>orrelacionando o número do round em que a luta acabou com o método de vitória</w:t>
+      </w:r>
+    </w:p>
+    <w:p>
+      <w:pPr>
+        <w:ind w:firstLine="708"/>
+        <w:jc w:val="both"/>
+        <w:rPr>
+          <w:rFonts w:ascii="Arial" w:hAnsi="Arial" w:cs="Arial"/>
+        </w:rPr>
+      </w:pPr>
+      <w:r>
+        <w:rPr>
+          <w:rFonts w:ascii="Arial" w:hAnsi="Arial" w:cs="Arial"/>
+        </w:rPr>
+        <w:t>A figura 2 apresenta um</w:t>
+      </w:r>
+      <w:r>
+        <w:rPr>
+          <w:rFonts w:ascii="Arial" w:hAnsi="Arial" w:cs="Arial"/>
+        </w:rPr>
+        <w:t xml:space="preserve"> gráfico de violino </w:t>
+      </w:r>
+      <w:r>
+        <w:rPr>
+          <w:rFonts w:ascii="Arial" w:hAnsi="Arial" w:cs="Arial"/>
+        </w:rPr>
+        <w:t>com a</w:t>
+      </w:r>
+      <w:r>
+        <w:rPr>
+          <w:rFonts w:ascii="Arial" w:hAnsi="Arial" w:cs="Arial"/>
+        </w:rPr>
+        <w:t xml:space="preserve"> distribuição do round de término das lutas (ROUND) de acordo com o método de resultado (METHOD). Observa-se que resultados por KO/TKO e finalização (</w:t>
+      </w:r>
+      <w:proofErr w:type="spellStart"/>
+      <w:r>
+        <w:rPr>
+          <w:rFonts w:ascii="Arial" w:hAnsi="Arial" w:cs="Arial"/>
+        </w:rPr>
+        <w:t>Submission</w:t>
+      </w:r>
+      <w:proofErr w:type="spellEnd"/>
+      <w:r>
+        <w:rPr>
+          <w:rFonts w:ascii="Arial" w:hAnsi="Arial" w:cs="Arial"/>
+        </w:rPr>
+        <w:t>) concentram-se principalmente nos primeiros rounds, especialmente entre o primeiro e o segundo, indicando que esse tipo de desfecho tende a ocorrer mais cedo na luta. Em contraste, os diferentes tipos de decisão dos juízes (</w:t>
+      </w:r>
+      <w:proofErr w:type="spellStart"/>
+      <w:r>
+        <w:rPr>
+          <w:rFonts w:ascii="Arial" w:hAnsi="Arial" w:cs="Arial"/>
+        </w:rPr>
+        <w:t>unanimous</w:t>
+      </w:r>
+      <w:proofErr w:type="spellEnd"/>
+      <w:r>
+        <w:rPr>
+          <w:rFonts w:ascii="Arial" w:hAnsi="Arial" w:cs="Arial"/>
+        </w:rPr>
+        <w:t xml:space="preserve">, split e </w:t>
+      </w:r>
+      <w:proofErr w:type="spellStart"/>
+      <w:r>
+        <w:rPr>
+          <w:rFonts w:ascii="Arial" w:hAnsi="Arial" w:cs="Arial"/>
+        </w:rPr>
+        <w:t>majority</w:t>
+      </w:r>
+      <w:proofErr w:type="spellEnd"/>
+      <w:r>
+        <w:rPr>
+          <w:rFonts w:ascii="Arial" w:hAnsi="Arial" w:cs="Arial"/>
+        </w:rPr>
+        <w:t xml:space="preserve">) apresentam maior concentração em torno do terceiro round, refletindo lutas que chegam ao tempo regulamentar. Métodos menos frequentes, como desqualificação (DQ), interrupção médica (TKO – </w:t>
+      </w:r>
+      <w:proofErr w:type="spellStart"/>
+      <w:r>
+        <w:rPr>
+          <w:rFonts w:ascii="Arial" w:hAnsi="Arial" w:cs="Arial"/>
+        </w:rPr>
+        <w:t>Doctor’s</w:t>
+      </w:r>
+      <w:proofErr w:type="spellEnd"/>
+      <w:r>
+        <w:rPr>
+          <w:rFonts w:ascii="Arial" w:hAnsi="Arial" w:cs="Arial"/>
+        </w:rPr>
+        <w:t xml:space="preserve"> </w:t>
+      </w:r>
+      <w:proofErr w:type="spellStart"/>
+      <w:r>
+        <w:rPr>
+          <w:rFonts w:ascii="Arial" w:hAnsi="Arial" w:cs="Arial"/>
+        </w:rPr>
+        <w:t>Stoppage</w:t>
+      </w:r>
+      <w:proofErr w:type="spellEnd"/>
+      <w:r>
+        <w:rPr>
+          <w:rFonts w:ascii="Arial" w:hAnsi="Arial" w:cs="Arial"/>
+        </w:rPr>
+        <w:t xml:space="preserve">) e </w:t>
+      </w:r>
+      <w:proofErr w:type="spellStart"/>
+      <w:r>
+        <w:rPr>
+          <w:rFonts w:ascii="Arial" w:hAnsi="Arial" w:cs="Arial"/>
+        </w:rPr>
+        <w:t>could</w:t>
+      </w:r>
+      <w:proofErr w:type="spellEnd"/>
+      <w:r>
+        <w:rPr>
+          <w:rFonts w:ascii="Arial" w:hAnsi="Arial" w:cs="Arial"/>
+        </w:rPr>
+        <w:t xml:space="preserve"> </w:t>
+      </w:r>
+      <w:proofErr w:type="spellStart"/>
+      <w:r>
+        <w:rPr>
+          <w:rFonts w:ascii="Arial" w:hAnsi="Arial" w:cs="Arial"/>
+        </w:rPr>
+        <w:t>not</w:t>
+      </w:r>
+      <w:proofErr w:type="spellEnd"/>
+      <w:r>
+        <w:rPr>
+          <w:rFonts w:ascii="Arial" w:hAnsi="Arial" w:cs="Arial"/>
+        </w:rPr>
+        <w:t xml:space="preserve"> continue, apresentam distribuições mais dispersas e menor densidade de observações. De modo geral, a figura evidencia que métodos de finalização direta tendem a encerrar a luta mais precocemente, enquanto decisões estão associadas a combates mais longos.</w:t>
+      </w:r>
+    </w:p>
+    <w:p>
+      <w:pPr>
+        <w:ind w:firstLine="708"/>
+        <w:jc w:val="both"/>
+        <w:rPr>
+          <w:rFonts w:ascii="Arial" w:hAnsi="Arial" w:cs="Arial"/>
+        </w:rPr>
+      </w:pPr>
+      <w:r>
+        <w:rPr>
+          <w:rFonts w:ascii="Arial" w:hAnsi="Arial" w:cs="Arial"/>
+        </w:rPr>
+        <w:lastRenderedPageBreak/>
+        <w:drawing>
+          <wp:inline distT="0" distB="0" distL="0" distR="0" wp14:anchorId="0067B841" wp14:editId="40CABF38">
+            <wp:extent cx="5400040" cy="2856230"/>
+            <wp:effectExtent l="0" t="0" r="0" b="1270"/>
+            <wp:docPr id="855984060" name="Picture 1"/>
+            <wp:cNvGraphicFramePr>
+              <a:graphicFrameLocks xmlns:a="http://schemas.openxmlformats.org/drawingml/2006/main" noChangeAspect="1"/>
+            </wp:cNvGraphicFramePr>
+            <a:graphic xmlns:a="http://schemas.openxmlformats.org/drawingml/2006/main">
+              <a:graphicData uri="http://schemas.openxmlformats.org/drawingml/2006/picture">
+                <pic:pic xmlns:pic="http://schemas.openxmlformats.org/drawingml/2006/picture">
+                  <pic:nvPicPr>
+                    <pic:cNvPr id="855984060" name=""/>
+                    <pic:cNvPicPr/>
+                  </pic:nvPicPr>
+                  <pic:blipFill>
+                    <a:blip r:embed="rId9"/>
+                    <a:stretch>
+                      <a:fillRect/>
+                    </a:stretch>
+                  </pic:blipFill>
+                  <pic:spPr>
+                    <a:xfrm>
+                      <a:off x="0" y="0"/>
+                      <a:ext cx="5400040" cy="2856230"/>
+                    </a:xfrm>
+                    <a:prstGeom prst="rect">
+                      <a:avLst/>
+                    </a:prstGeom>
+                  </pic:spPr>
+                </pic:pic>
+              </a:graphicData>
+            </a:graphic>
+          </wp:inline>
+        </w:drawing>
+      </w:r>
+    </w:p>
+    <w:p>
+      <w:pPr>
+        <w:ind w:firstLine="708"/>
+        <w:jc w:val="both"/>
+        <w:rPr>
+          <w:rFonts w:ascii="Arial" w:hAnsi="Arial" w:cs="Arial"/>
+        </w:rPr>
+      </w:pPr>
+      <w:r>
+        <w:rPr>
+          <w:rFonts w:ascii="Arial" w:hAnsi="Arial" w:cs="Arial"/>
+        </w:rPr>
+        <w:t xml:space="preserve">Figura 3 – Gráfico de barras apresentando a distribuição </w:t>
+      </w:r>
+      <w:r>
+        <w:rPr>
+          <w:rFonts w:ascii="Arial" w:hAnsi="Arial" w:cs="Arial"/>
+        </w:rPr>
+        <w:t>dos rounds</w:t>
+      </w:r>
+      <w:r>
+        <w:rPr>
+          <w:rFonts w:ascii="Arial" w:hAnsi="Arial" w:cs="Arial"/>
+        </w:rPr>
+        <w:t xml:space="preserve"> em que as lutas acabam</w:t>
+      </w:r>
+    </w:p>
+    <w:p>
+      <w:pPr>
+        <w:ind w:firstLine="708"/>
+        <w:jc w:val="both"/>
+        <w:rPr>
+          <w:rFonts w:ascii="Arial" w:hAnsi="Arial" w:cs="Arial"/>
+        </w:rPr>
+      </w:pPr>
+      <w:r>
+        <w:rPr>
+          <w:rFonts w:ascii="Arial" w:hAnsi="Arial" w:cs="Arial"/>
+        </w:rPr>
+        <w:t xml:space="preserve">A figura </w:t>
+      </w:r>
+      <w:r>
+        <w:rPr>
+          <w:rFonts w:ascii="Arial" w:hAnsi="Arial" w:cs="Arial"/>
+        </w:rPr>
+        <w:t xml:space="preserve">3 </w:t>
+      </w:r>
+      <w:r>
+        <w:rPr>
+          <w:rFonts w:ascii="Arial" w:hAnsi="Arial" w:cs="Arial"/>
+        </w:rPr>
+        <w:t xml:space="preserve">apresenta a distribuição da variável ROUND, indicando a frequência de término das lutas em cada round. Observa-se que o terceiro round concentra a maior quantidade de ocorrências, sugerindo que uma parcela significativa das lutas chega ao limite regulamentar das disputas de três rounds. Em seguida, o primeiro round também apresenta alta frequência, indicando que muitos combates são finalizados rapidamente, geralmente por nocaute ou finalização. O segundo round possui uma frequência intermediária, enquanto </w:t>
+      </w:r>
+      <w:proofErr w:type="gramStart"/>
+      <w:r>
+        <w:rPr>
+          <w:rFonts w:ascii="Arial" w:hAnsi="Arial" w:cs="Arial"/>
+        </w:rPr>
+        <w:t>os quarto</w:t>
+      </w:r>
+      <w:proofErr w:type="gramEnd"/>
+      <w:r>
+        <w:rPr>
+          <w:rFonts w:ascii="Arial" w:hAnsi="Arial" w:cs="Arial"/>
+        </w:rPr>
+        <w:t xml:space="preserve"> e quinto rounds apresentam número significativamente menor de ocorrências, o que é esperado, pois apenas lutas principais ou disputas de cinturão são programadas para cinco rounds. Esses resultados evidenciam que a maioria das lutas termina nos três primeiros rounds, com concentração maior no terceiro.</w:t>
+      </w:r>
+    </w:p>
+    <w:p>
+      <w:pPr>
+        <w:jc w:val="both"/>
+        <w:rPr>
+          <w:rFonts w:ascii="Arial" w:hAnsi="Arial" w:cs="Arial"/>
+          <w:b/>
+          <w:bCs/>
+        </w:rPr>
+      </w:pPr>
+      <w:r>
+        <w:rPr>
+          <w:rFonts w:ascii="Arial" w:hAnsi="Arial" w:cs="Arial"/>
+          <w:b/>
+          <w:bCs/>
+        </w:rPr>
+        <w:t>Análise das estatísticas das colunas das bases de dados:</w:t>
+      </w:r>
+    </w:p>
+    <w:p>
+      <w:pPr>
+        <w:jc w:val="both"/>
+        <w:rPr>
+          <w:lang w:val="en-US"/>
+        </w:rPr>
+      </w:pPr>
+      <w:r>
+        <w:rPr>
+          <w:lang w:val="en-US"/>
+        </w:rPr>
         <w:t>Base: ufc_fight_results.csv</w:t>
       </w:r>
     </w:p>
@@ -8293,7 +8755,6 @@
               <w:rPr>
                 <w:b/>
               </w:rPr>
-              <w:lastRenderedPageBreak/>
               <w:t>Variável</w:t>
             </w:r>
           </w:p>
@@ -8982,6 +9443,7 @@
               </w:rPr>
             </w:pPr>
             <w:r>
+              <w:lastRenderedPageBreak/>
               <w:t>WEIGHTCLASS</w:t>
             </w:r>
           </w:p>
@@ -9537,6 +9999,32 @@
           <w:b/>
           <w:bCs/>
           <w:lang w:val="en-US"/>
+        </w:rPr>
+      </w:pPr>
+    </w:p>
+    <w:p>
+      <w:pPr>
+        <w:ind w:firstLine="708"/>
+        <w:jc w:val="both"/>
+      </w:pPr>
+      <w:r>
+        <w:t xml:space="preserve">A tabela apresenta estatísticas descritivas das principais variáveis presentes nas quatro bases de dados utilizadas no estudo. Na base ufc_fight_results.csv, que reúne informações gerais sobre os resultados das lutas, observa-se que não há valores nulos nas variáveis analisadas. O método de resultado mais frequente é Decision – </w:t>
+      </w:r>
+      <w:proofErr w:type="spellStart"/>
+      <w:r>
+        <w:t>Unanimous</w:t>
+      </w:r>
+      <w:proofErr w:type="spellEnd"/>
+      <w:r>
+        <w:t>, enquanto o round mais comum de término das lutas é o terceiro, com valores variando entre 1 e 5 e média de 2,35 rounds, indicando que grande parte dos combates se encerra relativamente cedo ou no limite das lutas de três rounds. A base contém 737 eventos e 7.358 lutas distintas, evidenciando ampla cobertura histórica.</w:t>
+      </w:r>
+    </w:p>
+    <w:p>
+      <w:pPr>
+        <w:jc w:val="both"/>
+        <w:rPr>
+          <w:b/>
+          <w:bCs/>
         </w:rPr>
       </w:pPr>
     </w:p>
@@ -10592,21 +11080,7 @@
                 <w:b/>
                 <w:bCs w:val="0"/>
               </w:rPr>
-              <w:t>16</w:t>
-            </w:r>
-            <w:r>
-              <w:rPr>
-                <w:b/>
-                <w:bCs w:val="0"/>
-              </w:rPr>
-              <w:t>,</w:t>
-            </w:r>
-            <w:r>
-              <w:rPr>
-                <w:b/>
-                <w:bCs w:val="0"/>
-              </w:rPr>
-              <w:t>19</w:t>
+              <w:t>16,19</w:t>
             </w:r>
           </w:p>
         </w:tc>
@@ -10789,21 +11263,7 @@
                 <w:b/>
                 <w:bCs w:val="0"/>
               </w:rPr>
-              <w:t>36</w:t>
-            </w:r>
-            <w:r>
-              <w:rPr>
-                <w:b/>
-                <w:bCs w:val="0"/>
-              </w:rPr>
-              <w:t>,</w:t>
-            </w:r>
-            <w:r>
-              <w:rPr>
-                <w:b/>
-                <w:bCs w:val="0"/>
-              </w:rPr>
-              <w:t>18</w:t>
+              <w:t>36,18</w:t>
             </w:r>
           </w:p>
         </w:tc>
@@ -10923,28 +11383,7 @@
                 <w:b/>
                 <w:bCs w:val="0"/>
               </w:rPr>
-              <w:t>50</w:t>
-            </w:r>
-            <w:r>
-              <w:rPr>
-                <w:b/>
-                <w:bCs w:val="0"/>
-              </w:rPr>
-              <w:t>,</w:t>
-            </w:r>
-            <w:r>
-              <w:rPr>
-                <w:b/>
-                <w:bCs w:val="0"/>
-              </w:rPr>
-              <w:t>0</w:t>
-            </w:r>
-            <w:r>
-              <w:rPr>
-                <w:b/>
-                <w:bCs w:val="0"/>
-              </w:rPr>
-              <w:t>%</w:t>
+              <w:t>50,0%</w:t>
             </w:r>
           </w:p>
         </w:tc>
@@ -10965,14 +11404,7 @@
                 <w:b/>
                 <w:bCs w:val="0"/>
               </w:rPr>
-              <w:t>0.0</w:t>
-            </w:r>
-            <w:r>
-              <w:rPr>
-                <w:b/>
-                <w:bCs w:val="0"/>
-              </w:rPr>
-              <w:t>%</w:t>
+              <w:t>0.0%</w:t>
             </w:r>
           </w:p>
         </w:tc>
@@ -10993,28 +11425,7 @@
                 <w:b/>
                 <w:bCs w:val="0"/>
               </w:rPr>
-              <w:t>100</w:t>
-            </w:r>
-            <w:r>
-              <w:rPr>
-                <w:b/>
-                <w:bCs w:val="0"/>
-              </w:rPr>
-              <w:t>,</w:t>
-            </w:r>
-            <w:r>
-              <w:rPr>
-                <w:b/>
-                <w:bCs w:val="0"/>
-              </w:rPr>
-              <w:t>0</w:t>
-            </w:r>
-            <w:r>
-              <w:rPr>
-                <w:b/>
-                <w:bCs w:val="0"/>
-              </w:rPr>
-              <w:t>%</w:t>
+              <w:t>100,0%</w:t>
             </w:r>
           </w:p>
         </w:tc>
@@ -11035,28 +11446,7 @@
                 <w:b/>
                 <w:bCs w:val="0"/>
               </w:rPr>
-              <w:t>45</w:t>
-            </w:r>
-            <w:r>
-              <w:rPr>
-                <w:b/>
-                <w:bCs w:val="0"/>
-              </w:rPr>
-              <w:t>,</w:t>
-            </w:r>
-            <w:r>
-              <w:rPr>
-                <w:b/>
-                <w:bCs w:val="0"/>
-              </w:rPr>
-              <w:t>277</w:t>
-            </w:r>
-            <w:r>
-              <w:rPr>
-                <w:b/>
-                <w:bCs w:val="0"/>
-              </w:rPr>
-              <w:t>%</w:t>
+              <w:t>45,277%</w:t>
             </w:r>
           </w:p>
         </w:tc>
@@ -11239,21 +11629,7 @@
                 <w:b/>
                 <w:bCs w:val="0"/>
               </w:rPr>
-              <w:t>23</w:t>
-            </w:r>
-            <w:r>
-              <w:rPr>
-                <w:b/>
-                <w:bCs w:val="0"/>
-              </w:rPr>
-              <w:t>,</w:t>
-            </w:r>
-            <w:r>
-              <w:rPr>
-                <w:b/>
-                <w:bCs w:val="0"/>
-              </w:rPr>
-              <w:t>56</w:t>
+              <w:t>23,56</w:t>
             </w:r>
           </w:p>
         </w:tc>
@@ -11436,21 +11812,7 @@
                 <w:b/>
                 <w:bCs w:val="0"/>
               </w:rPr>
-              <w:t>44</w:t>
-            </w:r>
-            <w:r>
-              <w:rPr>
-                <w:b/>
-                <w:bCs w:val="0"/>
-              </w:rPr>
-              <w:t>,</w:t>
-            </w:r>
-            <w:r>
-              <w:rPr>
-                <w:b/>
-                <w:bCs w:val="0"/>
-              </w:rPr>
-              <w:t>68</w:t>
+              <w:t>44,68</w:t>
             </w:r>
           </w:p>
         </w:tc>
@@ -11633,21 +11995,7 @@
                 <w:b/>
                 <w:bCs w:val="0"/>
               </w:rPr>
-              <w:t>0</w:t>
-            </w:r>
-            <w:r>
-              <w:rPr>
-                <w:b/>
-                <w:bCs w:val="0"/>
-              </w:rPr>
-              <w:t>,</w:t>
-            </w:r>
-            <w:r>
-              <w:rPr>
-                <w:b/>
-                <w:bCs w:val="0"/>
-              </w:rPr>
-              <w:t>45</w:t>
+              <w:t>0,45</w:t>
             </w:r>
           </w:p>
         </w:tc>
@@ -11746,6 +12094,7 @@
                 <w:sz w:val="22"/>
                 <w:szCs w:val="22"/>
               </w:rPr>
+              <w:lastRenderedPageBreak/>
               <w:t>TD ATTEMPTED</w:t>
             </w:r>
           </w:p>
@@ -11830,21 +12179,7 @@
                 <w:b/>
                 <w:bCs w:val="0"/>
               </w:rPr>
-              <w:t>1</w:t>
-            </w:r>
-            <w:r>
-              <w:rPr>
-                <w:b/>
-                <w:bCs w:val="0"/>
-              </w:rPr>
-              <w:t>,</w:t>
-            </w:r>
-            <w:r>
-              <w:rPr>
-                <w:b/>
-                <w:bCs w:val="0"/>
-              </w:rPr>
-              <w:t>20</w:t>
+              <w:t>1,20</w:t>
             </w:r>
           </w:p>
         </w:tc>
@@ -11985,28 +12320,7 @@
                 <w:b/>
                 <w:bCs w:val="0"/>
               </w:rPr>
-              <w:t>0</w:t>
-            </w:r>
-            <w:r>
-              <w:rPr>
-                <w:b/>
-                <w:bCs w:val="0"/>
-              </w:rPr>
-              <w:t>,</w:t>
-            </w:r>
-            <w:r>
-              <w:rPr>
-                <w:b/>
-                <w:bCs w:val="0"/>
-              </w:rPr>
-              <w:t>0</w:t>
-            </w:r>
-            <w:r>
-              <w:rPr>
-                <w:b/>
-                <w:bCs w:val="0"/>
-              </w:rPr>
-              <w:t>%</w:t>
+              <w:t>0,0%</w:t>
             </w:r>
           </w:p>
         </w:tc>
@@ -12027,28 +12341,7 @@
                 <w:b/>
                 <w:bCs w:val="0"/>
               </w:rPr>
-              <w:t>100</w:t>
-            </w:r>
-            <w:r>
-              <w:rPr>
-                <w:b/>
-                <w:bCs w:val="0"/>
-              </w:rPr>
-              <w:t>,</w:t>
-            </w:r>
-            <w:r>
-              <w:rPr>
-                <w:b/>
-                <w:bCs w:val="0"/>
-              </w:rPr>
-              <w:t>0</w:t>
-            </w:r>
-            <w:r>
-              <w:rPr>
-                <w:b/>
-                <w:bCs w:val="0"/>
-              </w:rPr>
-              <w:t>%</w:t>
+              <w:t>100,0%</w:t>
             </w:r>
           </w:p>
         </w:tc>
@@ -12069,28 +12362,7 @@
                 <w:b/>
                 <w:bCs w:val="0"/>
               </w:rPr>
-              <w:t>40</w:t>
-            </w:r>
-            <w:r>
-              <w:rPr>
-                <w:b/>
-                <w:bCs w:val="0"/>
-              </w:rPr>
-              <w:t>,</w:t>
-            </w:r>
-            <w:r>
-              <w:rPr>
-                <w:b/>
-                <w:bCs w:val="0"/>
-              </w:rPr>
-              <w:t>779</w:t>
-            </w:r>
-            <w:r>
-              <w:rPr>
-                <w:b/>
-                <w:bCs w:val="0"/>
-              </w:rPr>
-              <w:t>%</w:t>
+              <w:t>40,779%</w:t>
             </w:r>
           </w:p>
         </w:tc>
@@ -12111,21 +12383,7 @@
                 <w:b/>
                 <w:bCs w:val="0"/>
               </w:rPr>
-              <w:t>16902</w:t>
-            </w:r>
-            <w:r>
-              <w:rPr>
-                <w:b/>
-                <w:bCs w:val="0"/>
-              </w:rPr>
-              <w:t xml:space="preserve"> </w:t>
-            </w:r>
-            <w:r>
-              <w:rPr>
-                <w:b/>
-                <w:bCs w:val="0"/>
-              </w:rPr>
-              <w:t>(47 %)</w:t>
+              <w:t>16902 (47 %)</w:t>
             </w:r>
           </w:p>
         </w:tc>
@@ -12189,6 +12447,29 @@
         <w:rPr>
           <w:lang w:val="en-US"/>
         </w:rPr>
+      </w:pPr>
+    </w:p>
+    <w:p>
+      <w:pPr>
+        <w:ind w:firstLine="708"/>
+        <w:jc w:val="both"/>
+      </w:pPr>
+      <w:r>
+        <w:t>Na base ufc_fight_stats.csv, que detalha estatísticas por round e por lutador, também não há valores nulos na maioria das variáveis. As estatísticas de golpes indicam que a média de golpes significativos conectados é 16,19, a partir de 36,18 tentativas em média, resultando em uma precisão média de 45,28%. Em relação às quedas (</w:t>
+      </w:r>
+      <w:proofErr w:type="spellStart"/>
+      <w:r>
+        <w:t>takedowns</w:t>
+      </w:r>
+      <w:proofErr w:type="spellEnd"/>
+      <w:r>
+        <w:t>), a média é de 0,45 quedas aplicadas em 1,20 tentativas, com 40,78% de taxa média de sucesso. Contudo, essa variável apresenta 47% de valores nulos, sugerindo ausência de tentativas de queda em grande parte dos registros.</w:t>
+      </w:r>
+    </w:p>
+    <w:p>
+      <w:pPr>
+        <w:ind w:firstLine="708"/>
+        <w:jc w:val="both"/>
       </w:pPr>
     </w:p>
     <w:p>
@@ -12771,6 +13052,28 @@
     </w:p>
     <w:p>
       <w:pPr>
+        <w:ind w:firstLine="708"/>
+        <w:jc w:val="both"/>
+      </w:pPr>
+      <w:r>
+        <w:t>A base ufc_fighter_tott.csv contém informações individuais dos lutadores. Foram identificados 2.473 lutadores distintos, sendo a maioria dos nomes exclusivos, indicando baixa repetição. A variável disponível nesta base refere-se ao alcance (</w:t>
+      </w:r>
+      <w:proofErr w:type="spellStart"/>
+      <w:r>
+        <w:t>reach</w:t>
+      </w:r>
+      <w:proofErr w:type="spellEnd"/>
+      <w:r>
+        <w:t>) dos atletas, com 27 valores distintos, representando diferentes medidas de envergadura entre os lutadores.</w:t>
+      </w:r>
+    </w:p>
+    <w:p>
+      <w:pPr>
+        <w:jc w:val="both"/>
+      </w:pPr>
+    </w:p>
+    <w:p>
+      <w:pPr>
         <w:jc w:val="both"/>
         <w:rPr>
           <w:lang w:val="en-US"/>
@@ -13371,6 +13674,37 @@
     </w:p>
     <w:p>
       <w:pPr>
+        <w:ind w:firstLine="708"/>
+        <w:jc w:val="both"/>
+        <w:rPr>
+          <w:rFonts w:ascii="Arial" w:hAnsi="Arial" w:cs="Arial"/>
+        </w:rPr>
+      </w:pPr>
+      <w:r>
+        <w:rPr>
+          <w:rFonts w:ascii="Arial" w:hAnsi="Arial" w:cs="Arial"/>
+        </w:rPr>
+        <w:t xml:space="preserve">Por fim, a base ufc_event_details.csv reúne informações sobre os eventos. Foram identificados 764 eventos distintos, cada um associado a uma data específica, com 759 datas diferentes registradas e ausência de valores </w:t>
+      </w:r>
+      <w:r>
+        <w:rPr>
+          <w:rFonts w:ascii="Arial" w:hAnsi="Arial" w:cs="Arial"/>
+        </w:rPr>
+        <w:lastRenderedPageBreak/>
+        <w:t>nulos. Esses dados complementam as demais bases ao fornecer o contexto temporal dos combates analisados.</w:t>
+      </w:r>
+    </w:p>
+    <w:p>
+      <w:pPr>
+        <w:rPr>
+          <w:rFonts w:ascii="Arial" w:hAnsi="Arial" w:cs="Arial"/>
+          <w:b/>
+          <w:bCs/>
+        </w:rPr>
+      </w:pPr>
+    </w:p>
+    <w:p>
+      <w:pPr>
         <w:rPr>
           <w:rFonts w:ascii="Arial" w:hAnsi="Arial" w:cs="Arial"/>
           <w:b/>
@@ -13987,7 +14321,6 @@
               <w:rPr>
                 <w:rFonts w:ascii="Arial" w:hAnsi="Arial" w:cs="Arial"/>
               </w:rPr>
-              <w:lastRenderedPageBreak/>
               <w:t>Registros</w:t>
             </w:r>
           </w:p>
@@ -14366,7 +14699,14 @@
         <w:rPr>
           <w:rFonts w:ascii="Arial" w:hAnsi="Arial" w:cs="Arial"/>
         </w:rPr>
-        <w:t xml:space="preserve"> corresponde a atletas com poucas ou nenhuma luta registrada no período analisado, muitos deles de eventos antigos dos anos 1990 e início dos anos 2000, quando o registro de dados físicos dos atletas ainda não era padronizado pela organização. Isso explica por que a remoção de quase metade dos lutadores resultou na exclusão de apenas 12,7% das lutas — os lutadores removidos tinham baixa participação no volume total de confrontos.</w:t>
+        <w:t xml:space="preserve"> corresponde a atletas com poucas ou nenhuma luta registrada no período analisado, muitos deles de eventos antigos dos anos 1990 e início dos anos 2000, quando o registro de dados físicos dos atletas ainda não era padronizado pela organização. Isso explica por que a remoção de quase metade dos </w:t>
+      </w:r>
+      <w:r>
+        <w:rPr>
+          <w:rFonts w:ascii="Arial" w:hAnsi="Arial" w:cs="Arial"/>
+        </w:rPr>
+        <w:lastRenderedPageBreak/>
+        <w:t>lutadores resultou na exclusão de apenas 12,7% das lutas — os lutadores removidos tinham baixa participação no volume total de confrontos.</w:t>
       </w:r>
     </w:p>
     <w:p>
@@ -14540,7 +14880,6 @@
           <w:bCs/>
           <w:noProof/>
         </w:rPr>
-        <w:lastRenderedPageBreak/>
         <w:drawing>
           <wp:anchor distT="0" distB="0" distL="114300" distR="114300" simplePos="0" relativeHeight="251658240" behindDoc="0" locked="0" layoutInCell="1" allowOverlap="1" wp14:anchorId="1FAF6505" wp14:editId="1DB207D6">
             <wp:simplePos x="0" y="0"/>
@@ -14565,7 +14904,7 @@
                     <pic:cNvPicPr/>
                   </pic:nvPicPr>
                   <pic:blipFill>
-                    <a:blip r:embed="rId7">
+                    <a:blip r:embed="rId10">
                       <a:extLst>
                         <a:ext uri="{28A0092B-C50C-407E-A947-70E740481C1C}">
                           <a14:useLocalDpi xmlns:a14="http://schemas.microsoft.com/office/drawing/2010/main" val="0"/>
@@ -14705,6 +15044,7 @@
           <w:b/>
           <w:bCs/>
         </w:rPr>
+        <w:lastRenderedPageBreak/>
         <w:t>SCH_UFC_001.DIM_EVENTO:</w:t>
       </w:r>
       <w:r>
@@ -14900,7 +15240,6 @@
           <w:b/>
           <w:bCs/>
         </w:rPr>
-        <w:lastRenderedPageBreak/>
         <w:t>SCH_UFC_001.FATO_ROUND_LUTA:</w:t>
       </w:r>
       <w:r>
@@ -15548,6 +15887,7 @@
                 <w:color w:val="000000"/>
                 <w:szCs w:val="24"/>
               </w:rPr>
+              <w:lastRenderedPageBreak/>
               <w:t>DIM_TEMPO</w:t>
             </w:r>
           </w:p>
@@ -16758,7 +17098,6 @@
                 <w:color w:val="000000"/>
                 <w:szCs w:val="24"/>
               </w:rPr>
-              <w:lastRenderedPageBreak/>
               <w:t>DIM_LUTADOR</w:t>
             </w:r>
           </w:p>
@@ -17857,6 +18196,7 @@
                 <w:color w:val="000000"/>
                 <w:szCs w:val="24"/>
               </w:rPr>
+              <w:lastRenderedPageBreak/>
               <w:t>FATO_ROUND_LUTA</w:t>
             </w:r>
           </w:p>
@@ -18729,7 +19069,6 @@
                 <w:color w:val="000000"/>
                 <w:szCs w:val="24"/>
               </w:rPr>
-              <w:lastRenderedPageBreak/>
               <w:t>FATO_ROUND_LUTA</w:t>
             </w:r>
           </w:p>
@@ -19070,7 +19409,7 @@
         </w:rPr>
         <w:t xml:space="preserve">Disponível em: </w:t>
       </w:r>
-      <w:hyperlink r:id="rId8" w:history="1">
+      <w:hyperlink r:id="rId11" w:history="1">
         <w:r>
           <w:rPr>
             <w:rStyle w:val="Hyperlink"/>
@@ -19127,7 +19466,7 @@
         </w:rPr>
         <w:t xml:space="preserve"> no Brasil | UFC.COM.BR. Disponível em: </w:t>
       </w:r>
-      <w:hyperlink r:id="rId9" w:history="1">
+      <w:hyperlink r:id="rId12" w:history="1">
         <w:r>
           <w:rPr>
             <w:rStyle w:val="Hyperlink"/>
@@ -19156,7 +19495,7 @@
         </w:rPr>
         <w:t xml:space="preserve">O que é um Data Warehouse? Disponível em: </w:t>
       </w:r>
-      <w:hyperlink r:id="rId10" w:history="1">
+      <w:hyperlink r:id="rId13" w:history="1">
         <w:r>
           <w:rPr>
             <w:rStyle w:val="Hyperlink"/>
@@ -19229,7 +19568,7 @@
         </w:rPr>
         <w:t xml:space="preserve"> | UFC. Disponível em: </w:t>
       </w:r>
-      <w:hyperlink r:id="rId11" w:history="1">
+      <w:hyperlink r:id="rId14" w:history="1">
         <w:r>
           <w:rPr>
             <w:rStyle w:val="Hyperlink"/>
@@ -19294,7 +19633,7 @@
         </w:rPr>
         <w:t xml:space="preserve">? Disponível em: </w:t>
       </w:r>
-      <w:hyperlink r:id="rId12" w:history="1">
+      <w:hyperlink r:id="rId15" w:history="1">
         <w:r>
           <w:rPr>
             <w:rStyle w:val="Hyperlink"/>
